--- a/docs/vsca11y_Dokumentacija.docx
+++ b/docs/vsca11y_Dokumentacija.docx
@@ -704,9 +704,11 @@
           <w:pPr>
             <w:pStyle w:val="TOCHeading"/>
           </w:pPr>
+          <w:proofErr w:type="spellStart"/>
           <w:r>
             <w:t>Sadržaj</w:t>
           </w:r>
+          <w:proofErr w:type="spellEnd"/>
         </w:p>
         <w:p>
           <w:pPr>
@@ -2012,6 +2014,7 @@
         </w:rPr>
         <w:t xml:space="preserve">eng. </w:t>
       </w:r>
+      <w:proofErr w:type="spellStart"/>
       <w:r>
         <w:rPr>
           <w:i/>
@@ -2021,6 +2024,7 @@
         </w:rPr>
         <w:t>errora</w:t>
       </w:r>
+      <w:proofErr w:type="spellEnd"/>
       <w:r>
         <w:rPr>
           <w:sz w:val="28"/>
@@ -2035,6 +2039,7 @@
         </w:rPr>
         <w:t xml:space="preserve">eng. </w:t>
       </w:r>
+      <w:proofErr w:type="spellStart"/>
       <w:r>
         <w:rPr>
           <w:i/>
@@ -2044,6 +2049,7 @@
         </w:rPr>
         <w:t>warninga</w:t>
       </w:r>
+      <w:proofErr w:type="spellEnd"/>
       <w:r>
         <w:rPr>
           <w:sz w:val="28"/>
@@ -2051,6 +2057,7 @@
         </w:rPr>
         <w:t xml:space="preserve">). Ako greške nisu jasno istaknute, </w:t>
       </w:r>
+      <w:proofErr w:type="spellStart"/>
       <w:r>
         <w:rPr>
           <w:i/>
@@ -2060,6 +2067,7 @@
         </w:rPr>
         <w:t>user</w:t>
       </w:r>
+      <w:proofErr w:type="spellEnd"/>
       <w:r>
         <w:rPr>
           <w:sz w:val="28"/>
@@ -2157,7 +2165,39 @@
           <w:sz w:val="28"/>
           <w:szCs w:val="28"/>
         </w:rPr>
-        <w:t>, ekstenziju za Visual Studio Code koja se fokusira na osnovne elemente pristupačnosti</w:t>
+        <w:t xml:space="preserve">, ekstenziju za </w:t>
+      </w:r>
+      <w:proofErr w:type="spellStart"/>
+      <w:r>
+        <w:rPr>
+          <w:sz w:val="28"/>
+          <w:szCs w:val="28"/>
+        </w:rPr>
+        <w:t>Visual</w:t>
+      </w:r>
+      <w:proofErr w:type="spellEnd"/>
+      <w:r>
+        <w:rPr>
+          <w:sz w:val="28"/>
+          <w:szCs w:val="28"/>
+        </w:rPr>
+        <w:t xml:space="preserve"> Studio </w:t>
+      </w:r>
+      <w:proofErr w:type="spellStart"/>
+      <w:r>
+        <w:rPr>
+          <w:sz w:val="28"/>
+          <w:szCs w:val="28"/>
+        </w:rPr>
+        <w:t>Code</w:t>
+      </w:r>
+      <w:proofErr w:type="spellEnd"/>
+      <w:r>
+        <w:rPr>
+          <w:sz w:val="28"/>
+          <w:szCs w:val="28"/>
+        </w:rPr>
+        <w:t xml:space="preserve"> koja se fokusira na osnovne elemente pristupačnosti</w:t>
       </w:r>
       <w:r>
         <w:rPr>
@@ -2171,7 +2211,23 @@
           <w:sz w:val="28"/>
           <w:szCs w:val="28"/>
         </w:rPr>
-        <w:t>. Cilj projekta je poboljšati vizualnu jasnoću grešaka u kodu te omogućiti korisnicima provjeru raspoznavanja boja pomoću Ishihara testa daltonizma</w:t>
+        <w:t xml:space="preserve">. Cilj projekta je poboljšati vizualnu jasnoću grešaka u kodu te omogućiti korisnicima provjeru raspoznavanja boja pomoću </w:t>
+      </w:r>
+      <w:proofErr w:type="spellStart"/>
+      <w:r>
+        <w:rPr>
+          <w:sz w:val="28"/>
+          <w:szCs w:val="28"/>
+        </w:rPr>
+        <w:t>Ishihara</w:t>
+      </w:r>
+      <w:proofErr w:type="spellEnd"/>
+      <w:r>
+        <w:rPr>
+          <w:sz w:val="28"/>
+          <w:szCs w:val="28"/>
+        </w:rPr>
+        <w:t xml:space="preserve"> testa daltonizma</w:t>
       </w:r>
       <w:r>
         <w:rPr>
@@ -2276,7 +2332,23 @@
           <w:sz w:val="28"/>
           <w:szCs w:val="28"/>
         </w:rPr>
-        <w:t xml:space="preserve">Mi smo učenici 7. i 8. razreda. Idemo u OŠ „Retfala“ Osijek i OŠ Josipovac. Sudjelovali  smo na puno informatičkih natjecanja čak i na državnim razinama. Jako volimo programirati i usvajati nova znanja koja bi nam mogla i pomoći u budućnosti. </w:t>
+        <w:t>Mi smo učenici 7. i 8. razreda. Idemo u OŠ „</w:t>
+      </w:r>
+      <w:proofErr w:type="spellStart"/>
+      <w:r>
+        <w:rPr>
+          <w:sz w:val="28"/>
+          <w:szCs w:val="28"/>
+        </w:rPr>
+        <w:t>Retfala</w:t>
+      </w:r>
+      <w:proofErr w:type="spellEnd"/>
+      <w:r>
+        <w:rPr>
+          <w:sz w:val="28"/>
+          <w:szCs w:val="28"/>
+        </w:rPr>
+        <w:t xml:space="preserve">“ Osijek i OŠ Josipovac. Sudjelovali  smo na puno informatičkih natjecanja čak i na državnim razinama. Jako volimo programirati i usvajati nova znanja koja bi nam mogla i pomoći u budućnosti. </w:t>
       </w:r>
     </w:p>
     <w:p>
@@ -2315,12 +2387,21 @@
         </w:rPr>
         <w:t xml:space="preserve"> </w:t>
       </w:r>
-      <w:r>
-        <w:rPr>
-          <w:sz w:val="28"/>
-          <w:szCs w:val="28"/>
-        </w:rPr>
-        <w:t>Code aplikacije koji imaju probleme s vidom. Odabrali smo VS</w:t>
+      <w:proofErr w:type="spellStart"/>
+      <w:r>
+        <w:rPr>
+          <w:sz w:val="28"/>
+          <w:szCs w:val="28"/>
+        </w:rPr>
+        <w:t>Code</w:t>
+      </w:r>
+      <w:proofErr w:type="spellEnd"/>
+      <w:r>
+        <w:rPr>
+          <w:sz w:val="28"/>
+          <w:szCs w:val="28"/>
+        </w:rPr>
+        <w:t xml:space="preserve"> aplikacije koji imaju probleme s vidom. Odabrali smo VS</w:t>
       </w:r>
       <w:r>
         <w:rPr>
@@ -2329,12 +2410,21 @@
         </w:rPr>
         <w:t xml:space="preserve"> </w:t>
       </w:r>
-      <w:r>
-        <w:rPr>
-          <w:sz w:val="28"/>
-          <w:szCs w:val="28"/>
-        </w:rPr>
-        <w:t>Code editor jer ga inače koristimo u programiranju.</w:t>
+      <w:proofErr w:type="spellStart"/>
+      <w:r>
+        <w:rPr>
+          <w:sz w:val="28"/>
+          <w:szCs w:val="28"/>
+        </w:rPr>
+        <w:t>Code</w:t>
+      </w:r>
+      <w:proofErr w:type="spellEnd"/>
+      <w:r>
+        <w:rPr>
+          <w:sz w:val="28"/>
+          <w:szCs w:val="28"/>
+        </w:rPr>
+        <w:t xml:space="preserve"> editor jer ga inače koristimo u programiranju.</w:t>
       </w:r>
     </w:p>
     <w:p>
@@ -2378,7 +2468,39 @@
           <w:sz w:val="28"/>
           <w:szCs w:val="28"/>
         </w:rPr>
-        <w:t xml:space="preserve">je ekstenzija za Visual Studio Code </w:t>
+        <w:t xml:space="preserve">je ekstenzija za </w:t>
+      </w:r>
+      <w:proofErr w:type="spellStart"/>
+      <w:r>
+        <w:rPr>
+          <w:sz w:val="28"/>
+          <w:szCs w:val="28"/>
+        </w:rPr>
+        <w:t>Visual</w:t>
+      </w:r>
+      <w:proofErr w:type="spellEnd"/>
+      <w:r>
+        <w:rPr>
+          <w:sz w:val="28"/>
+          <w:szCs w:val="28"/>
+        </w:rPr>
+        <w:t xml:space="preserve"> Studio </w:t>
+      </w:r>
+      <w:proofErr w:type="spellStart"/>
+      <w:r>
+        <w:rPr>
+          <w:sz w:val="28"/>
+          <w:szCs w:val="28"/>
+        </w:rPr>
+        <w:t>Code</w:t>
+      </w:r>
+      <w:proofErr w:type="spellEnd"/>
+      <w:r>
+        <w:rPr>
+          <w:sz w:val="28"/>
+          <w:szCs w:val="28"/>
+        </w:rPr>
+        <w:t xml:space="preserve"> </w:t>
       </w:r>
       <w:r>
         <w:rPr>
@@ -2468,7 +2590,39 @@
           <w:sz w:val="28"/>
           <w:szCs w:val="28"/>
         </w:rPr>
-        <w:t>označavanje grešaka (error) i upozorenja (warning)</w:t>
+        <w:t>označavanje grešaka (</w:t>
+      </w:r>
+      <w:proofErr w:type="spellStart"/>
+      <w:r>
+        <w:rPr>
+          <w:sz w:val="28"/>
+          <w:szCs w:val="28"/>
+        </w:rPr>
+        <w:t>error</w:t>
+      </w:r>
+      <w:proofErr w:type="spellEnd"/>
+      <w:r>
+        <w:rPr>
+          <w:sz w:val="28"/>
+          <w:szCs w:val="28"/>
+        </w:rPr>
+        <w:t>) i upozorenja (</w:t>
+      </w:r>
+      <w:proofErr w:type="spellStart"/>
+      <w:r>
+        <w:rPr>
+          <w:sz w:val="28"/>
+          <w:szCs w:val="28"/>
+        </w:rPr>
+        <w:t>warning</w:t>
+      </w:r>
+      <w:proofErr w:type="spellEnd"/>
+      <w:r>
+        <w:rPr>
+          <w:sz w:val="28"/>
+          <w:szCs w:val="28"/>
+        </w:rPr>
+        <w:t>)</w:t>
       </w:r>
     </w:p>
     <w:p>
@@ -2482,12 +2636,21 @@
           <w:szCs w:val="28"/>
         </w:rPr>
       </w:pPr>
-      <w:r>
-        <w:rPr>
-          <w:sz w:val="28"/>
-          <w:szCs w:val="28"/>
-        </w:rPr>
-        <w:t>Ishihara test za procjenu</w:t>
+      <w:proofErr w:type="spellStart"/>
+      <w:r>
+        <w:rPr>
+          <w:sz w:val="28"/>
+          <w:szCs w:val="28"/>
+        </w:rPr>
+        <w:t>Ishihara</w:t>
+      </w:r>
+      <w:proofErr w:type="spellEnd"/>
+      <w:r>
+        <w:rPr>
+          <w:sz w:val="28"/>
+          <w:szCs w:val="28"/>
+        </w:rPr>
+        <w:t xml:space="preserve"> test za procjenu</w:t>
       </w:r>
       <w:r>
         <w:rPr>
@@ -2622,19 +2785,44 @@
           <w:szCs w:val="28"/>
         </w:rPr>
       </w:pPr>
-      <w:r>
-        <w:rPr>
-          <w:sz w:val="28"/>
-          <w:szCs w:val="28"/>
-        </w:rPr>
-        <w:t>Ishihara test je</w:t>
-      </w:r>
-      <w:r>
-        <w:rPr>
-          <w:sz w:val="28"/>
-          <w:szCs w:val="28"/>
-        </w:rPr>
-        <w:t xml:space="preserve"> u svijetu poznat kao osnovni način prepoznavanja boja. Vjerovatno ste ga susreli u svom životu jer dolazi u prepoznatljivom obliku niza krugova različitih boja u kojemu morate prepoznati točan znak. Ukoliko </w:t>
+      <w:proofErr w:type="spellStart"/>
+      <w:r>
+        <w:rPr>
+          <w:sz w:val="28"/>
+          <w:szCs w:val="28"/>
+        </w:rPr>
+        <w:t>Ishihara</w:t>
+      </w:r>
+      <w:proofErr w:type="spellEnd"/>
+      <w:r>
+        <w:rPr>
+          <w:sz w:val="28"/>
+          <w:szCs w:val="28"/>
+        </w:rPr>
+        <w:t xml:space="preserve"> test je</w:t>
+      </w:r>
+      <w:r>
+        <w:rPr>
+          <w:sz w:val="28"/>
+          <w:szCs w:val="28"/>
+        </w:rPr>
+        <w:t xml:space="preserve"> u svijetu poznat kao osnovni način prepoznavanja boja. </w:t>
+      </w:r>
+      <w:proofErr w:type="spellStart"/>
+      <w:r>
+        <w:rPr>
+          <w:sz w:val="28"/>
+          <w:szCs w:val="28"/>
+        </w:rPr>
+        <w:t>Vjerovatno</w:t>
+      </w:r>
+      <w:proofErr w:type="spellEnd"/>
+      <w:r>
+        <w:rPr>
+          <w:sz w:val="28"/>
+          <w:szCs w:val="28"/>
+        </w:rPr>
+        <w:t xml:space="preserve"> ste ga susreli u svom životu jer dolazi u prepoznatljivom obliku niza krugova različitih boja u kojemu morate prepoznati točan znak. Ukoliko </w:t>
       </w:r>
       <w:r>
         <w:rPr>
@@ -2745,7 +2933,23 @@
         <w:t>4</w:t>
       </w:r>
       <w:r>
-        <w:t>.1. Error i Warning oznake</w:t>
+        <w:t xml:space="preserve">.1. </w:t>
+      </w:r>
+      <w:proofErr w:type="spellStart"/>
+      <w:r>
+        <w:t>Error</w:t>
+      </w:r>
+      <w:proofErr w:type="spellEnd"/>
+      <w:r>
+        <w:t xml:space="preserve"> i </w:t>
+      </w:r>
+      <w:proofErr w:type="spellStart"/>
+      <w:r>
+        <w:t>Warning</w:t>
+      </w:r>
+      <w:proofErr w:type="spellEnd"/>
+      <w:r>
+        <w:t xml:space="preserve"> oznake</w:t>
       </w:r>
       <w:bookmarkEnd w:id="4"/>
     </w:p>
@@ -2762,22 +2966,70 @@
           <w:sz w:val="28"/>
           <w:szCs w:val="28"/>
         </w:rPr>
-        <w:t>Greške i upozorenja predstavljaju jedan od najvažnijih dijelova rada s kodom. Ako nisu jasno istaknuti, korisnik ih može previdjeti, što otežava razvoj i debugiranje programa.</w:t>
-      </w:r>
-    </w:p>
-    <w:p>
-      <w:pPr>
-        <w:rPr>
-          <w:sz w:val="28"/>
-          <w:szCs w:val="28"/>
-        </w:rPr>
-      </w:pPr>
-      <w:r>
-        <w:rPr>
-          <w:sz w:val="28"/>
-          <w:szCs w:val="28"/>
-        </w:rPr>
-        <w:t xml:space="preserve">U VSC A11Y ekstenziji error i warning poruke su </w:t>
+        <w:t xml:space="preserve">Greške i upozorenja predstavljaju jedan od najvažnijih dijelova rada s kodom. Ako nisu jasno istaknuti, korisnik ih može previdjeti, što otežava razvoj i </w:t>
+      </w:r>
+      <w:proofErr w:type="spellStart"/>
+      <w:r>
+        <w:rPr>
+          <w:sz w:val="28"/>
+          <w:szCs w:val="28"/>
+        </w:rPr>
+        <w:t>debugiranje</w:t>
+      </w:r>
+      <w:proofErr w:type="spellEnd"/>
+      <w:r>
+        <w:rPr>
+          <w:sz w:val="28"/>
+          <w:szCs w:val="28"/>
+        </w:rPr>
+        <w:t xml:space="preserve"> programa.</w:t>
+      </w:r>
+    </w:p>
+    <w:p>
+      <w:pPr>
+        <w:rPr>
+          <w:sz w:val="28"/>
+          <w:szCs w:val="28"/>
+        </w:rPr>
+      </w:pPr>
+      <w:r>
+        <w:rPr>
+          <w:sz w:val="28"/>
+          <w:szCs w:val="28"/>
+        </w:rPr>
+        <w:t xml:space="preserve">U VSC A11Y ekstenziji </w:t>
+      </w:r>
+      <w:proofErr w:type="spellStart"/>
+      <w:r>
+        <w:rPr>
+          <w:sz w:val="28"/>
+          <w:szCs w:val="28"/>
+        </w:rPr>
+        <w:t>error</w:t>
+      </w:r>
+      <w:proofErr w:type="spellEnd"/>
+      <w:r>
+        <w:rPr>
+          <w:sz w:val="28"/>
+          <w:szCs w:val="28"/>
+        </w:rPr>
+        <w:t xml:space="preserve"> i </w:t>
+      </w:r>
+      <w:proofErr w:type="spellStart"/>
+      <w:r>
+        <w:rPr>
+          <w:sz w:val="28"/>
+          <w:szCs w:val="28"/>
+        </w:rPr>
+        <w:t>warning</w:t>
+      </w:r>
+      <w:proofErr w:type="spellEnd"/>
+      <w:r>
+        <w:rPr>
+          <w:sz w:val="28"/>
+          <w:szCs w:val="28"/>
+        </w:rPr>
+        <w:t xml:space="preserve"> poruke su </w:t>
       </w:r>
       <w:r>
         <w:rPr>
@@ -2819,12 +3071,21 @@
           <w:szCs w:val="28"/>
         </w:rPr>
       </w:pPr>
-      <w:r>
-        <w:rPr>
-          <w:sz w:val="28"/>
-          <w:szCs w:val="28"/>
-        </w:rPr>
-        <w:t xml:space="preserve">Error je označen crvenim okvirom i simbolom </w:t>
+      <w:proofErr w:type="spellStart"/>
+      <w:r>
+        <w:rPr>
+          <w:sz w:val="28"/>
+          <w:szCs w:val="28"/>
+        </w:rPr>
+        <w:t>Error</w:t>
+      </w:r>
+      <w:proofErr w:type="spellEnd"/>
+      <w:r>
+        <w:rPr>
+          <w:sz w:val="28"/>
+          <w:szCs w:val="28"/>
+        </w:rPr>
+        <w:t xml:space="preserve"> je označen crvenim okvirom i simbolom </w:t>
       </w:r>
       <w:r>
         <w:rPr>
@@ -2846,12 +3107,21 @@
           <w:szCs w:val="28"/>
         </w:rPr>
       </w:pPr>
-      <w:r>
-        <w:rPr>
-          <w:sz w:val="28"/>
-          <w:szCs w:val="28"/>
-        </w:rPr>
-        <w:t xml:space="preserve">Warning je označen žutim okvirom i simbolom </w:t>
+      <w:proofErr w:type="spellStart"/>
+      <w:r>
+        <w:rPr>
+          <w:sz w:val="28"/>
+          <w:szCs w:val="28"/>
+        </w:rPr>
+        <w:t>Warning</w:t>
+      </w:r>
+      <w:proofErr w:type="spellEnd"/>
+      <w:r>
+        <w:rPr>
+          <w:sz w:val="28"/>
+          <w:szCs w:val="28"/>
+        </w:rPr>
+        <w:t xml:space="preserve"> je označen žutim okvirom i simbolom </w:t>
       </w:r>
       <w:r>
         <w:rPr>
@@ -2923,7 +3193,23 @@
           <w:sz w:val="28"/>
           <w:szCs w:val="28"/>
         </w:rPr>
-        <w:t>pokušavamo na postojeći dizajn kreiran u VS Code aplikaciji dodati</w:t>
+        <w:t xml:space="preserve">pokušavamo na postojeći dizajn kreiran u VS </w:t>
+      </w:r>
+      <w:proofErr w:type="spellStart"/>
+      <w:r>
+        <w:rPr>
+          <w:sz w:val="28"/>
+          <w:szCs w:val="28"/>
+        </w:rPr>
+        <w:t>Code</w:t>
+      </w:r>
+      <w:proofErr w:type="spellEnd"/>
+      <w:r>
+        <w:rPr>
+          <w:sz w:val="28"/>
+          <w:szCs w:val="28"/>
+        </w:rPr>
+        <w:t xml:space="preserve"> aplikaciji dodati</w:t>
       </w:r>
       <w:r>
         <w:rPr>
@@ -3014,7 +3300,15 @@
         <w:t>4</w:t>
       </w:r>
       <w:r>
-        <w:t>.2. Ishihara test daltonizma</w:t>
+        <w:t xml:space="preserve">.2. </w:t>
+      </w:r>
+      <w:proofErr w:type="spellStart"/>
+      <w:r>
+        <w:t>Ishihara</w:t>
+      </w:r>
+      <w:proofErr w:type="spellEnd"/>
+      <w:r>
+        <w:t xml:space="preserve"> test daltonizma</w:t>
       </w:r>
       <w:r>
         <w:rPr>
@@ -3099,6 +3393,7 @@
           <w:szCs w:val="28"/>
         </w:rPr>
       </w:pPr>
+      <w:proofErr w:type="spellStart"/>
       <w:r>
         <w:rPr>
           <w:b/>
@@ -3108,6 +3403,7 @@
         </w:rPr>
         <w:t>protanopija</w:t>
       </w:r>
+      <w:proofErr w:type="spellEnd"/>
       <w:r>
         <w:rPr>
           <w:sz w:val="28"/>
@@ -3123,12 +3419,21 @@
           <w:szCs w:val="28"/>
         </w:rPr>
       </w:pPr>
-      <w:r>
-        <w:rPr>
-          <w:sz w:val="28"/>
-          <w:szCs w:val="28"/>
-        </w:rPr>
-        <w:t xml:space="preserve">Ishihara test je </w:t>
+      <w:proofErr w:type="spellStart"/>
+      <w:r>
+        <w:rPr>
+          <w:sz w:val="28"/>
+          <w:szCs w:val="28"/>
+        </w:rPr>
+        <w:t>Ishihara</w:t>
+      </w:r>
+      <w:proofErr w:type="spellEnd"/>
+      <w:r>
+        <w:rPr>
+          <w:sz w:val="28"/>
+          <w:szCs w:val="28"/>
+        </w:rPr>
+        <w:t xml:space="preserve"> test je </w:t>
       </w:r>
       <w:r>
         <w:rPr>
@@ -3171,7 +3476,23 @@
           <w:sz w:val="28"/>
           <w:szCs w:val="28"/>
         </w:rPr>
-        <w:t>U sklopu VSC A11Y ekstenzije implementiran je osnovni Ishihara test koji korisniku omogućuje:</w:t>
+        <w:t xml:space="preserve">U sklopu VSC A11Y ekstenzije implementiran je osnovni </w:t>
+      </w:r>
+      <w:proofErr w:type="spellStart"/>
+      <w:r>
+        <w:rPr>
+          <w:sz w:val="28"/>
+          <w:szCs w:val="28"/>
+        </w:rPr>
+        <w:t>Ishihara</w:t>
+      </w:r>
+      <w:proofErr w:type="spellEnd"/>
+      <w:r>
+        <w:rPr>
+          <w:sz w:val="28"/>
+          <w:szCs w:val="28"/>
+        </w:rPr>
+        <w:t xml:space="preserve"> test koji korisniku omogućuje:</w:t>
       </w:r>
     </w:p>
     <w:p>
@@ -3190,7 +3511,23 @@
           <w:sz w:val="28"/>
           <w:szCs w:val="28"/>
         </w:rPr>
-        <w:t>pregled Ishihara ploča</w:t>
+        <w:t xml:space="preserve">pregled </w:t>
+      </w:r>
+      <w:proofErr w:type="spellStart"/>
+      <w:r>
+        <w:rPr>
+          <w:sz w:val="28"/>
+          <w:szCs w:val="28"/>
+        </w:rPr>
+        <w:t>Ishihara</w:t>
+      </w:r>
+      <w:proofErr w:type="spellEnd"/>
+      <w:r>
+        <w:rPr>
+          <w:sz w:val="28"/>
+          <w:szCs w:val="28"/>
+        </w:rPr>
+        <w:t xml:space="preserve"> ploča</w:t>
       </w:r>
     </w:p>
     <w:p>
@@ -3297,7 +3634,15 @@
         <w:t>3</w:t>
       </w:r>
       <w:r>
-        <w:t>. Ishihara test daltonizma - kod</w:t>
+        <w:t xml:space="preserve">. </w:t>
+      </w:r>
+      <w:proofErr w:type="spellStart"/>
+      <w:r>
+        <w:t>Ishihara</w:t>
+      </w:r>
+      <w:proofErr w:type="spellEnd"/>
+      <w:r>
+        <w:t xml:space="preserve"> test daltonizma - kod</w:t>
       </w:r>
       <w:bookmarkEnd w:id="6"/>
     </w:p>
@@ -3314,7 +3659,23 @@
           <w:sz w:val="28"/>
           <w:szCs w:val="28"/>
         </w:rPr>
-        <w:t>Test se sastoji od standardnih Ishihara ploča s brojevima sastavljenima od točkica različitih boja.</w:t>
+        <w:t xml:space="preserve">Test se sastoji od standardnih </w:t>
+      </w:r>
+      <w:proofErr w:type="spellStart"/>
+      <w:r>
+        <w:rPr>
+          <w:sz w:val="28"/>
+          <w:szCs w:val="28"/>
+        </w:rPr>
+        <w:t>Ishihara</w:t>
+      </w:r>
+      <w:proofErr w:type="spellEnd"/>
+      <w:r>
+        <w:rPr>
+          <w:sz w:val="28"/>
+          <w:szCs w:val="28"/>
+        </w:rPr>
+        <w:t xml:space="preserve"> ploča s brojevima sastavljenima od točkica različitih boja.</w:t>
       </w:r>
       <w:r>
         <w:rPr>
@@ -3556,35 +3917,60 @@
           <w:szCs w:val="28"/>
         </w:rPr>
       </w:pPr>
-      <w:r>
-        <w:rPr>
-          <w:sz w:val="28"/>
-          <w:szCs w:val="28"/>
-        </w:rPr>
-        <w:t xml:space="preserve">Ishihara test je prvo bio napravljen u programskom jeziku Python. Generiranje ploča se dobro obavljalo, ali test nije bio implementiran u samu ekstenziju već je dolazio posebno. </w:t>
-      </w:r>
-    </w:p>
-    <w:p>
-      <w:pPr>
-        <w:rPr>
-          <w:sz w:val="28"/>
-          <w:szCs w:val="28"/>
-        </w:rPr>
-      </w:pPr>
-    </w:p>
-    <w:p>
-      <w:pPr>
-        <w:rPr>
-          <w:sz w:val="28"/>
-          <w:szCs w:val="28"/>
-        </w:rPr>
-      </w:pPr>
-      <w:r>
-        <w:rPr>
-          <w:sz w:val="28"/>
-          <w:szCs w:val="28"/>
-        </w:rPr>
-        <w:t xml:space="preserve">Tada smo naišli na problem s uklapanjem testa u ekstenziju pri čemu smo se sjetili da, umjesto u Pythonu, test napravimo uz pomoću Webview-a. To nam </w:t>
+      <w:proofErr w:type="spellStart"/>
+      <w:r>
+        <w:rPr>
+          <w:sz w:val="28"/>
+          <w:szCs w:val="28"/>
+        </w:rPr>
+        <w:t>Ishihara</w:t>
+      </w:r>
+      <w:proofErr w:type="spellEnd"/>
+      <w:r>
+        <w:rPr>
+          <w:sz w:val="28"/>
+          <w:szCs w:val="28"/>
+        </w:rPr>
+        <w:t xml:space="preserve"> test je prvo bio napravljen u programskom jeziku Python. Generiranje ploča se dobro obavljalo, ali test nije bio implementiran u samu ekstenziju već je dolazio posebno. </w:t>
+      </w:r>
+    </w:p>
+    <w:p>
+      <w:pPr>
+        <w:rPr>
+          <w:sz w:val="28"/>
+          <w:szCs w:val="28"/>
+        </w:rPr>
+      </w:pPr>
+    </w:p>
+    <w:p>
+      <w:pPr>
+        <w:rPr>
+          <w:sz w:val="28"/>
+          <w:szCs w:val="28"/>
+        </w:rPr>
+      </w:pPr>
+      <w:r>
+        <w:rPr>
+          <w:sz w:val="28"/>
+          <w:szCs w:val="28"/>
+        </w:rPr>
+        <w:t xml:space="preserve">Tada smo naišli na problem s uklapanjem testa u ekstenziju pri čemu smo se sjetili da, umjesto u Pythonu, test napravimo uz pomoću </w:t>
+      </w:r>
+      <w:proofErr w:type="spellStart"/>
+      <w:r>
+        <w:rPr>
+          <w:sz w:val="28"/>
+          <w:szCs w:val="28"/>
+        </w:rPr>
+        <w:t>Webview</w:t>
+      </w:r>
+      <w:proofErr w:type="spellEnd"/>
+      <w:r>
+        <w:rPr>
+          <w:sz w:val="28"/>
+          <w:szCs w:val="28"/>
+        </w:rPr>
+        <w:t xml:space="preserve">-a. To nam </w:t>
       </w:r>
       <w:r>
         <w:rPr>
@@ -3592,7 +3978,23 @@
           <w:szCs w:val="28"/>
         </w:rPr>
         <w:lastRenderedPageBreak/>
-        <w:t>je olakšavalo implementiranje testa uz brže generiranje Ishihara ploča. U tome nam je pomogla umjetna inteligencija.</w:t>
+        <w:t xml:space="preserve">je olakšavalo implementiranje testa uz brže generiranje </w:t>
+      </w:r>
+      <w:proofErr w:type="spellStart"/>
+      <w:r>
+        <w:rPr>
+          <w:sz w:val="28"/>
+          <w:szCs w:val="28"/>
+        </w:rPr>
+        <w:t>Ishihara</w:t>
+      </w:r>
+      <w:proofErr w:type="spellEnd"/>
+      <w:r>
+        <w:rPr>
+          <w:sz w:val="28"/>
+          <w:szCs w:val="28"/>
+        </w:rPr>
+        <w:t xml:space="preserve"> ploča. U tome nam je pomogla umjetna inteligencija.</w:t>
       </w:r>
     </w:p>
     <w:p>
@@ -3622,6 +4024,7 @@
         </w:rPr>
         <w:t xml:space="preserve">Pristupačnost (engl. </w:t>
       </w:r>
+      <w:proofErr w:type="spellStart"/>
       <w:r>
         <w:rPr>
           <w:i/>
@@ -3631,6 +4034,7 @@
         </w:rPr>
         <w:t>accessibility</w:t>
       </w:r>
+      <w:proofErr w:type="spellEnd"/>
       <w:r>
         <w:rPr>
           <w:sz w:val="28"/>
@@ -3775,12 +4179,21 @@
           <w:szCs w:val="28"/>
         </w:rPr>
       </w:pPr>
-      <w:r>
-        <w:rPr>
-          <w:sz w:val="28"/>
-          <w:szCs w:val="28"/>
-        </w:rPr>
-        <w:t>Ishihara test dodatno doprinosi pristupačnosti jer korisniku daje mogućnost samoprocjene i prilagodbe radnog okruženja vlastitim potrebama.</w:t>
+      <w:proofErr w:type="spellStart"/>
+      <w:r>
+        <w:rPr>
+          <w:sz w:val="28"/>
+          <w:szCs w:val="28"/>
+        </w:rPr>
+        <w:t>Ishihara</w:t>
+      </w:r>
+      <w:proofErr w:type="spellEnd"/>
+      <w:r>
+        <w:rPr>
+          <w:sz w:val="28"/>
+          <w:szCs w:val="28"/>
+        </w:rPr>
+        <w:t xml:space="preserve"> test dodatno doprinosi pristupačnosti jer korisniku daje mogućnost samoprocjene i prilagodbe radnog okruženja vlastitim potrebama.</w:t>
       </w:r>
     </w:p>
     <w:p>
@@ -3827,6 +4240,7 @@
         </w:rPr>
         <w:t xml:space="preserve">Ekstenzija VSC A11Y razvijena je u programskom jeziku </w:t>
       </w:r>
+      <w:proofErr w:type="spellStart"/>
       <w:r>
         <w:rPr>
           <w:b/>
@@ -3836,12 +4250,61 @@
         </w:rPr>
         <w:t>TypeScript</w:t>
       </w:r>
-      <w:r>
-        <w:rPr>
-          <w:sz w:val="28"/>
-          <w:szCs w:val="28"/>
-        </w:rPr>
-        <w:t>, koji je standard za izradu VS Code ekstenzija. Korišten je službeni VS Code Extension API, koji omogućuje pristup editoru i njegovim funkcionalnostima.</w:t>
+      <w:proofErr w:type="spellEnd"/>
+      <w:r>
+        <w:rPr>
+          <w:sz w:val="28"/>
+          <w:szCs w:val="28"/>
+        </w:rPr>
+        <w:t xml:space="preserve">, koji je standard za izradu VS </w:t>
+      </w:r>
+      <w:proofErr w:type="spellStart"/>
+      <w:r>
+        <w:rPr>
+          <w:sz w:val="28"/>
+          <w:szCs w:val="28"/>
+        </w:rPr>
+        <w:t>Code</w:t>
+      </w:r>
+      <w:proofErr w:type="spellEnd"/>
+      <w:r>
+        <w:rPr>
+          <w:sz w:val="28"/>
+          <w:szCs w:val="28"/>
+        </w:rPr>
+        <w:t xml:space="preserve"> ekstenzija. Korišten je službeni VS </w:t>
+      </w:r>
+      <w:proofErr w:type="spellStart"/>
+      <w:r>
+        <w:rPr>
+          <w:sz w:val="28"/>
+          <w:szCs w:val="28"/>
+        </w:rPr>
+        <w:t>Code</w:t>
+      </w:r>
+      <w:proofErr w:type="spellEnd"/>
+      <w:r>
+        <w:rPr>
+          <w:sz w:val="28"/>
+          <w:szCs w:val="28"/>
+        </w:rPr>
+        <w:t xml:space="preserve"> </w:t>
+      </w:r>
+      <w:proofErr w:type="spellStart"/>
+      <w:r>
+        <w:rPr>
+          <w:sz w:val="28"/>
+          <w:szCs w:val="28"/>
+        </w:rPr>
+        <w:t>Extension</w:t>
+      </w:r>
+      <w:proofErr w:type="spellEnd"/>
+      <w:r>
+        <w:rPr>
+          <w:sz w:val="28"/>
+          <w:szCs w:val="28"/>
+        </w:rPr>
+        <w:t xml:space="preserve"> API, koji omogućuje pristup editoru i njegovim funkcionalnostima.</w:t>
       </w:r>
     </w:p>
     <w:p>
@@ -3853,7 +4316,23 @@
         <w:t>6</w:t>
       </w:r>
       <w:r>
-        <w:t xml:space="preserve">.1. Error i Warning </w:t>
+        <w:t xml:space="preserve">.1. </w:t>
+      </w:r>
+      <w:proofErr w:type="spellStart"/>
+      <w:r>
+        <w:t>Error</w:t>
+      </w:r>
+      <w:proofErr w:type="spellEnd"/>
+      <w:r>
+        <w:t xml:space="preserve"> i </w:t>
+      </w:r>
+      <w:proofErr w:type="spellStart"/>
+      <w:r>
+        <w:t>Warning</w:t>
+      </w:r>
+      <w:proofErr w:type="spellEnd"/>
+      <w:r>
+        <w:t xml:space="preserve"> </w:t>
       </w:r>
       <w:r>
         <w:t>indikatori</w:t>
@@ -3874,6 +4353,7 @@
         </w:rPr>
         <w:t xml:space="preserve">Za označavanje grešaka i upozorenja koriste se </w:t>
       </w:r>
+      <w:proofErr w:type="spellStart"/>
       <w:r>
         <w:rPr>
           <w:b/>
@@ -3885,6 +4365,7 @@
         </w:rPr>
         <w:t>TextEditorDecorationType</w:t>
       </w:r>
+      <w:proofErr w:type="spellEnd"/>
       <w:r>
         <w:rPr>
           <w:sz w:val="28"/>
@@ -4028,11 +4509,16 @@
       <w:r>
         <w:t xml:space="preserve">Dodavanje </w:t>
       </w:r>
+      <w:proofErr w:type="spellStart"/>
       <w:r>
         <w:t>I</w:t>
       </w:r>
       <w:r>
-        <w:t>shihara testa</w:t>
+        <w:t>shihara</w:t>
+      </w:r>
+      <w:proofErr w:type="spellEnd"/>
+      <w:r>
+        <w:t xml:space="preserve"> testa</w:t>
       </w:r>
       <w:bookmarkEnd w:id="10"/>
     </w:p>
@@ -4050,23 +4536,61 @@
           <w:szCs w:val="28"/>
           <w:lang w:val="en-US"/>
         </w:rPr>
-        <w:t xml:space="preserve">Ishihara test implementiran je </w:t>
-      </w:r>
-      <w:r>
-        <w:rPr>
-          <w:sz w:val="28"/>
-          <w:szCs w:val="28"/>
-          <w:lang w:val="en-US"/>
-        </w:rPr>
-        <w:t xml:space="preserve">prvo </w:t>
-      </w:r>
-      <w:r>
-        <w:rPr>
-          <w:sz w:val="28"/>
-          <w:szCs w:val="28"/>
-          <w:lang w:val="en-US"/>
-        </w:rPr>
-        <w:t xml:space="preserve">kao </w:t>
+        <w:t xml:space="preserve">Ishihara test </w:t>
+      </w:r>
+      <w:proofErr w:type="spellStart"/>
+      <w:r>
+        <w:rPr>
+          <w:sz w:val="28"/>
+          <w:szCs w:val="28"/>
+          <w:lang w:val="en-US"/>
+        </w:rPr>
+        <w:t>implementiran</w:t>
+      </w:r>
+      <w:proofErr w:type="spellEnd"/>
+      <w:r>
+        <w:rPr>
+          <w:sz w:val="28"/>
+          <w:szCs w:val="28"/>
+          <w:lang w:val="en-US"/>
+        </w:rPr>
+        <w:t xml:space="preserve"> je </w:t>
+      </w:r>
+      <w:proofErr w:type="spellStart"/>
+      <w:r>
+        <w:rPr>
+          <w:sz w:val="28"/>
+          <w:szCs w:val="28"/>
+          <w:lang w:val="en-US"/>
+        </w:rPr>
+        <w:t>prvo</w:t>
+      </w:r>
+      <w:proofErr w:type="spellEnd"/>
+      <w:r>
+        <w:rPr>
+          <w:sz w:val="28"/>
+          <w:szCs w:val="28"/>
+          <w:lang w:val="en-US"/>
+        </w:rPr>
+        <w:t xml:space="preserve"> </w:t>
+      </w:r>
+      <w:proofErr w:type="spellStart"/>
+      <w:r>
+        <w:rPr>
+          <w:sz w:val="28"/>
+          <w:szCs w:val="28"/>
+          <w:lang w:val="en-US"/>
+        </w:rPr>
+        <w:t>kao</w:t>
+      </w:r>
+      <w:proofErr w:type="spellEnd"/>
+      <w:r>
+        <w:rPr>
+          <w:sz w:val="28"/>
+          <w:szCs w:val="28"/>
+          <w:lang w:val="en-US"/>
+        </w:rPr>
+        <w:t xml:space="preserve"> </w:t>
       </w:r>
       <w:r>
         <w:rPr>
@@ -4084,7 +4608,115 @@
           <w:szCs w:val="28"/>
           <w:lang w:val="en-US"/>
         </w:rPr>
-        <w:t xml:space="preserve"> skripta uz pomoću PIL(Python Imaging Library), a kasnije kao </w:t>
+        <w:t xml:space="preserve"> </w:t>
+      </w:r>
+      <w:proofErr w:type="spellStart"/>
+      <w:r>
+        <w:rPr>
+          <w:sz w:val="28"/>
+          <w:szCs w:val="28"/>
+          <w:lang w:val="en-US"/>
+        </w:rPr>
+        <w:t>skripta</w:t>
+      </w:r>
+      <w:proofErr w:type="spellEnd"/>
+      <w:r>
+        <w:rPr>
+          <w:sz w:val="28"/>
+          <w:szCs w:val="28"/>
+          <w:lang w:val="en-US"/>
+        </w:rPr>
+        <w:t xml:space="preserve"> </w:t>
+      </w:r>
+      <w:proofErr w:type="spellStart"/>
+      <w:r>
+        <w:rPr>
+          <w:sz w:val="28"/>
+          <w:szCs w:val="28"/>
+          <w:lang w:val="en-US"/>
+        </w:rPr>
+        <w:t>uz</w:t>
+      </w:r>
+      <w:proofErr w:type="spellEnd"/>
+      <w:r>
+        <w:rPr>
+          <w:sz w:val="28"/>
+          <w:szCs w:val="28"/>
+          <w:lang w:val="en-US"/>
+        </w:rPr>
+        <w:t xml:space="preserve"> </w:t>
+      </w:r>
+      <w:proofErr w:type="spellStart"/>
+      <w:r>
+        <w:rPr>
+          <w:sz w:val="28"/>
+          <w:szCs w:val="28"/>
+          <w:lang w:val="en-US"/>
+        </w:rPr>
+        <w:t>pomoću</w:t>
+      </w:r>
+      <w:proofErr w:type="spellEnd"/>
+      <w:r>
+        <w:rPr>
+          <w:sz w:val="28"/>
+          <w:szCs w:val="28"/>
+          <w:lang w:val="en-US"/>
+        </w:rPr>
+        <w:t xml:space="preserve"> </w:t>
+      </w:r>
+      <w:proofErr w:type="gramStart"/>
+      <w:r>
+        <w:rPr>
+          <w:sz w:val="28"/>
+          <w:szCs w:val="28"/>
+          <w:lang w:val="en-US"/>
+        </w:rPr>
+        <w:t>PIL(</w:t>
+      </w:r>
+      <w:proofErr w:type="gramEnd"/>
+      <w:r>
+        <w:rPr>
+          <w:sz w:val="28"/>
+          <w:szCs w:val="28"/>
+          <w:lang w:val="en-US"/>
+        </w:rPr>
+        <w:t xml:space="preserve">Python Imaging Library), a </w:t>
+      </w:r>
+      <w:proofErr w:type="spellStart"/>
+      <w:r>
+        <w:rPr>
+          <w:sz w:val="28"/>
+          <w:szCs w:val="28"/>
+          <w:lang w:val="en-US"/>
+        </w:rPr>
+        <w:t>kasnije</w:t>
+      </w:r>
+      <w:proofErr w:type="spellEnd"/>
+      <w:r>
+        <w:rPr>
+          <w:sz w:val="28"/>
+          <w:szCs w:val="28"/>
+          <w:lang w:val="en-US"/>
+        </w:rPr>
+        <w:t xml:space="preserve"> </w:t>
+      </w:r>
+      <w:proofErr w:type="spellStart"/>
+      <w:r>
+        <w:rPr>
+          <w:sz w:val="28"/>
+          <w:szCs w:val="28"/>
+          <w:lang w:val="en-US"/>
+        </w:rPr>
+        <w:t>kao</w:t>
+      </w:r>
+      <w:proofErr w:type="spellEnd"/>
+      <w:r>
+        <w:rPr>
+          <w:sz w:val="28"/>
+          <w:szCs w:val="28"/>
+          <w:lang w:val="en-US"/>
+        </w:rPr>
+        <w:t xml:space="preserve"> </w:t>
       </w:r>
       <w:r>
         <w:rPr>
@@ -4102,7 +4734,106 @@
           <w:szCs w:val="28"/>
           <w:lang w:val="en-US"/>
         </w:rPr>
-        <w:t xml:space="preserve"> skripta koja dinamički generira testne slik</w:t>
+        <w:t xml:space="preserve"> </w:t>
+      </w:r>
+      <w:proofErr w:type="spellStart"/>
+      <w:r>
+        <w:rPr>
+          <w:sz w:val="28"/>
+          <w:szCs w:val="28"/>
+          <w:lang w:val="en-US"/>
+        </w:rPr>
+        <w:t>skripta</w:t>
+      </w:r>
+      <w:proofErr w:type="spellEnd"/>
+      <w:r>
+        <w:rPr>
+          <w:sz w:val="28"/>
+          <w:szCs w:val="28"/>
+          <w:lang w:val="en-US"/>
+        </w:rPr>
+        <w:t xml:space="preserve"> </w:t>
+      </w:r>
+      <w:proofErr w:type="spellStart"/>
+      <w:r>
+        <w:rPr>
+          <w:sz w:val="28"/>
+          <w:szCs w:val="28"/>
+          <w:lang w:val="en-US"/>
+        </w:rPr>
+        <w:t>koja</w:t>
+      </w:r>
+      <w:proofErr w:type="spellEnd"/>
+      <w:r>
+        <w:rPr>
+          <w:sz w:val="28"/>
+          <w:szCs w:val="28"/>
+          <w:lang w:val="en-US"/>
+        </w:rPr>
+        <w:t xml:space="preserve"> </w:t>
+      </w:r>
+      <w:proofErr w:type="spellStart"/>
+      <w:r>
+        <w:rPr>
+          <w:sz w:val="28"/>
+          <w:szCs w:val="28"/>
+          <w:lang w:val="en-US"/>
+        </w:rPr>
+        <w:t>dinamički</w:t>
+      </w:r>
+      <w:proofErr w:type="spellEnd"/>
+      <w:r>
+        <w:rPr>
+          <w:sz w:val="28"/>
+          <w:szCs w:val="28"/>
+          <w:lang w:val="en-US"/>
+        </w:rPr>
+        <w:t xml:space="preserve"> </w:t>
+      </w:r>
+      <w:proofErr w:type="spellStart"/>
+      <w:r>
+        <w:rPr>
+          <w:sz w:val="28"/>
+          <w:szCs w:val="28"/>
+          <w:lang w:val="en-US"/>
+        </w:rPr>
+        <w:t>generira</w:t>
+      </w:r>
+      <w:proofErr w:type="spellEnd"/>
+      <w:r>
+        <w:rPr>
+          <w:sz w:val="28"/>
+          <w:szCs w:val="28"/>
+          <w:lang w:val="en-US"/>
+        </w:rPr>
+        <w:t xml:space="preserve"> </w:t>
+      </w:r>
+      <w:proofErr w:type="spellStart"/>
+      <w:r>
+        <w:rPr>
+          <w:sz w:val="28"/>
+          <w:szCs w:val="28"/>
+          <w:lang w:val="en-US"/>
+        </w:rPr>
+        <w:t>testne</w:t>
+      </w:r>
+      <w:proofErr w:type="spellEnd"/>
+      <w:r>
+        <w:rPr>
+          <w:sz w:val="28"/>
+          <w:szCs w:val="28"/>
+          <w:lang w:val="en-US"/>
+        </w:rPr>
+        <w:t xml:space="preserve"> </w:t>
+      </w:r>
+      <w:proofErr w:type="spellStart"/>
+      <w:r>
+        <w:rPr>
+          <w:sz w:val="28"/>
+          <w:szCs w:val="28"/>
+          <w:lang w:val="en-US"/>
+        </w:rPr>
+        <w:t>slik</w:t>
       </w:r>
       <w:r>
         <w:rPr>
@@ -4112,6 +4843,7 @@
         </w:rPr>
         <w:t>e</w:t>
       </w:r>
+      <w:proofErr w:type="spellEnd"/>
       <w:r>
         <w:rPr>
           <w:sz w:val="28"/>
@@ -4129,14 +4861,358 @@
           <w:lang w:val="en-US"/>
         </w:rPr>
       </w:pPr>
-      <w:r>
-        <w:rPr>
-          <w:sz w:val="28"/>
-          <w:szCs w:val="28"/>
-          <w:lang w:val="en-US"/>
-        </w:rPr>
-        <w:t>Iako je ideja došla od nas, način izvedbe nije nov u Pythonu. Slični kodovi se koriste za kreiranje slikovnih sadržaja, računalnih igara i sličnih tema u svijetu</w:t>
-      </w:r>
+      <w:proofErr w:type="spellStart"/>
+      <w:r>
+        <w:rPr>
+          <w:sz w:val="28"/>
+          <w:szCs w:val="28"/>
+          <w:lang w:val="en-US"/>
+        </w:rPr>
+        <w:t>Iako</w:t>
+      </w:r>
+      <w:proofErr w:type="spellEnd"/>
+      <w:r>
+        <w:rPr>
+          <w:sz w:val="28"/>
+          <w:szCs w:val="28"/>
+          <w:lang w:val="en-US"/>
+        </w:rPr>
+        <w:t xml:space="preserve"> je </w:t>
+      </w:r>
+      <w:proofErr w:type="spellStart"/>
+      <w:r>
+        <w:rPr>
+          <w:sz w:val="28"/>
+          <w:szCs w:val="28"/>
+          <w:lang w:val="en-US"/>
+        </w:rPr>
+        <w:t>ideja</w:t>
+      </w:r>
+      <w:proofErr w:type="spellEnd"/>
+      <w:r>
+        <w:rPr>
+          <w:sz w:val="28"/>
+          <w:szCs w:val="28"/>
+          <w:lang w:val="en-US"/>
+        </w:rPr>
+        <w:t xml:space="preserve"> </w:t>
+      </w:r>
+      <w:proofErr w:type="spellStart"/>
+      <w:r>
+        <w:rPr>
+          <w:sz w:val="28"/>
+          <w:szCs w:val="28"/>
+          <w:lang w:val="en-US"/>
+        </w:rPr>
+        <w:t>došla</w:t>
+      </w:r>
+      <w:proofErr w:type="spellEnd"/>
+      <w:r>
+        <w:rPr>
+          <w:sz w:val="28"/>
+          <w:szCs w:val="28"/>
+          <w:lang w:val="en-US"/>
+        </w:rPr>
+        <w:t xml:space="preserve"> od </w:t>
+      </w:r>
+      <w:proofErr w:type="spellStart"/>
+      <w:r>
+        <w:rPr>
+          <w:sz w:val="28"/>
+          <w:szCs w:val="28"/>
+          <w:lang w:val="en-US"/>
+        </w:rPr>
+        <w:t>nas</w:t>
+      </w:r>
+      <w:proofErr w:type="spellEnd"/>
+      <w:r>
+        <w:rPr>
+          <w:sz w:val="28"/>
+          <w:szCs w:val="28"/>
+          <w:lang w:val="en-US"/>
+        </w:rPr>
+        <w:t xml:space="preserve">, </w:t>
+      </w:r>
+      <w:proofErr w:type="spellStart"/>
+      <w:r>
+        <w:rPr>
+          <w:sz w:val="28"/>
+          <w:szCs w:val="28"/>
+          <w:lang w:val="en-US"/>
+        </w:rPr>
+        <w:t>način</w:t>
+      </w:r>
+      <w:proofErr w:type="spellEnd"/>
+      <w:r>
+        <w:rPr>
+          <w:sz w:val="28"/>
+          <w:szCs w:val="28"/>
+          <w:lang w:val="en-US"/>
+        </w:rPr>
+        <w:t xml:space="preserve"> </w:t>
+      </w:r>
+      <w:proofErr w:type="spellStart"/>
+      <w:r>
+        <w:rPr>
+          <w:sz w:val="28"/>
+          <w:szCs w:val="28"/>
+          <w:lang w:val="en-US"/>
+        </w:rPr>
+        <w:t>izvedbe</w:t>
+      </w:r>
+      <w:proofErr w:type="spellEnd"/>
+      <w:r>
+        <w:rPr>
+          <w:sz w:val="28"/>
+          <w:szCs w:val="28"/>
+          <w:lang w:val="en-US"/>
+        </w:rPr>
+        <w:t xml:space="preserve"> </w:t>
+      </w:r>
+      <w:proofErr w:type="spellStart"/>
+      <w:r>
+        <w:rPr>
+          <w:sz w:val="28"/>
+          <w:szCs w:val="28"/>
+          <w:lang w:val="en-US"/>
+        </w:rPr>
+        <w:t>nije</w:t>
+      </w:r>
+      <w:proofErr w:type="spellEnd"/>
+      <w:r>
+        <w:rPr>
+          <w:sz w:val="28"/>
+          <w:szCs w:val="28"/>
+          <w:lang w:val="en-US"/>
+        </w:rPr>
+        <w:t xml:space="preserve"> </w:t>
+      </w:r>
+      <w:proofErr w:type="spellStart"/>
+      <w:r>
+        <w:rPr>
+          <w:sz w:val="28"/>
+          <w:szCs w:val="28"/>
+          <w:lang w:val="en-US"/>
+        </w:rPr>
+        <w:t>nov</w:t>
+      </w:r>
+      <w:proofErr w:type="spellEnd"/>
+      <w:r>
+        <w:rPr>
+          <w:sz w:val="28"/>
+          <w:szCs w:val="28"/>
+          <w:lang w:val="en-US"/>
+        </w:rPr>
+        <w:t xml:space="preserve"> u Pythonu. </w:t>
+      </w:r>
+      <w:proofErr w:type="spellStart"/>
+      <w:r>
+        <w:rPr>
+          <w:sz w:val="28"/>
+          <w:szCs w:val="28"/>
+          <w:lang w:val="en-US"/>
+        </w:rPr>
+        <w:t>Slični</w:t>
+      </w:r>
+      <w:proofErr w:type="spellEnd"/>
+      <w:r>
+        <w:rPr>
+          <w:sz w:val="28"/>
+          <w:szCs w:val="28"/>
+          <w:lang w:val="en-US"/>
+        </w:rPr>
+        <w:t xml:space="preserve"> </w:t>
+      </w:r>
+      <w:proofErr w:type="spellStart"/>
+      <w:r>
+        <w:rPr>
+          <w:sz w:val="28"/>
+          <w:szCs w:val="28"/>
+          <w:lang w:val="en-US"/>
+        </w:rPr>
+        <w:t>kodovi</w:t>
+      </w:r>
+      <w:proofErr w:type="spellEnd"/>
+      <w:r>
+        <w:rPr>
+          <w:sz w:val="28"/>
+          <w:szCs w:val="28"/>
+          <w:lang w:val="en-US"/>
+        </w:rPr>
+        <w:t xml:space="preserve"> se </w:t>
+      </w:r>
+      <w:proofErr w:type="spellStart"/>
+      <w:r>
+        <w:rPr>
+          <w:sz w:val="28"/>
+          <w:szCs w:val="28"/>
+          <w:lang w:val="en-US"/>
+        </w:rPr>
+        <w:t>koriste</w:t>
+      </w:r>
+      <w:proofErr w:type="spellEnd"/>
+      <w:r>
+        <w:rPr>
+          <w:sz w:val="28"/>
+          <w:szCs w:val="28"/>
+          <w:lang w:val="en-US"/>
+        </w:rPr>
+        <w:t xml:space="preserve"> za </w:t>
+      </w:r>
+      <w:proofErr w:type="spellStart"/>
+      <w:r>
+        <w:rPr>
+          <w:sz w:val="28"/>
+          <w:szCs w:val="28"/>
+          <w:lang w:val="en-US"/>
+        </w:rPr>
+        <w:t>kreiranje</w:t>
+      </w:r>
+      <w:proofErr w:type="spellEnd"/>
+      <w:r>
+        <w:rPr>
+          <w:sz w:val="28"/>
+          <w:szCs w:val="28"/>
+          <w:lang w:val="en-US"/>
+        </w:rPr>
+        <w:t xml:space="preserve"> </w:t>
+      </w:r>
+      <w:proofErr w:type="spellStart"/>
+      <w:r>
+        <w:rPr>
+          <w:sz w:val="28"/>
+          <w:szCs w:val="28"/>
+          <w:lang w:val="en-US"/>
+        </w:rPr>
+        <w:t>slikovnih</w:t>
+      </w:r>
+      <w:proofErr w:type="spellEnd"/>
+      <w:r>
+        <w:rPr>
+          <w:sz w:val="28"/>
+          <w:szCs w:val="28"/>
+          <w:lang w:val="en-US"/>
+        </w:rPr>
+        <w:t xml:space="preserve"> </w:t>
+      </w:r>
+      <w:proofErr w:type="spellStart"/>
+      <w:r>
+        <w:rPr>
+          <w:sz w:val="28"/>
+          <w:szCs w:val="28"/>
+          <w:lang w:val="en-US"/>
+        </w:rPr>
+        <w:t>sadržaja</w:t>
+      </w:r>
+      <w:proofErr w:type="spellEnd"/>
+      <w:r>
+        <w:rPr>
+          <w:sz w:val="28"/>
+          <w:szCs w:val="28"/>
+          <w:lang w:val="en-US"/>
+        </w:rPr>
+        <w:t xml:space="preserve">, </w:t>
+      </w:r>
+      <w:proofErr w:type="spellStart"/>
+      <w:r>
+        <w:rPr>
+          <w:sz w:val="28"/>
+          <w:szCs w:val="28"/>
+          <w:lang w:val="en-US"/>
+        </w:rPr>
+        <w:t>računalnih</w:t>
+      </w:r>
+      <w:proofErr w:type="spellEnd"/>
+      <w:r>
+        <w:rPr>
+          <w:sz w:val="28"/>
+          <w:szCs w:val="28"/>
+          <w:lang w:val="en-US"/>
+        </w:rPr>
+        <w:t xml:space="preserve"> </w:t>
+      </w:r>
+      <w:proofErr w:type="spellStart"/>
+      <w:r>
+        <w:rPr>
+          <w:sz w:val="28"/>
+          <w:szCs w:val="28"/>
+          <w:lang w:val="en-US"/>
+        </w:rPr>
+        <w:t>igara</w:t>
+      </w:r>
+      <w:proofErr w:type="spellEnd"/>
+      <w:r>
+        <w:rPr>
+          <w:sz w:val="28"/>
+          <w:szCs w:val="28"/>
+          <w:lang w:val="en-US"/>
+        </w:rPr>
+        <w:t xml:space="preserve"> </w:t>
+      </w:r>
+      <w:proofErr w:type="spellStart"/>
+      <w:r>
+        <w:rPr>
+          <w:sz w:val="28"/>
+          <w:szCs w:val="28"/>
+          <w:lang w:val="en-US"/>
+        </w:rPr>
+        <w:t>i</w:t>
+      </w:r>
+      <w:proofErr w:type="spellEnd"/>
+      <w:r>
+        <w:rPr>
+          <w:sz w:val="28"/>
+          <w:szCs w:val="28"/>
+          <w:lang w:val="en-US"/>
+        </w:rPr>
+        <w:t xml:space="preserve"> </w:t>
+      </w:r>
+      <w:proofErr w:type="spellStart"/>
+      <w:r>
+        <w:rPr>
+          <w:sz w:val="28"/>
+          <w:szCs w:val="28"/>
+          <w:lang w:val="en-US"/>
+        </w:rPr>
+        <w:t>sličnih</w:t>
+      </w:r>
+      <w:proofErr w:type="spellEnd"/>
+      <w:r>
+        <w:rPr>
+          <w:sz w:val="28"/>
+          <w:szCs w:val="28"/>
+          <w:lang w:val="en-US"/>
+        </w:rPr>
+        <w:t xml:space="preserve"> </w:t>
+      </w:r>
+      <w:proofErr w:type="spellStart"/>
+      <w:r>
+        <w:rPr>
+          <w:sz w:val="28"/>
+          <w:szCs w:val="28"/>
+          <w:lang w:val="en-US"/>
+        </w:rPr>
+        <w:t>tema</w:t>
+      </w:r>
+      <w:proofErr w:type="spellEnd"/>
+      <w:r>
+        <w:rPr>
+          <w:sz w:val="28"/>
+          <w:szCs w:val="28"/>
+          <w:lang w:val="en-US"/>
+        </w:rPr>
+        <w:t xml:space="preserve"> u </w:t>
+      </w:r>
+      <w:proofErr w:type="spellStart"/>
+      <w:r>
+        <w:rPr>
+          <w:sz w:val="28"/>
+          <w:szCs w:val="28"/>
+          <w:lang w:val="en-US"/>
+        </w:rPr>
+        <w:t>svijetu</w:t>
+      </w:r>
+      <w:proofErr w:type="spellEnd"/>
       <w:r>
         <w:rPr>
           <w:rStyle w:val="FootnoteReference"/>
@@ -4169,16 +5245,243 @@
           <w:szCs w:val="28"/>
           <w:lang w:val="en-US"/>
         </w:rPr>
-        <w:t xml:space="preserve">Ishihara ploče se generiraju algoritamski i prikazuju kao slike, dok korisnik rezultate </w:t>
-      </w:r>
-      <w:r>
-        <w:rPr>
-          <w:sz w:val="28"/>
-          <w:szCs w:val="28"/>
-          <w:lang w:val="en-US"/>
-        </w:rPr>
-        <w:t xml:space="preserve">onoga što vidi </w:t>
-      </w:r>
+        <w:t xml:space="preserve">Ishihara </w:t>
+      </w:r>
+      <w:proofErr w:type="spellStart"/>
+      <w:r>
+        <w:rPr>
+          <w:sz w:val="28"/>
+          <w:szCs w:val="28"/>
+          <w:lang w:val="en-US"/>
+        </w:rPr>
+        <w:t>ploče</w:t>
+      </w:r>
+      <w:proofErr w:type="spellEnd"/>
+      <w:r>
+        <w:rPr>
+          <w:sz w:val="28"/>
+          <w:szCs w:val="28"/>
+          <w:lang w:val="en-US"/>
+        </w:rPr>
+        <w:t xml:space="preserve"> se </w:t>
+      </w:r>
+      <w:proofErr w:type="spellStart"/>
+      <w:r>
+        <w:rPr>
+          <w:sz w:val="28"/>
+          <w:szCs w:val="28"/>
+          <w:lang w:val="en-US"/>
+        </w:rPr>
+        <w:t>generiraju</w:t>
+      </w:r>
+      <w:proofErr w:type="spellEnd"/>
+      <w:r>
+        <w:rPr>
+          <w:sz w:val="28"/>
+          <w:szCs w:val="28"/>
+          <w:lang w:val="en-US"/>
+        </w:rPr>
+        <w:t xml:space="preserve"> </w:t>
+      </w:r>
+      <w:proofErr w:type="spellStart"/>
+      <w:r>
+        <w:rPr>
+          <w:sz w:val="28"/>
+          <w:szCs w:val="28"/>
+          <w:lang w:val="en-US"/>
+        </w:rPr>
+        <w:t>algoritamski</w:t>
+      </w:r>
+      <w:proofErr w:type="spellEnd"/>
+      <w:r>
+        <w:rPr>
+          <w:sz w:val="28"/>
+          <w:szCs w:val="28"/>
+          <w:lang w:val="en-US"/>
+        </w:rPr>
+        <w:t xml:space="preserve"> </w:t>
+      </w:r>
+      <w:proofErr w:type="spellStart"/>
+      <w:r>
+        <w:rPr>
+          <w:sz w:val="28"/>
+          <w:szCs w:val="28"/>
+          <w:lang w:val="en-US"/>
+        </w:rPr>
+        <w:t>i</w:t>
+      </w:r>
+      <w:proofErr w:type="spellEnd"/>
+      <w:r>
+        <w:rPr>
+          <w:sz w:val="28"/>
+          <w:szCs w:val="28"/>
+          <w:lang w:val="en-US"/>
+        </w:rPr>
+        <w:t xml:space="preserve"> </w:t>
+      </w:r>
+      <w:proofErr w:type="spellStart"/>
+      <w:r>
+        <w:rPr>
+          <w:sz w:val="28"/>
+          <w:szCs w:val="28"/>
+          <w:lang w:val="en-US"/>
+        </w:rPr>
+        <w:t>prikazuju</w:t>
+      </w:r>
+      <w:proofErr w:type="spellEnd"/>
+      <w:r>
+        <w:rPr>
+          <w:sz w:val="28"/>
+          <w:szCs w:val="28"/>
+          <w:lang w:val="en-US"/>
+        </w:rPr>
+        <w:t xml:space="preserve"> </w:t>
+      </w:r>
+      <w:proofErr w:type="spellStart"/>
+      <w:r>
+        <w:rPr>
+          <w:sz w:val="28"/>
+          <w:szCs w:val="28"/>
+          <w:lang w:val="en-US"/>
+        </w:rPr>
+        <w:t>kao</w:t>
+      </w:r>
+      <w:proofErr w:type="spellEnd"/>
+      <w:r>
+        <w:rPr>
+          <w:sz w:val="28"/>
+          <w:szCs w:val="28"/>
+          <w:lang w:val="en-US"/>
+        </w:rPr>
+        <w:t xml:space="preserve"> </w:t>
+      </w:r>
+      <w:proofErr w:type="spellStart"/>
+      <w:r>
+        <w:rPr>
+          <w:sz w:val="28"/>
+          <w:szCs w:val="28"/>
+          <w:lang w:val="en-US"/>
+        </w:rPr>
+        <w:t>slike</w:t>
+      </w:r>
+      <w:proofErr w:type="spellEnd"/>
+      <w:r>
+        <w:rPr>
+          <w:sz w:val="28"/>
+          <w:szCs w:val="28"/>
+          <w:lang w:val="en-US"/>
+        </w:rPr>
+        <w:t xml:space="preserve">, </w:t>
+      </w:r>
+      <w:proofErr w:type="spellStart"/>
+      <w:r>
+        <w:rPr>
+          <w:sz w:val="28"/>
+          <w:szCs w:val="28"/>
+          <w:lang w:val="en-US"/>
+        </w:rPr>
+        <w:t>dok</w:t>
+      </w:r>
+      <w:proofErr w:type="spellEnd"/>
+      <w:r>
+        <w:rPr>
+          <w:sz w:val="28"/>
+          <w:szCs w:val="28"/>
+          <w:lang w:val="en-US"/>
+        </w:rPr>
+        <w:t xml:space="preserve"> </w:t>
+      </w:r>
+      <w:proofErr w:type="spellStart"/>
+      <w:r>
+        <w:rPr>
+          <w:sz w:val="28"/>
+          <w:szCs w:val="28"/>
+          <w:lang w:val="en-US"/>
+        </w:rPr>
+        <w:t>korisnik</w:t>
+      </w:r>
+      <w:proofErr w:type="spellEnd"/>
+      <w:r>
+        <w:rPr>
+          <w:sz w:val="28"/>
+          <w:szCs w:val="28"/>
+          <w:lang w:val="en-US"/>
+        </w:rPr>
+        <w:t xml:space="preserve"> </w:t>
+      </w:r>
+      <w:proofErr w:type="spellStart"/>
+      <w:r>
+        <w:rPr>
+          <w:sz w:val="28"/>
+          <w:szCs w:val="28"/>
+          <w:lang w:val="en-US"/>
+        </w:rPr>
+        <w:t>rezultate</w:t>
+      </w:r>
+      <w:proofErr w:type="spellEnd"/>
+      <w:r>
+        <w:rPr>
+          <w:sz w:val="28"/>
+          <w:szCs w:val="28"/>
+          <w:lang w:val="en-US"/>
+        </w:rPr>
+        <w:t xml:space="preserve"> </w:t>
+      </w:r>
+      <w:proofErr w:type="spellStart"/>
+      <w:r>
+        <w:rPr>
+          <w:sz w:val="28"/>
+          <w:szCs w:val="28"/>
+          <w:lang w:val="en-US"/>
+        </w:rPr>
+        <w:t>onoga</w:t>
+      </w:r>
+      <w:proofErr w:type="spellEnd"/>
+      <w:r>
+        <w:rPr>
+          <w:sz w:val="28"/>
+          <w:szCs w:val="28"/>
+          <w:lang w:val="en-US"/>
+        </w:rPr>
+        <w:t xml:space="preserve"> </w:t>
+      </w:r>
+      <w:proofErr w:type="spellStart"/>
+      <w:r>
+        <w:rPr>
+          <w:sz w:val="28"/>
+          <w:szCs w:val="28"/>
+          <w:lang w:val="en-US"/>
+        </w:rPr>
+        <w:t>što</w:t>
+      </w:r>
+      <w:proofErr w:type="spellEnd"/>
+      <w:r>
+        <w:rPr>
+          <w:sz w:val="28"/>
+          <w:szCs w:val="28"/>
+          <w:lang w:val="en-US"/>
+        </w:rPr>
+        <w:t xml:space="preserve"> </w:t>
+      </w:r>
+      <w:proofErr w:type="spellStart"/>
+      <w:r>
+        <w:rPr>
+          <w:sz w:val="28"/>
+          <w:szCs w:val="28"/>
+          <w:lang w:val="en-US"/>
+        </w:rPr>
+        <w:t>vidi</w:t>
+      </w:r>
+      <w:proofErr w:type="spellEnd"/>
+      <w:r>
+        <w:rPr>
+          <w:sz w:val="28"/>
+          <w:szCs w:val="28"/>
+          <w:lang w:val="en-US"/>
+        </w:rPr>
+        <w:t xml:space="preserve"> </w:t>
+      </w:r>
+      <w:proofErr w:type="spellStart"/>
       <w:r>
         <w:rPr>
           <w:sz w:val="28"/>
@@ -4187,13 +5490,122 @@
         </w:rPr>
         <w:t>unosi</w:t>
       </w:r>
-      <w:r>
-        <w:rPr>
-          <w:sz w:val="28"/>
-          <w:szCs w:val="28"/>
-          <w:lang w:val="en-US"/>
-        </w:rPr>
-        <w:t xml:space="preserve"> u vertical tab-u gdje se i pokreće i obavlja sam Ishihara test</w:t>
+      <w:proofErr w:type="spellEnd"/>
+      <w:r>
+        <w:rPr>
+          <w:sz w:val="28"/>
+          <w:szCs w:val="28"/>
+          <w:lang w:val="en-US"/>
+        </w:rPr>
+        <w:t xml:space="preserve"> u vertical tab-u </w:t>
+      </w:r>
+      <w:proofErr w:type="spellStart"/>
+      <w:r>
+        <w:rPr>
+          <w:sz w:val="28"/>
+          <w:szCs w:val="28"/>
+          <w:lang w:val="en-US"/>
+        </w:rPr>
+        <w:t>gdje</w:t>
+      </w:r>
+      <w:proofErr w:type="spellEnd"/>
+      <w:r>
+        <w:rPr>
+          <w:sz w:val="28"/>
+          <w:szCs w:val="28"/>
+          <w:lang w:val="en-US"/>
+        </w:rPr>
+        <w:t xml:space="preserve"> se </w:t>
+      </w:r>
+      <w:proofErr w:type="spellStart"/>
+      <w:r>
+        <w:rPr>
+          <w:sz w:val="28"/>
+          <w:szCs w:val="28"/>
+          <w:lang w:val="en-US"/>
+        </w:rPr>
+        <w:t>i</w:t>
+      </w:r>
+      <w:proofErr w:type="spellEnd"/>
+      <w:r>
+        <w:rPr>
+          <w:sz w:val="28"/>
+          <w:szCs w:val="28"/>
+          <w:lang w:val="en-US"/>
+        </w:rPr>
+        <w:t xml:space="preserve"> </w:t>
+      </w:r>
+      <w:proofErr w:type="spellStart"/>
+      <w:r>
+        <w:rPr>
+          <w:sz w:val="28"/>
+          <w:szCs w:val="28"/>
+          <w:lang w:val="en-US"/>
+        </w:rPr>
+        <w:t>pokreće</w:t>
+      </w:r>
+      <w:proofErr w:type="spellEnd"/>
+      <w:r>
+        <w:rPr>
+          <w:sz w:val="28"/>
+          <w:szCs w:val="28"/>
+          <w:lang w:val="en-US"/>
+        </w:rPr>
+        <w:t xml:space="preserve"> </w:t>
+      </w:r>
+      <w:proofErr w:type="spellStart"/>
+      <w:r>
+        <w:rPr>
+          <w:sz w:val="28"/>
+          <w:szCs w:val="28"/>
+          <w:lang w:val="en-US"/>
+        </w:rPr>
+        <w:t>i</w:t>
+      </w:r>
+      <w:proofErr w:type="spellEnd"/>
+      <w:r>
+        <w:rPr>
+          <w:sz w:val="28"/>
+          <w:szCs w:val="28"/>
+          <w:lang w:val="en-US"/>
+        </w:rPr>
+        <w:t xml:space="preserve"> </w:t>
+      </w:r>
+      <w:proofErr w:type="spellStart"/>
+      <w:r>
+        <w:rPr>
+          <w:sz w:val="28"/>
+          <w:szCs w:val="28"/>
+          <w:lang w:val="en-US"/>
+        </w:rPr>
+        <w:t>obavlja</w:t>
+      </w:r>
+      <w:proofErr w:type="spellEnd"/>
+      <w:r>
+        <w:rPr>
+          <w:sz w:val="28"/>
+          <w:szCs w:val="28"/>
+          <w:lang w:val="en-US"/>
+        </w:rPr>
+        <w:t xml:space="preserve"> </w:t>
+      </w:r>
+      <w:proofErr w:type="spellStart"/>
+      <w:r>
+        <w:rPr>
+          <w:sz w:val="28"/>
+          <w:szCs w:val="28"/>
+          <w:lang w:val="en-US"/>
+        </w:rPr>
+        <w:t>sam</w:t>
+      </w:r>
+      <w:proofErr w:type="spellEnd"/>
+      <w:r>
+        <w:rPr>
+          <w:sz w:val="28"/>
+          <w:szCs w:val="28"/>
+          <w:lang w:val="en-US"/>
+        </w:rPr>
+        <w:t xml:space="preserve"> Ishihara test</w:t>
       </w:r>
       <w:r>
         <w:rPr>
@@ -4212,13 +5624,41 @@
           <w:lang w:val="en-US"/>
         </w:rPr>
       </w:pPr>
-      <w:r>
-        <w:rPr>
-          <w:sz w:val="28"/>
-          <w:szCs w:val="28"/>
-          <w:lang w:val="en-US"/>
-        </w:rPr>
-        <w:t>Algoritam koristi:</w:t>
+      <w:proofErr w:type="spellStart"/>
+      <w:r>
+        <w:rPr>
+          <w:sz w:val="28"/>
+          <w:szCs w:val="28"/>
+          <w:lang w:val="en-US"/>
+        </w:rPr>
+        <w:t>Algoritam</w:t>
+      </w:r>
+      <w:proofErr w:type="spellEnd"/>
+      <w:r>
+        <w:rPr>
+          <w:sz w:val="28"/>
+          <w:szCs w:val="28"/>
+          <w:lang w:val="en-US"/>
+        </w:rPr>
+        <w:t xml:space="preserve"> </w:t>
+      </w:r>
+      <w:proofErr w:type="spellStart"/>
+      <w:r>
+        <w:rPr>
+          <w:sz w:val="28"/>
+          <w:szCs w:val="28"/>
+          <w:lang w:val="en-US"/>
+        </w:rPr>
+        <w:t>koristi</w:t>
+      </w:r>
+      <w:proofErr w:type="spellEnd"/>
+      <w:r>
+        <w:rPr>
+          <w:sz w:val="28"/>
+          <w:szCs w:val="28"/>
+          <w:lang w:val="en-US"/>
+        </w:rPr>
+        <w:t>:</w:t>
       </w:r>
     </w:p>
     <w:p>
@@ -4233,14 +5673,88 @@
           <w:lang w:val="en-US"/>
         </w:rPr>
       </w:pPr>
-      <w:r>
-        <w:rPr>
-          <w:sz w:val="28"/>
-          <w:szCs w:val="28"/>
-          <w:lang w:val="en-US"/>
-        </w:rPr>
-        <w:t>nasumično generiranje krugova različitih veličina</w:t>
-      </w:r>
+      <w:proofErr w:type="spellStart"/>
+      <w:r>
+        <w:rPr>
+          <w:sz w:val="28"/>
+          <w:szCs w:val="28"/>
+          <w:lang w:val="en-US"/>
+        </w:rPr>
+        <w:t>nasumično</w:t>
+      </w:r>
+      <w:proofErr w:type="spellEnd"/>
+      <w:r>
+        <w:rPr>
+          <w:sz w:val="28"/>
+          <w:szCs w:val="28"/>
+          <w:lang w:val="en-US"/>
+        </w:rPr>
+        <w:t xml:space="preserve"> </w:t>
+      </w:r>
+      <w:proofErr w:type="spellStart"/>
+      <w:r>
+        <w:rPr>
+          <w:sz w:val="28"/>
+          <w:szCs w:val="28"/>
+          <w:lang w:val="en-US"/>
+        </w:rPr>
+        <w:t>generiranje</w:t>
+      </w:r>
+      <w:proofErr w:type="spellEnd"/>
+      <w:r>
+        <w:rPr>
+          <w:sz w:val="28"/>
+          <w:szCs w:val="28"/>
+          <w:lang w:val="en-US"/>
+        </w:rPr>
+        <w:t xml:space="preserve"> </w:t>
+      </w:r>
+      <w:proofErr w:type="spellStart"/>
+      <w:r>
+        <w:rPr>
+          <w:sz w:val="28"/>
+          <w:szCs w:val="28"/>
+          <w:lang w:val="en-US"/>
+        </w:rPr>
+        <w:t>krugova</w:t>
+      </w:r>
+      <w:proofErr w:type="spellEnd"/>
+      <w:r>
+        <w:rPr>
+          <w:sz w:val="28"/>
+          <w:szCs w:val="28"/>
+          <w:lang w:val="en-US"/>
+        </w:rPr>
+        <w:t xml:space="preserve"> </w:t>
+      </w:r>
+      <w:proofErr w:type="spellStart"/>
+      <w:r>
+        <w:rPr>
+          <w:sz w:val="28"/>
+          <w:szCs w:val="28"/>
+          <w:lang w:val="en-US"/>
+        </w:rPr>
+        <w:t>različitih</w:t>
+      </w:r>
+      <w:proofErr w:type="spellEnd"/>
+      <w:r>
+        <w:rPr>
+          <w:sz w:val="28"/>
+          <w:szCs w:val="28"/>
+          <w:lang w:val="en-US"/>
+        </w:rPr>
+        <w:t xml:space="preserve"> </w:t>
+      </w:r>
+      <w:proofErr w:type="spellStart"/>
+      <w:r>
+        <w:rPr>
+          <w:sz w:val="28"/>
+          <w:szCs w:val="28"/>
+          <w:lang w:val="en-US"/>
+        </w:rPr>
+        <w:t>veličina</w:t>
+      </w:r>
+      <w:proofErr w:type="spellEnd"/>
     </w:p>
     <w:p>
       <w:pPr>
@@ -4254,14 +5768,124 @@
           <w:lang w:val="en-US"/>
         </w:rPr>
       </w:pPr>
-      <w:r>
-        <w:rPr>
-          <w:sz w:val="28"/>
-          <w:szCs w:val="28"/>
-          <w:lang w:val="en-US"/>
-        </w:rPr>
-        <w:t>unaprijed definirane palete boja za različite tipove daltonizma</w:t>
-      </w:r>
+      <w:proofErr w:type="spellStart"/>
+      <w:r>
+        <w:rPr>
+          <w:sz w:val="28"/>
+          <w:szCs w:val="28"/>
+          <w:lang w:val="en-US"/>
+        </w:rPr>
+        <w:t>unaprijed</w:t>
+      </w:r>
+      <w:proofErr w:type="spellEnd"/>
+      <w:r>
+        <w:rPr>
+          <w:sz w:val="28"/>
+          <w:szCs w:val="28"/>
+          <w:lang w:val="en-US"/>
+        </w:rPr>
+        <w:t xml:space="preserve"> </w:t>
+      </w:r>
+      <w:proofErr w:type="spellStart"/>
+      <w:r>
+        <w:rPr>
+          <w:sz w:val="28"/>
+          <w:szCs w:val="28"/>
+          <w:lang w:val="en-US"/>
+        </w:rPr>
+        <w:t>definirane</w:t>
+      </w:r>
+      <w:proofErr w:type="spellEnd"/>
+      <w:r>
+        <w:rPr>
+          <w:sz w:val="28"/>
+          <w:szCs w:val="28"/>
+          <w:lang w:val="en-US"/>
+        </w:rPr>
+        <w:t xml:space="preserve"> </w:t>
+      </w:r>
+      <w:proofErr w:type="spellStart"/>
+      <w:r>
+        <w:rPr>
+          <w:sz w:val="28"/>
+          <w:szCs w:val="28"/>
+          <w:lang w:val="en-US"/>
+        </w:rPr>
+        <w:t>palete</w:t>
+      </w:r>
+      <w:proofErr w:type="spellEnd"/>
+      <w:r>
+        <w:rPr>
+          <w:sz w:val="28"/>
+          <w:szCs w:val="28"/>
+          <w:lang w:val="en-US"/>
+        </w:rPr>
+        <w:t xml:space="preserve"> </w:t>
+      </w:r>
+      <w:proofErr w:type="spellStart"/>
+      <w:r>
+        <w:rPr>
+          <w:sz w:val="28"/>
+          <w:szCs w:val="28"/>
+          <w:lang w:val="en-US"/>
+        </w:rPr>
+        <w:t>boja</w:t>
+      </w:r>
+      <w:proofErr w:type="spellEnd"/>
+      <w:r>
+        <w:rPr>
+          <w:sz w:val="28"/>
+          <w:szCs w:val="28"/>
+          <w:lang w:val="en-US"/>
+        </w:rPr>
+        <w:t xml:space="preserve"> za </w:t>
+      </w:r>
+      <w:proofErr w:type="spellStart"/>
+      <w:r>
+        <w:rPr>
+          <w:sz w:val="28"/>
+          <w:szCs w:val="28"/>
+          <w:lang w:val="en-US"/>
+        </w:rPr>
+        <w:t>različite</w:t>
+      </w:r>
+      <w:proofErr w:type="spellEnd"/>
+      <w:r>
+        <w:rPr>
+          <w:sz w:val="28"/>
+          <w:szCs w:val="28"/>
+          <w:lang w:val="en-US"/>
+        </w:rPr>
+        <w:t xml:space="preserve"> </w:t>
+      </w:r>
+      <w:proofErr w:type="spellStart"/>
+      <w:r>
+        <w:rPr>
+          <w:sz w:val="28"/>
+          <w:szCs w:val="28"/>
+          <w:lang w:val="en-US"/>
+        </w:rPr>
+        <w:t>tipove</w:t>
+      </w:r>
+      <w:proofErr w:type="spellEnd"/>
+      <w:r>
+        <w:rPr>
+          <w:sz w:val="28"/>
+          <w:szCs w:val="28"/>
+          <w:lang w:val="en-US"/>
+        </w:rPr>
+        <w:t xml:space="preserve"> </w:t>
+      </w:r>
+      <w:proofErr w:type="spellStart"/>
+      <w:r>
+        <w:rPr>
+          <w:sz w:val="28"/>
+          <w:szCs w:val="28"/>
+          <w:lang w:val="en-US"/>
+        </w:rPr>
+        <w:t>daltonizma</w:t>
+      </w:r>
+      <w:proofErr w:type="spellEnd"/>
     </w:p>
     <w:p>
       <w:pPr>
@@ -4275,54 +5899,706 @@
           <w:lang w:val="en-US"/>
         </w:rPr>
       </w:pPr>
-      <w:r>
-        <w:rPr>
-          <w:sz w:val="28"/>
-          <w:szCs w:val="28"/>
-          <w:lang w:val="en-US"/>
-        </w:rPr>
-        <w:t>masku teksta (broja) kako bi se razlikovale boje broja i pozadine</w:t>
-      </w:r>
-    </w:p>
-    <w:p>
-      <w:pPr>
-        <w:rPr>
-          <w:sz w:val="28"/>
-          <w:szCs w:val="28"/>
-          <w:lang w:val="en-US"/>
-        </w:rPr>
-      </w:pPr>
-      <w:r>
-        <w:rPr>
-          <w:sz w:val="28"/>
-          <w:szCs w:val="28"/>
-          <w:lang w:val="en-US"/>
-        </w:rPr>
-        <w:t xml:space="preserve">Na temelju korisnikovih odgovora, program daje osnovnu procjenu tipa poremećaja raspoznavanja boja (crveno-zeleni, plavo-žuti ili </w:t>
-      </w:r>
-      <w:r>
-        <w:rPr>
-          <w:sz w:val="28"/>
-          <w:szCs w:val="28"/>
-          <w:lang w:val="en-US"/>
-        </w:rPr>
-        <w:t xml:space="preserve">ima </w:t>
-      </w:r>
-      <w:r>
-        <w:rPr>
-          <w:sz w:val="28"/>
-          <w:szCs w:val="28"/>
-          <w:lang w:val="en-US"/>
-        </w:rPr>
-        <w:t>normalan vid).</w:t>
-      </w:r>
-      <w:r>
-        <w:rPr>
-          <w:sz w:val="28"/>
-          <w:szCs w:val="28"/>
-          <w:lang w:val="en-US"/>
-        </w:rPr>
-        <w:t xml:space="preserve"> Generira se i ploča za kontrolni test koji je crno-bijeli. Ako taj test pogrešno riješite, moguće je da imate problem sa ekranom ili generalnim vidom.</w:t>
+      <w:proofErr w:type="spellStart"/>
+      <w:r>
+        <w:rPr>
+          <w:sz w:val="28"/>
+          <w:szCs w:val="28"/>
+          <w:lang w:val="en-US"/>
+        </w:rPr>
+        <w:t>masku</w:t>
+      </w:r>
+      <w:proofErr w:type="spellEnd"/>
+      <w:r>
+        <w:rPr>
+          <w:sz w:val="28"/>
+          <w:szCs w:val="28"/>
+          <w:lang w:val="en-US"/>
+        </w:rPr>
+        <w:t xml:space="preserve"> </w:t>
+      </w:r>
+      <w:proofErr w:type="spellStart"/>
+      <w:r>
+        <w:rPr>
+          <w:sz w:val="28"/>
+          <w:szCs w:val="28"/>
+          <w:lang w:val="en-US"/>
+        </w:rPr>
+        <w:t>teksta</w:t>
+      </w:r>
+      <w:proofErr w:type="spellEnd"/>
+      <w:r>
+        <w:rPr>
+          <w:sz w:val="28"/>
+          <w:szCs w:val="28"/>
+          <w:lang w:val="en-US"/>
+        </w:rPr>
+        <w:t xml:space="preserve"> (</w:t>
+      </w:r>
+      <w:proofErr w:type="spellStart"/>
+      <w:r>
+        <w:rPr>
+          <w:sz w:val="28"/>
+          <w:szCs w:val="28"/>
+          <w:lang w:val="en-US"/>
+        </w:rPr>
+        <w:t>broja</w:t>
+      </w:r>
+      <w:proofErr w:type="spellEnd"/>
+      <w:r>
+        <w:rPr>
+          <w:sz w:val="28"/>
+          <w:szCs w:val="28"/>
+          <w:lang w:val="en-US"/>
+        </w:rPr>
+        <w:t xml:space="preserve">) </w:t>
+      </w:r>
+      <w:proofErr w:type="spellStart"/>
+      <w:r>
+        <w:rPr>
+          <w:sz w:val="28"/>
+          <w:szCs w:val="28"/>
+          <w:lang w:val="en-US"/>
+        </w:rPr>
+        <w:t>kako</w:t>
+      </w:r>
+      <w:proofErr w:type="spellEnd"/>
+      <w:r>
+        <w:rPr>
+          <w:sz w:val="28"/>
+          <w:szCs w:val="28"/>
+          <w:lang w:val="en-US"/>
+        </w:rPr>
+        <w:t xml:space="preserve"> bi se </w:t>
+      </w:r>
+      <w:proofErr w:type="spellStart"/>
+      <w:r>
+        <w:rPr>
+          <w:sz w:val="28"/>
+          <w:szCs w:val="28"/>
+          <w:lang w:val="en-US"/>
+        </w:rPr>
+        <w:t>razlikovale</w:t>
+      </w:r>
+      <w:proofErr w:type="spellEnd"/>
+      <w:r>
+        <w:rPr>
+          <w:sz w:val="28"/>
+          <w:szCs w:val="28"/>
+          <w:lang w:val="en-US"/>
+        </w:rPr>
+        <w:t xml:space="preserve"> </w:t>
+      </w:r>
+      <w:proofErr w:type="spellStart"/>
+      <w:r>
+        <w:rPr>
+          <w:sz w:val="28"/>
+          <w:szCs w:val="28"/>
+          <w:lang w:val="en-US"/>
+        </w:rPr>
+        <w:t>boje</w:t>
+      </w:r>
+      <w:proofErr w:type="spellEnd"/>
+      <w:r>
+        <w:rPr>
+          <w:sz w:val="28"/>
+          <w:szCs w:val="28"/>
+          <w:lang w:val="en-US"/>
+        </w:rPr>
+        <w:t xml:space="preserve"> </w:t>
+      </w:r>
+      <w:proofErr w:type="spellStart"/>
+      <w:r>
+        <w:rPr>
+          <w:sz w:val="28"/>
+          <w:szCs w:val="28"/>
+          <w:lang w:val="en-US"/>
+        </w:rPr>
+        <w:t>broja</w:t>
+      </w:r>
+      <w:proofErr w:type="spellEnd"/>
+      <w:r>
+        <w:rPr>
+          <w:sz w:val="28"/>
+          <w:szCs w:val="28"/>
+          <w:lang w:val="en-US"/>
+        </w:rPr>
+        <w:t xml:space="preserve"> </w:t>
+      </w:r>
+      <w:proofErr w:type="spellStart"/>
+      <w:r>
+        <w:rPr>
+          <w:sz w:val="28"/>
+          <w:szCs w:val="28"/>
+          <w:lang w:val="en-US"/>
+        </w:rPr>
+        <w:t>i</w:t>
+      </w:r>
+      <w:proofErr w:type="spellEnd"/>
+      <w:r>
+        <w:rPr>
+          <w:sz w:val="28"/>
+          <w:szCs w:val="28"/>
+          <w:lang w:val="en-US"/>
+        </w:rPr>
+        <w:t xml:space="preserve"> </w:t>
+      </w:r>
+      <w:proofErr w:type="spellStart"/>
+      <w:r>
+        <w:rPr>
+          <w:sz w:val="28"/>
+          <w:szCs w:val="28"/>
+          <w:lang w:val="en-US"/>
+        </w:rPr>
+        <w:t>pozadine</w:t>
+      </w:r>
+      <w:proofErr w:type="spellEnd"/>
+    </w:p>
+    <w:p>
+      <w:pPr>
+        <w:rPr>
+          <w:sz w:val="28"/>
+          <w:szCs w:val="28"/>
+          <w:lang w:val="en-US"/>
+        </w:rPr>
+      </w:pPr>
+      <w:r>
+        <w:rPr>
+          <w:sz w:val="28"/>
+          <w:szCs w:val="28"/>
+          <w:lang w:val="en-US"/>
+        </w:rPr>
+        <w:t xml:space="preserve">Na </w:t>
+      </w:r>
+      <w:proofErr w:type="spellStart"/>
+      <w:r>
+        <w:rPr>
+          <w:sz w:val="28"/>
+          <w:szCs w:val="28"/>
+          <w:lang w:val="en-US"/>
+        </w:rPr>
+        <w:t>temelju</w:t>
+      </w:r>
+      <w:proofErr w:type="spellEnd"/>
+      <w:r>
+        <w:rPr>
+          <w:sz w:val="28"/>
+          <w:szCs w:val="28"/>
+          <w:lang w:val="en-US"/>
+        </w:rPr>
+        <w:t xml:space="preserve"> </w:t>
+      </w:r>
+      <w:proofErr w:type="spellStart"/>
+      <w:r>
+        <w:rPr>
+          <w:sz w:val="28"/>
+          <w:szCs w:val="28"/>
+          <w:lang w:val="en-US"/>
+        </w:rPr>
+        <w:t>korisnikovih</w:t>
+      </w:r>
+      <w:proofErr w:type="spellEnd"/>
+      <w:r>
+        <w:rPr>
+          <w:sz w:val="28"/>
+          <w:szCs w:val="28"/>
+          <w:lang w:val="en-US"/>
+        </w:rPr>
+        <w:t xml:space="preserve"> </w:t>
+      </w:r>
+      <w:proofErr w:type="spellStart"/>
+      <w:r>
+        <w:rPr>
+          <w:sz w:val="28"/>
+          <w:szCs w:val="28"/>
+          <w:lang w:val="en-US"/>
+        </w:rPr>
+        <w:t>odgovora</w:t>
+      </w:r>
+      <w:proofErr w:type="spellEnd"/>
+      <w:r>
+        <w:rPr>
+          <w:sz w:val="28"/>
+          <w:szCs w:val="28"/>
+          <w:lang w:val="en-US"/>
+        </w:rPr>
+        <w:t xml:space="preserve">, program </w:t>
+      </w:r>
+      <w:proofErr w:type="spellStart"/>
+      <w:r>
+        <w:rPr>
+          <w:sz w:val="28"/>
+          <w:szCs w:val="28"/>
+          <w:lang w:val="en-US"/>
+        </w:rPr>
+        <w:t>daje</w:t>
+      </w:r>
+      <w:proofErr w:type="spellEnd"/>
+      <w:r>
+        <w:rPr>
+          <w:sz w:val="28"/>
+          <w:szCs w:val="28"/>
+          <w:lang w:val="en-US"/>
+        </w:rPr>
+        <w:t xml:space="preserve"> </w:t>
+      </w:r>
+      <w:proofErr w:type="spellStart"/>
+      <w:r>
+        <w:rPr>
+          <w:sz w:val="28"/>
+          <w:szCs w:val="28"/>
+          <w:lang w:val="en-US"/>
+        </w:rPr>
+        <w:t>osnovnu</w:t>
+      </w:r>
+      <w:proofErr w:type="spellEnd"/>
+      <w:r>
+        <w:rPr>
+          <w:sz w:val="28"/>
+          <w:szCs w:val="28"/>
+          <w:lang w:val="en-US"/>
+        </w:rPr>
+        <w:t xml:space="preserve"> </w:t>
+      </w:r>
+      <w:proofErr w:type="spellStart"/>
+      <w:r>
+        <w:rPr>
+          <w:sz w:val="28"/>
+          <w:szCs w:val="28"/>
+          <w:lang w:val="en-US"/>
+        </w:rPr>
+        <w:t>procjenu</w:t>
+      </w:r>
+      <w:proofErr w:type="spellEnd"/>
+      <w:r>
+        <w:rPr>
+          <w:sz w:val="28"/>
+          <w:szCs w:val="28"/>
+          <w:lang w:val="en-US"/>
+        </w:rPr>
+        <w:t xml:space="preserve"> </w:t>
+      </w:r>
+      <w:proofErr w:type="spellStart"/>
+      <w:r>
+        <w:rPr>
+          <w:sz w:val="28"/>
+          <w:szCs w:val="28"/>
+          <w:lang w:val="en-US"/>
+        </w:rPr>
+        <w:t>tipa</w:t>
+      </w:r>
+      <w:proofErr w:type="spellEnd"/>
+      <w:r>
+        <w:rPr>
+          <w:sz w:val="28"/>
+          <w:szCs w:val="28"/>
+          <w:lang w:val="en-US"/>
+        </w:rPr>
+        <w:t xml:space="preserve"> </w:t>
+      </w:r>
+      <w:proofErr w:type="spellStart"/>
+      <w:r>
+        <w:rPr>
+          <w:sz w:val="28"/>
+          <w:szCs w:val="28"/>
+          <w:lang w:val="en-US"/>
+        </w:rPr>
+        <w:t>poremećaja</w:t>
+      </w:r>
+      <w:proofErr w:type="spellEnd"/>
+      <w:r>
+        <w:rPr>
+          <w:sz w:val="28"/>
+          <w:szCs w:val="28"/>
+          <w:lang w:val="en-US"/>
+        </w:rPr>
+        <w:t xml:space="preserve"> </w:t>
+      </w:r>
+      <w:proofErr w:type="spellStart"/>
+      <w:r>
+        <w:rPr>
+          <w:sz w:val="28"/>
+          <w:szCs w:val="28"/>
+          <w:lang w:val="en-US"/>
+        </w:rPr>
+        <w:t>raspoznavanja</w:t>
+      </w:r>
+      <w:proofErr w:type="spellEnd"/>
+      <w:r>
+        <w:rPr>
+          <w:sz w:val="28"/>
+          <w:szCs w:val="28"/>
+          <w:lang w:val="en-US"/>
+        </w:rPr>
+        <w:t xml:space="preserve"> </w:t>
+      </w:r>
+      <w:proofErr w:type="spellStart"/>
+      <w:r>
+        <w:rPr>
+          <w:sz w:val="28"/>
+          <w:szCs w:val="28"/>
+          <w:lang w:val="en-US"/>
+        </w:rPr>
+        <w:t>boja</w:t>
+      </w:r>
+      <w:proofErr w:type="spellEnd"/>
+      <w:r>
+        <w:rPr>
+          <w:sz w:val="28"/>
+          <w:szCs w:val="28"/>
+          <w:lang w:val="en-US"/>
+        </w:rPr>
+        <w:t xml:space="preserve"> (</w:t>
+      </w:r>
+      <w:proofErr w:type="spellStart"/>
+      <w:r>
+        <w:rPr>
+          <w:sz w:val="28"/>
+          <w:szCs w:val="28"/>
+          <w:lang w:val="en-US"/>
+        </w:rPr>
+        <w:t>crveno-zeleni</w:t>
+      </w:r>
+      <w:proofErr w:type="spellEnd"/>
+      <w:r>
+        <w:rPr>
+          <w:sz w:val="28"/>
+          <w:szCs w:val="28"/>
+          <w:lang w:val="en-US"/>
+        </w:rPr>
+        <w:t xml:space="preserve">, </w:t>
+      </w:r>
+      <w:proofErr w:type="spellStart"/>
+      <w:r>
+        <w:rPr>
+          <w:sz w:val="28"/>
+          <w:szCs w:val="28"/>
+          <w:lang w:val="en-US"/>
+        </w:rPr>
+        <w:t>plavo-žuti</w:t>
+      </w:r>
+      <w:proofErr w:type="spellEnd"/>
+      <w:r>
+        <w:rPr>
+          <w:sz w:val="28"/>
+          <w:szCs w:val="28"/>
+          <w:lang w:val="en-US"/>
+        </w:rPr>
+        <w:t xml:space="preserve"> </w:t>
+      </w:r>
+      <w:proofErr w:type="spellStart"/>
+      <w:r>
+        <w:rPr>
+          <w:sz w:val="28"/>
+          <w:szCs w:val="28"/>
+          <w:lang w:val="en-US"/>
+        </w:rPr>
+        <w:t>ili</w:t>
+      </w:r>
+      <w:proofErr w:type="spellEnd"/>
+      <w:r>
+        <w:rPr>
+          <w:sz w:val="28"/>
+          <w:szCs w:val="28"/>
+          <w:lang w:val="en-US"/>
+        </w:rPr>
+        <w:t xml:space="preserve"> </w:t>
+      </w:r>
+      <w:proofErr w:type="spellStart"/>
+      <w:r>
+        <w:rPr>
+          <w:sz w:val="28"/>
+          <w:szCs w:val="28"/>
+          <w:lang w:val="en-US"/>
+        </w:rPr>
+        <w:t>ima</w:t>
+      </w:r>
+      <w:proofErr w:type="spellEnd"/>
+      <w:r>
+        <w:rPr>
+          <w:sz w:val="28"/>
+          <w:szCs w:val="28"/>
+          <w:lang w:val="en-US"/>
+        </w:rPr>
+        <w:t xml:space="preserve"> </w:t>
+      </w:r>
+      <w:proofErr w:type="spellStart"/>
+      <w:r>
+        <w:rPr>
+          <w:sz w:val="28"/>
+          <w:szCs w:val="28"/>
+          <w:lang w:val="en-US"/>
+        </w:rPr>
+        <w:t>normalan</w:t>
+      </w:r>
+      <w:proofErr w:type="spellEnd"/>
+      <w:r>
+        <w:rPr>
+          <w:sz w:val="28"/>
+          <w:szCs w:val="28"/>
+          <w:lang w:val="en-US"/>
+        </w:rPr>
+        <w:t xml:space="preserve"> vid).</w:t>
+      </w:r>
+      <w:r>
+        <w:rPr>
+          <w:sz w:val="28"/>
+          <w:szCs w:val="28"/>
+          <w:lang w:val="en-US"/>
+        </w:rPr>
+        <w:t xml:space="preserve"> </w:t>
+      </w:r>
+      <w:proofErr w:type="spellStart"/>
+      <w:r>
+        <w:rPr>
+          <w:sz w:val="28"/>
+          <w:szCs w:val="28"/>
+          <w:lang w:val="en-US"/>
+        </w:rPr>
+        <w:t>Generira</w:t>
+      </w:r>
+      <w:proofErr w:type="spellEnd"/>
+      <w:r>
+        <w:rPr>
+          <w:sz w:val="28"/>
+          <w:szCs w:val="28"/>
+          <w:lang w:val="en-US"/>
+        </w:rPr>
+        <w:t xml:space="preserve"> se </w:t>
+      </w:r>
+      <w:proofErr w:type="spellStart"/>
+      <w:r>
+        <w:rPr>
+          <w:sz w:val="28"/>
+          <w:szCs w:val="28"/>
+          <w:lang w:val="en-US"/>
+        </w:rPr>
+        <w:t>i</w:t>
+      </w:r>
+      <w:proofErr w:type="spellEnd"/>
+      <w:r>
+        <w:rPr>
+          <w:sz w:val="28"/>
+          <w:szCs w:val="28"/>
+          <w:lang w:val="en-US"/>
+        </w:rPr>
+        <w:t xml:space="preserve"> </w:t>
+      </w:r>
+      <w:proofErr w:type="spellStart"/>
+      <w:r>
+        <w:rPr>
+          <w:sz w:val="28"/>
+          <w:szCs w:val="28"/>
+          <w:lang w:val="en-US"/>
+        </w:rPr>
+        <w:t>ploča</w:t>
+      </w:r>
+      <w:proofErr w:type="spellEnd"/>
+      <w:r>
+        <w:rPr>
+          <w:sz w:val="28"/>
+          <w:szCs w:val="28"/>
+          <w:lang w:val="en-US"/>
+        </w:rPr>
+        <w:t xml:space="preserve"> za </w:t>
+      </w:r>
+      <w:proofErr w:type="spellStart"/>
+      <w:r>
+        <w:rPr>
+          <w:sz w:val="28"/>
+          <w:szCs w:val="28"/>
+          <w:lang w:val="en-US"/>
+        </w:rPr>
+        <w:t>kontrolni</w:t>
+      </w:r>
+      <w:proofErr w:type="spellEnd"/>
+      <w:r>
+        <w:rPr>
+          <w:sz w:val="28"/>
+          <w:szCs w:val="28"/>
+          <w:lang w:val="en-US"/>
+        </w:rPr>
+        <w:t xml:space="preserve"> test koji je </w:t>
+      </w:r>
+      <w:proofErr w:type="spellStart"/>
+      <w:r>
+        <w:rPr>
+          <w:sz w:val="28"/>
+          <w:szCs w:val="28"/>
+          <w:lang w:val="en-US"/>
+        </w:rPr>
+        <w:t>crno-bijeli</w:t>
+      </w:r>
+      <w:proofErr w:type="spellEnd"/>
+      <w:r>
+        <w:rPr>
+          <w:sz w:val="28"/>
+          <w:szCs w:val="28"/>
+          <w:lang w:val="en-US"/>
+        </w:rPr>
+        <w:t xml:space="preserve">. Ako taj test </w:t>
+      </w:r>
+      <w:proofErr w:type="spellStart"/>
+      <w:r>
+        <w:rPr>
+          <w:sz w:val="28"/>
+          <w:szCs w:val="28"/>
+          <w:lang w:val="en-US"/>
+        </w:rPr>
+        <w:t>pogrešno</w:t>
+      </w:r>
+      <w:proofErr w:type="spellEnd"/>
+      <w:r>
+        <w:rPr>
+          <w:sz w:val="28"/>
+          <w:szCs w:val="28"/>
+          <w:lang w:val="en-US"/>
+        </w:rPr>
+        <w:t xml:space="preserve"> </w:t>
+      </w:r>
+      <w:proofErr w:type="spellStart"/>
+      <w:r>
+        <w:rPr>
+          <w:sz w:val="28"/>
+          <w:szCs w:val="28"/>
+          <w:lang w:val="en-US"/>
+        </w:rPr>
+        <w:t>riješite</w:t>
+      </w:r>
+      <w:proofErr w:type="spellEnd"/>
+      <w:r>
+        <w:rPr>
+          <w:sz w:val="28"/>
+          <w:szCs w:val="28"/>
+          <w:lang w:val="en-US"/>
+        </w:rPr>
+        <w:t xml:space="preserve">, </w:t>
+      </w:r>
+      <w:proofErr w:type="spellStart"/>
+      <w:r>
+        <w:rPr>
+          <w:sz w:val="28"/>
+          <w:szCs w:val="28"/>
+          <w:lang w:val="en-US"/>
+        </w:rPr>
+        <w:t>moguće</w:t>
+      </w:r>
+      <w:proofErr w:type="spellEnd"/>
+      <w:r>
+        <w:rPr>
+          <w:sz w:val="28"/>
+          <w:szCs w:val="28"/>
+          <w:lang w:val="en-US"/>
+        </w:rPr>
+        <w:t xml:space="preserve"> je da </w:t>
+      </w:r>
+      <w:proofErr w:type="spellStart"/>
+      <w:r>
+        <w:rPr>
+          <w:sz w:val="28"/>
+          <w:szCs w:val="28"/>
+          <w:lang w:val="en-US"/>
+        </w:rPr>
+        <w:t>imate</w:t>
+      </w:r>
+      <w:proofErr w:type="spellEnd"/>
+      <w:r>
+        <w:rPr>
+          <w:sz w:val="28"/>
+          <w:szCs w:val="28"/>
+          <w:lang w:val="en-US"/>
+        </w:rPr>
+        <w:t xml:space="preserve"> problem </w:t>
+      </w:r>
+      <w:proofErr w:type="spellStart"/>
+      <w:r>
+        <w:rPr>
+          <w:sz w:val="28"/>
+          <w:szCs w:val="28"/>
+          <w:lang w:val="en-US"/>
+        </w:rPr>
+        <w:t>sa</w:t>
+      </w:r>
+      <w:proofErr w:type="spellEnd"/>
+      <w:r>
+        <w:rPr>
+          <w:sz w:val="28"/>
+          <w:szCs w:val="28"/>
+          <w:lang w:val="en-US"/>
+        </w:rPr>
+        <w:t xml:space="preserve"> </w:t>
+      </w:r>
+      <w:proofErr w:type="spellStart"/>
+      <w:r>
+        <w:rPr>
+          <w:sz w:val="28"/>
+          <w:szCs w:val="28"/>
+          <w:lang w:val="en-US"/>
+        </w:rPr>
+        <w:t>ekranom</w:t>
+      </w:r>
+      <w:proofErr w:type="spellEnd"/>
+      <w:r>
+        <w:rPr>
+          <w:sz w:val="28"/>
+          <w:szCs w:val="28"/>
+          <w:lang w:val="en-US"/>
+        </w:rPr>
+        <w:t xml:space="preserve"> </w:t>
+      </w:r>
+      <w:proofErr w:type="spellStart"/>
+      <w:r>
+        <w:rPr>
+          <w:sz w:val="28"/>
+          <w:szCs w:val="28"/>
+          <w:lang w:val="en-US"/>
+        </w:rPr>
+        <w:t>ili</w:t>
+      </w:r>
+      <w:proofErr w:type="spellEnd"/>
+      <w:r>
+        <w:rPr>
+          <w:sz w:val="28"/>
+          <w:szCs w:val="28"/>
+          <w:lang w:val="en-US"/>
+        </w:rPr>
+        <w:t xml:space="preserve"> </w:t>
+      </w:r>
+      <w:proofErr w:type="spellStart"/>
+      <w:r>
+        <w:rPr>
+          <w:sz w:val="28"/>
+          <w:szCs w:val="28"/>
+          <w:lang w:val="en-US"/>
+        </w:rPr>
+        <w:t>generalnim</w:t>
+      </w:r>
+      <w:proofErr w:type="spellEnd"/>
+      <w:r>
+        <w:rPr>
+          <w:sz w:val="28"/>
+          <w:szCs w:val="28"/>
+          <w:lang w:val="en-US"/>
+        </w:rPr>
+        <w:t xml:space="preserve"> </w:t>
+      </w:r>
+      <w:proofErr w:type="spellStart"/>
+      <w:r>
+        <w:rPr>
+          <w:sz w:val="28"/>
+          <w:szCs w:val="28"/>
+          <w:lang w:val="en-US"/>
+        </w:rPr>
+        <w:t>vidom</w:t>
+      </w:r>
+      <w:proofErr w:type="spellEnd"/>
+      <w:r>
+        <w:rPr>
+          <w:sz w:val="28"/>
+          <w:szCs w:val="28"/>
+          <w:lang w:val="en-US"/>
+        </w:rPr>
+        <w:t>.</w:t>
       </w:r>
     </w:p>
     <w:p>
@@ -4623,7 +6899,23 @@
           <w:sz w:val="28"/>
           <w:szCs w:val="28"/>
         </w:rPr>
-        <w:t xml:space="preserve"> koje želimo imati u extension-u</w:t>
+        <w:t xml:space="preserve"> koje želimo imati u </w:t>
+      </w:r>
+      <w:proofErr w:type="spellStart"/>
+      <w:r>
+        <w:rPr>
+          <w:sz w:val="28"/>
+          <w:szCs w:val="28"/>
+        </w:rPr>
+        <w:t>extension</w:t>
+      </w:r>
+      <w:proofErr w:type="spellEnd"/>
+      <w:r>
+        <w:rPr>
+          <w:sz w:val="28"/>
+          <w:szCs w:val="28"/>
+        </w:rPr>
+        <w:t>-u</w:t>
       </w:r>
       <w:r>
         <w:rPr>
@@ -4664,7 +6956,39 @@
           <w:sz w:val="28"/>
           <w:szCs w:val="28"/>
         </w:rPr>
-        <w:t>Implementirane su error i warning dekoracije. Testirana je vidljivost i kontrast oznaka.</w:t>
+        <w:t xml:space="preserve">Implementirane su </w:t>
+      </w:r>
+      <w:proofErr w:type="spellStart"/>
+      <w:r>
+        <w:rPr>
+          <w:sz w:val="28"/>
+          <w:szCs w:val="28"/>
+        </w:rPr>
+        <w:t>error</w:t>
+      </w:r>
+      <w:proofErr w:type="spellEnd"/>
+      <w:r>
+        <w:rPr>
+          <w:sz w:val="28"/>
+          <w:szCs w:val="28"/>
+        </w:rPr>
+        <w:t xml:space="preserve"> i </w:t>
+      </w:r>
+      <w:proofErr w:type="spellStart"/>
+      <w:r>
+        <w:rPr>
+          <w:sz w:val="28"/>
+          <w:szCs w:val="28"/>
+        </w:rPr>
+        <w:t>warning</w:t>
+      </w:r>
+      <w:proofErr w:type="spellEnd"/>
+      <w:r>
+        <w:rPr>
+          <w:sz w:val="28"/>
+          <w:szCs w:val="28"/>
+        </w:rPr>
+        <w:t xml:space="preserve"> dekoracije. Testirana je vidljivost i kontrast oznaka.</w:t>
       </w:r>
     </w:p>
     <w:p>
@@ -4683,33 +7007,19 @@
           <w:sz w:val="28"/>
           <w:szCs w:val="28"/>
         </w:rPr>
-        <w:t>Tjedan 3 – Ishihara test</w:t>
-      </w:r>
-    </w:p>
-    <w:p>
-      <w:pPr>
-        <w:rPr>
-          <w:sz w:val="28"/>
-          <w:szCs w:val="28"/>
-        </w:rPr>
-      </w:pPr>
-      <w:r>
-        <w:rPr>
-          <w:sz w:val="28"/>
-          <w:szCs w:val="28"/>
-        </w:rPr>
-        <w:t>Dodane su Ishihara testne ploče i testirana ispravnost prikaza.</w:t>
-      </w:r>
-    </w:p>
-    <w:p>
-      <w:pPr>
+        <w:t xml:space="preserve">Tjedan 3 – </w:t>
+      </w:r>
+      <w:proofErr w:type="spellStart"/>
+      <w:r>
         <w:rPr>
           <w:b/>
           <w:bCs/>
           <w:sz w:val="28"/>
           <w:szCs w:val="28"/>
         </w:rPr>
-      </w:pPr>
+        <w:t>Ishihara</w:t>
+      </w:r>
+      <w:proofErr w:type="spellEnd"/>
       <w:r>
         <w:rPr>
           <w:b/>
@@ -4717,15 +7027,65 @@
           <w:sz w:val="28"/>
           <w:szCs w:val="28"/>
         </w:rPr>
-        <w:t xml:space="preserve"> </w:t>
-      </w:r>
-      <w:r>
+        <w:t xml:space="preserve"> test</w:t>
+      </w:r>
+    </w:p>
+    <w:p>
+      <w:pPr>
+        <w:rPr>
+          <w:sz w:val="28"/>
+          <w:szCs w:val="28"/>
+        </w:rPr>
+      </w:pPr>
+      <w:r>
+        <w:rPr>
+          <w:sz w:val="28"/>
+          <w:szCs w:val="28"/>
+        </w:rPr>
+        <w:t xml:space="preserve">Dodane su </w:t>
+      </w:r>
+      <w:proofErr w:type="spellStart"/>
+      <w:r>
+        <w:rPr>
+          <w:sz w:val="28"/>
+          <w:szCs w:val="28"/>
+        </w:rPr>
+        <w:t>Ishihara</w:t>
+      </w:r>
+      <w:proofErr w:type="spellEnd"/>
+      <w:r>
+        <w:rPr>
+          <w:sz w:val="28"/>
+          <w:szCs w:val="28"/>
+        </w:rPr>
+        <w:t xml:space="preserve"> testne ploče i testirana ispravnost prikaza.</w:t>
+      </w:r>
+    </w:p>
+    <w:p>
+      <w:pPr>
         <w:rPr>
           <w:b/>
           <w:bCs/>
           <w:sz w:val="28"/>
           <w:szCs w:val="28"/>
         </w:rPr>
+      </w:pPr>
+      <w:r>
+        <w:rPr>
+          <w:b/>
+          <w:bCs/>
+          <w:sz w:val="28"/>
+          <w:szCs w:val="28"/>
+        </w:rPr>
+        <w:t xml:space="preserve"> </w:t>
+      </w:r>
+      <w:r>
+        <w:rPr>
+          <w:b/>
+          <w:bCs/>
+          <w:sz w:val="28"/>
+          <w:szCs w:val="28"/>
+        </w:rPr>
         <w:t>Tjedan 4 – Završne dorade</w:t>
       </w:r>
     </w:p>
@@ -4872,54 +7232,19 @@
           <w:sz w:val="28"/>
           <w:szCs w:val="28"/>
         </w:rPr>
-        <w:t xml:space="preserve"> – Ishihara test</w:t>
-      </w:r>
-    </w:p>
-    <w:p>
-      <w:pPr>
-        <w:rPr>
-          <w:sz w:val="28"/>
-          <w:szCs w:val="28"/>
-        </w:rPr>
-      </w:pPr>
-      <w:r>
-        <w:rPr>
-          <w:sz w:val="28"/>
-          <w:szCs w:val="28"/>
-        </w:rPr>
-        <w:t>Prebaciva</w:t>
-      </w:r>
-      <w:r>
-        <w:rPr>
-          <w:sz w:val="28"/>
-          <w:szCs w:val="28"/>
-        </w:rPr>
-        <w:t xml:space="preserve">li smo </w:t>
-      </w:r>
-      <w:r>
-        <w:rPr>
-          <w:sz w:val="28"/>
-          <w:szCs w:val="28"/>
-        </w:rPr>
-        <w:t xml:space="preserve">Ishihara testa </w:t>
-      </w:r>
-      <w:r>
-        <w:rPr>
-          <w:sz w:val="28"/>
-          <w:szCs w:val="28"/>
-        </w:rPr>
-        <w:t>iz Python-a u WebView.</w:t>
-      </w:r>
-    </w:p>
-    <w:p>
-      <w:pPr>
+        <w:t xml:space="preserve"> – </w:t>
+      </w:r>
+      <w:proofErr w:type="spellStart"/>
+      <w:r>
         <w:rPr>
           <w:b/>
           <w:bCs/>
           <w:sz w:val="28"/>
           <w:szCs w:val="28"/>
         </w:rPr>
-      </w:pPr>
+        <w:t>Ishihara</w:t>
+      </w:r>
+      <w:proofErr w:type="spellEnd"/>
       <w:r>
         <w:rPr>
           <w:b/>
@@ -4927,22 +7252,68 @@
           <w:sz w:val="28"/>
           <w:szCs w:val="28"/>
         </w:rPr>
-        <w:t>Tjedan 8 i 9 – Odmor i druga natjecanja</w:t>
-      </w:r>
-    </w:p>
-    <w:p>
-      <w:pPr>
-        <w:rPr>
-          <w:sz w:val="28"/>
-          <w:szCs w:val="28"/>
-        </w:rPr>
-      </w:pPr>
-      <w:r>
-        <w:rPr>
-          <w:sz w:val="28"/>
-          <w:szCs w:val="28"/>
-        </w:rPr>
-        <w:t>U ova dva tjedna smo se fokusirali na županijsko natjecanje iz tehničkog pa nismo nadograđivali projekt.</w:t>
+        <w:t xml:space="preserve"> test</w:t>
+      </w:r>
+    </w:p>
+    <w:p>
+      <w:pPr>
+        <w:rPr>
+          <w:sz w:val="28"/>
+          <w:szCs w:val="28"/>
+        </w:rPr>
+      </w:pPr>
+      <w:r>
+        <w:rPr>
+          <w:sz w:val="28"/>
+          <w:szCs w:val="28"/>
+        </w:rPr>
+        <w:t>Prebaciva</w:t>
+      </w:r>
+      <w:r>
+        <w:rPr>
+          <w:sz w:val="28"/>
+          <w:szCs w:val="28"/>
+        </w:rPr>
+        <w:t xml:space="preserve">li smo </w:t>
+      </w:r>
+      <w:proofErr w:type="spellStart"/>
+      <w:r>
+        <w:rPr>
+          <w:sz w:val="28"/>
+          <w:szCs w:val="28"/>
+        </w:rPr>
+        <w:t>Ishihara</w:t>
+      </w:r>
+      <w:proofErr w:type="spellEnd"/>
+      <w:r>
+        <w:rPr>
+          <w:sz w:val="28"/>
+          <w:szCs w:val="28"/>
+        </w:rPr>
+        <w:t xml:space="preserve"> testa </w:t>
+      </w:r>
+      <w:r>
+        <w:rPr>
+          <w:sz w:val="28"/>
+          <w:szCs w:val="28"/>
+        </w:rPr>
+        <w:t xml:space="preserve">iz Python-a u </w:t>
+      </w:r>
+      <w:proofErr w:type="spellStart"/>
+      <w:r>
+        <w:rPr>
+          <w:sz w:val="28"/>
+          <w:szCs w:val="28"/>
+        </w:rPr>
+        <w:t>WebView</w:t>
+      </w:r>
+      <w:proofErr w:type="spellEnd"/>
+      <w:r>
+        <w:rPr>
+          <w:sz w:val="28"/>
+          <w:szCs w:val="28"/>
+        </w:rPr>
+        <w:t>.</w:t>
       </w:r>
     </w:p>
     <w:p>
@@ -4961,17 +7332,33 @@
           <w:sz w:val="28"/>
           <w:szCs w:val="28"/>
         </w:rPr>
-        <w:t xml:space="preserve">Tjedan </w:t>
-      </w:r>
-      <w:r>
+        <w:t>Tjedan 8 i 9 – Odmor i druga natjecanja</w:t>
+      </w:r>
+    </w:p>
+    <w:p>
+      <w:pPr>
+        <w:rPr>
+          <w:sz w:val="28"/>
+          <w:szCs w:val="28"/>
+        </w:rPr>
+      </w:pPr>
+      <w:r>
+        <w:rPr>
+          <w:sz w:val="28"/>
+          <w:szCs w:val="28"/>
+        </w:rPr>
+        <w:t>U ova dva tjedna smo se fokusirali na županijsko natjecanje iz tehničkog pa nismo nadograđivali projekt.</w:t>
+      </w:r>
+    </w:p>
+    <w:p>
+      <w:pPr>
         <w:rPr>
           <w:b/>
           <w:bCs/>
           <w:sz w:val="28"/>
           <w:szCs w:val="28"/>
         </w:rPr>
-        <w:t>10</w:t>
-      </w:r>
+      </w:pPr>
       <w:r>
         <w:rPr>
           <w:b/>
@@ -4979,33 +7366,17 @@
           <w:sz w:val="28"/>
           <w:szCs w:val="28"/>
         </w:rPr>
-        <w:t xml:space="preserve"> – Ishihara test(nastavak)</w:t>
-      </w:r>
-    </w:p>
-    <w:p>
-      <w:pPr>
-        <w:rPr>
-          <w:sz w:val="28"/>
-          <w:szCs w:val="28"/>
-        </w:rPr>
-      </w:pPr>
-      <w:r>
-        <w:rPr>
-          <w:sz w:val="28"/>
-          <w:szCs w:val="28"/>
-        </w:rPr>
-        <w:t>Nakon što smo ga prebacili u WebView, implementirali smo Ishihara test u VS Code ekstenziju.</w:t>
-      </w:r>
-    </w:p>
-    <w:p>
-      <w:pPr>
+        <w:t xml:space="preserve">Tjedan </w:t>
+      </w:r>
+      <w:r>
         <w:rPr>
           <w:b/>
           <w:bCs/>
           <w:sz w:val="28"/>
           <w:szCs w:val="28"/>
         </w:rPr>
-      </w:pPr>
+        <w:t>10</w:t>
+      </w:r>
       <w:r>
         <w:rPr>
           <w:b/>
@@ -5013,33 +7384,19 @@
           <w:sz w:val="28"/>
           <w:szCs w:val="28"/>
         </w:rPr>
-        <w:t>Tjedan 11 – detalji</w:t>
-      </w:r>
-    </w:p>
-    <w:p>
-      <w:pPr>
-        <w:rPr>
-          <w:sz w:val="28"/>
-          <w:szCs w:val="28"/>
-        </w:rPr>
-      </w:pPr>
-      <w:r>
-        <w:rPr>
-          <w:sz w:val="28"/>
-          <w:szCs w:val="28"/>
-        </w:rPr>
-        <w:t>Ovaj tjedan smo se obazirali na detalje poput boja, oznaka i tema za pojedine vrste daltonizma.</w:t>
-      </w:r>
-    </w:p>
-    <w:p>
-      <w:pPr>
+        <w:t xml:space="preserve"> – </w:t>
+      </w:r>
+      <w:proofErr w:type="spellStart"/>
+      <w:r>
         <w:rPr>
           <w:b/>
           <w:bCs/>
           <w:sz w:val="28"/>
           <w:szCs w:val="28"/>
         </w:rPr>
-      </w:pPr>
+        <w:t>Ishihara</w:t>
+      </w:r>
+      <w:proofErr w:type="spellEnd"/>
       <w:r>
         <w:rPr>
           <w:b/>
@@ -5047,6 +7404,122 @@
           <w:sz w:val="28"/>
           <w:szCs w:val="28"/>
         </w:rPr>
+        <w:t xml:space="preserve"> test(nastavak)</w:t>
+      </w:r>
+    </w:p>
+    <w:p>
+      <w:pPr>
+        <w:rPr>
+          <w:sz w:val="28"/>
+          <w:szCs w:val="28"/>
+        </w:rPr>
+      </w:pPr>
+      <w:r>
+        <w:rPr>
+          <w:sz w:val="28"/>
+          <w:szCs w:val="28"/>
+        </w:rPr>
+        <w:t xml:space="preserve">Nakon što smo ga prebacili u </w:t>
+      </w:r>
+      <w:proofErr w:type="spellStart"/>
+      <w:r>
+        <w:rPr>
+          <w:sz w:val="28"/>
+          <w:szCs w:val="28"/>
+        </w:rPr>
+        <w:t>WebView</w:t>
+      </w:r>
+      <w:proofErr w:type="spellEnd"/>
+      <w:r>
+        <w:rPr>
+          <w:sz w:val="28"/>
+          <w:szCs w:val="28"/>
+        </w:rPr>
+        <w:t xml:space="preserve">, implementirali smo </w:t>
+      </w:r>
+      <w:proofErr w:type="spellStart"/>
+      <w:r>
+        <w:rPr>
+          <w:sz w:val="28"/>
+          <w:szCs w:val="28"/>
+        </w:rPr>
+        <w:t>Ishihara</w:t>
+      </w:r>
+      <w:proofErr w:type="spellEnd"/>
+      <w:r>
+        <w:rPr>
+          <w:sz w:val="28"/>
+          <w:szCs w:val="28"/>
+        </w:rPr>
+        <w:t xml:space="preserve"> test u VS </w:t>
+      </w:r>
+      <w:proofErr w:type="spellStart"/>
+      <w:r>
+        <w:rPr>
+          <w:sz w:val="28"/>
+          <w:szCs w:val="28"/>
+        </w:rPr>
+        <w:t>Code</w:t>
+      </w:r>
+      <w:proofErr w:type="spellEnd"/>
+      <w:r>
+        <w:rPr>
+          <w:sz w:val="28"/>
+          <w:szCs w:val="28"/>
+        </w:rPr>
+        <w:t xml:space="preserve"> ekstenziju.</w:t>
+      </w:r>
+    </w:p>
+    <w:p>
+      <w:pPr>
+        <w:rPr>
+          <w:b/>
+          <w:bCs/>
+          <w:sz w:val="28"/>
+          <w:szCs w:val="28"/>
+        </w:rPr>
+      </w:pPr>
+      <w:r>
+        <w:rPr>
+          <w:b/>
+          <w:bCs/>
+          <w:sz w:val="28"/>
+          <w:szCs w:val="28"/>
+        </w:rPr>
+        <w:t>Tjedan 11 – detalji</w:t>
+      </w:r>
+    </w:p>
+    <w:p>
+      <w:pPr>
+        <w:rPr>
+          <w:sz w:val="28"/>
+          <w:szCs w:val="28"/>
+        </w:rPr>
+      </w:pPr>
+      <w:r>
+        <w:rPr>
+          <w:sz w:val="28"/>
+          <w:szCs w:val="28"/>
+        </w:rPr>
+        <w:t>Ovaj tjedan smo se obazirali na detalje poput boja, oznaka i tema za pojedine vrste daltonizma.</w:t>
+      </w:r>
+    </w:p>
+    <w:p>
+      <w:pPr>
+        <w:rPr>
+          <w:b/>
+          <w:bCs/>
+          <w:sz w:val="28"/>
+          <w:szCs w:val="28"/>
+        </w:rPr>
+      </w:pPr>
+      <w:r>
+        <w:rPr>
+          <w:b/>
+          <w:bCs/>
+          <w:sz w:val="28"/>
+          <w:szCs w:val="28"/>
+        </w:rPr>
         <w:t>Tjedan 12 – izlaganje</w:t>
       </w:r>
     </w:p>
@@ -5099,7 +7572,23 @@
           <w:sz w:val="28"/>
           <w:szCs w:val="28"/>
         </w:rPr>
-        <w:t>Projekt VSC A11Y pokazao nam je kako i jednostavne funkcionalnosti mogu značajno poboljšati pristupačnost razvojnog okruženja. Kroz rad smo naučili koristiti VS Code API i razmišljati o potrebama različitih korisnika.</w:t>
+        <w:t xml:space="preserve">Projekt VSC A11Y pokazao nam je kako i jednostavne funkcionalnosti mogu značajno poboljšati pristupačnost razvojnog okruženja. Kroz rad smo naučili koristiti VS </w:t>
+      </w:r>
+      <w:proofErr w:type="spellStart"/>
+      <w:r>
+        <w:rPr>
+          <w:sz w:val="28"/>
+          <w:szCs w:val="28"/>
+        </w:rPr>
+        <w:t>Code</w:t>
+      </w:r>
+      <w:proofErr w:type="spellEnd"/>
+      <w:r>
+        <w:rPr>
+          <w:sz w:val="28"/>
+          <w:szCs w:val="28"/>
+        </w:rPr>
+        <w:t xml:space="preserve"> API i razmišljati o potrebama različitih korisnika.</w:t>
       </w:r>
     </w:p>
     <w:p>
@@ -8137,6 +10626,18 @@
       <w:ind w:left="240"/>
     </w:pPr>
   </w:style>
+  <w:style w:type="character" w:styleId="FollowedHyperlink">
+    <w:name w:val="FollowedHyperlink"/>
+    <w:basedOn w:val="DefaultParagraphFont"/>
+    <w:uiPriority w:val="99"/>
+    <w:semiHidden/>
+    <w:unhideWhenUsed/>
+    <w:rsid w:val="004C3555"/>
+    <w:rPr>
+      <w:color w:val="96607D" w:themeColor="followedHyperlink"/>
+      <w:u w:val="single"/>
+    </w:rPr>
+  </w:style>
 </w:styles>
 </file>
 
@@ -8279,12 +10780,14 @@
   </w:compat>
   <w:rsids>
     <w:rsidRoot w:val="00F47D2D"/>
+    <w:rsid w:val="003C6DEF"/>
     <w:rsid w:val="004B49B9"/>
     <w:rsid w:val="0064196C"/>
     <w:rsid w:val="00806B27"/>
     <w:rsid w:val="0097666F"/>
     <w:rsid w:val="00A02D78"/>
     <w:rsid w:val="00A40C11"/>
+    <w:rsid w:val="00B601F9"/>
     <w:rsid w:val="00C42344"/>
     <w:rsid w:val="00D225F4"/>
     <w:rsid w:val="00D23A21"/>

--- a/docs/vsca11y_Dokumentacija.docx
+++ b/docs/vsca11y_Dokumentacija.docx
@@ -2348,36 +2348,305 @@
           <w:sz w:val="28"/>
           <w:szCs w:val="28"/>
         </w:rPr>
-        <w:t xml:space="preserve">“ Osijek i OŠ Josipovac. Sudjelovali  smo na puno informatičkih natjecanja čak i na državnim razinama. Jako volimo programirati i usvajati nova znanja koja bi nam mogla i pomoći u budućnosti. </w:t>
-      </w:r>
-    </w:p>
-    <w:p>
-      <w:pPr>
-        <w:rPr>
-          <w:sz w:val="28"/>
-          <w:szCs w:val="28"/>
-        </w:rPr>
-      </w:pPr>
-      <w:r>
-        <w:rPr>
-          <w:sz w:val="28"/>
-          <w:szCs w:val="28"/>
-        </w:rPr>
-        <w:t xml:space="preserve">Počeli smo raditi ovaj projekt zbog našeg prijatelja Leona. Vidjeli smo da se jako muči pri programiranju i na natjecanjima iz informatike zbog njegovog lošeg vida. Htjeli smo mu olakšati programiranje i natjecanja. </w:t>
-      </w:r>
-    </w:p>
-    <w:p>
-      <w:pPr>
-        <w:rPr>
-          <w:sz w:val="28"/>
-          <w:szCs w:val="28"/>
-        </w:rPr>
-      </w:pPr>
-      <w:r>
-        <w:rPr>
-          <w:sz w:val="28"/>
-          <w:szCs w:val="28"/>
-        </w:rPr>
+        <w:t>“ Osijek i OŠ Josipovac. Sudjelovali  smo na puno informatičkih natjecanja čak i na državnim razinama.</w:t>
+      </w:r>
+      <w:r>
+        <w:rPr>
+          <w:sz w:val="28"/>
+          <w:szCs w:val="28"/>
+        </w:rPr>
+        <w:t xml:space="preserve"> Često se natječemo i u drugim područjima poput tehničke kulture, matematike, fizike, hrvatskog i stranih jezika.</w:t>
+      </w:r>
+      <w:r>
+        <w:rPr>
+          <w:sz w:val="28"/>
+          <w:szCs w:val="28"/>
+        </w:rPr>
+        <w:t xml:space="preserve"> Jako volimo programirati i usvajati nova znanja koja bi nam mogla i pomoći u budućnosti. </w:t>
+      </w:r>
+    </w:p>
+    <w:p>
+      <w:pPr>
+        <w:rPr>
+          <w:sz w:val="28"/>
+          <w:szCs w:val="28"/>
+        </w:rPr>
+      </w:pPr>
+      <w:r>
+        <w:rPr>
+          <w:sz w:val="28"/>
+          <w:szCs w:val="28"/>
+        </w:rPr>
+        <w:t xml:space="preserve">U našem timu je, iako je </w:t>
+      </w:r>
+      <w:proofErr w:type="spellStart"/>
+      <w:r>
+        <w:rPr>
+          <w:sz w:val="28"/>
+          <w:szCs w:val="28"/>
+        </w:rPr>
+        <w:t>najmađi</w:t>
+      </w:r>
+      <w:proofErr w:type="spellEnd"/>
+      <w:r>
+        <w:rPr>
+          <w:sz w:val="28"/>
+          <w:szCs w:val="28"/>
+        </w:rPr>
+        <w:t>, najiskusniji Filip koji ide u 7. razred. Njemu je ovo 3. državno natjecanje iz informatike, ali prvo iz razvoja software</w:t>
+      </w:r>
+      <w:r>
+        <w:rPr>
+          <w:sz w:val="28"/>
+          <w:szCs w:val="28"/>
+        </w:rPr>
+        <w:t>-</w:t>
+      </w:r>
+      <w:r>
+        <w:rPr>
+          <w:sz w:val="28"/>
+          <w:szCs w:val="28"/>
+        </w:rPr>
+        <w:t>a. Do sada je sudjelovao na 2 državna natjecanja iz kategorije Logo, i 2 iz kategorije Algoritmi na kojima je osvojio 3 prva i jedno drugo mjesto.</w:t>
+      </w:r>
+      <w:r>
+        <w:rPr>
+          <w:sz w:val="28"/>
+          <w:szCs w:val="28"/>
+        </w:rPr>
+        <w:t xml:space="preserve"> Ove godine se ponovno plasirao na državno natjecanje iz kategorija Logo i Algoritmi uz Razvoj software-a.</w:t>
+      </w:r>
+    </w:p>
+    <w:p>
+      <w:pPr>
+        <w:rPr>
+          <w:sz w:val="28"/>
+          <w:szCs w:val="28"/>
+        </w:rPr>
+      </w:pPr>
+      <w:r>
+        <w:rPr>
+          <w:sz w:val="28"/>
+          <w:szCs w:val="28"/>
+        </w:rPr>
+        <w:t xml:space="preserve">Također je u našem timu i Leon, učenik </w:t>
+      </w:r>
+      <w:r>
+        <w:rPr>
+          <w:sz w:val="28"/>
+          <w:szCs w:val="28"/>
+        </w:rPr>
+        <w:t>sedmoga</w:t>
+      </w:r>
+      <w:r>
+        <w:rPr>
+          <w:sz w:val="28"/>
+          <w:szCs w:val="28"/>
+        </w:rPr>
+        <w:t xml:space="preserve"> razreda kojem je ovo 2. plasman na državno natjecanje. U 6. razredu se natjecao iz kategorije Algoritmi, a ove godine je prošao na državno natjecanje iz čak </w:t>
+      </w:r>
+      <w:r>
+        <w:rPr>
+          <w:sz w:val="28"/>
+          <w:szCs w:val="28"/>
+        </w:rPr>
+        <w:t>4 kategorije: Osnove informatike, Algoritmi, Logo i Razvoj softw</w:t>
+      </w:r>
+      <w:r>
+        <w:rPr>
+          <w:sz w:val="28"/>
+          <w:szCs w:val="28"/>
+        </w:rPr>
+        <w:t>a</w:t>
+      </w:r>
+      <w:r>
+        <w:rPr>
+          <w:sz w:val="28"/>
+          <w:szCs w:val="28"/>
+        </w:rPr>
+        <w:t>r</w:t>
+      </w:r>
+      <w:r>
+        <w:rPr>
+          <w:sz w:val="28"/>
+          <w:szCs w:val="28"/>
+        </w:rPr>
+        <w:t>e-</w:t>
+      </w:r>
+      <w:r>
+        <w:rPr>
+          <w:sz w:val="28"/>
+          <w:szCs w:val="28"/>
+        </w:rPr>
+        <w:t>a.</w:t>
+      </w:r>
+    </w:p>
+    <w:p>
+      <w:pPr>
+        <w:rPr>
+          <w:sz w:val="28"/>
+          <w:szCs w:val="28"/>
+        </w:rPr>
+      </w:pPr>
+      <w:r>
+        <w:rPr>
+          <w:sz w:val="28"/>
+          <w:szCs w:val="28"/>
+        </w:rPr>
+        <w:t xml:space="preserve">Filip i Leon su izvrsni u programiranju, ali zbog toga ne treba </w:t>
+      </w:r>
+      <w:r>
+        <w:rPr>
+          <w:sz w:val="28"/>
+          <w:szCs w:val="28"/>
+        </w:rPr>
+        <w:t xml:space="preserve">zaboraviti </w:t>
+      </w:r>
+      <w:r>
+        <w:rPr>
+          <w:sz w:val="28"/>
+          <w:szCs w:val="28"/>
+        </w:rPr>
+        <w:t xml:space="preserve">i Matea, učenika osmog razreda. On je najstariji u ekipi i ovo mu je 2. državno natjecanje iz informatike. Do sada je sudjelovao </w:t>
+      </w:r>
+      <w:r>
+        <w:rPr>
+          <w:sz w:val="28"/>
+          <w:szCs w:val="28"/>
+        </w:rPr>
+        <w:t>na</w:t>
+      </w:r>
+      <w:r>
+        <w:rPr>
+          <w:sz w:val="28"/>
+          <w:szCs w:val="28"/>
+        </w:rPr>
+        <w:t xml:space="preserve"> državnoj razini kategorije Logo. Njegovo znanje programiranja je manje nego Filipovo ili </w:t>
+      </w:r>
+      <w:proofErr w:type="spellStart"/>
+      <w:r>
+        <w:rPr>
+          <w:sz w:val="28"/>
+          <w:szCs w:val="28"/>
+        </w:rPr>
+        <w:t>Leonovo</w:t>
+      </w:r>
+      <w:proofErr w:type="spellEnd"/>
+      <w:r>
+        <w:rPr>
+          <w:sz w:val="28"/>
+          <w:szCs w:val="28"/>
+        </w:rPr>
+        <w:t xml:space="preserve">, ali </w:t>
+      </w:r>
+      <w:r>
+        <w:rPr>
+          <w:sz w:val="28"/>
+          <w:szCs w:val="28"/>
+        </w:rPr>
+        <w:t xml:space="preserve">on </w:t>
+      </w:r>
+      <w:r>
+        <w:rPr>
+          <w:sz w:val="28"/>
+          <w:szCs w:val="28"/>
+        </w:rPr>
+        <w:t>to nadoknađuje</w:t>
+      </w:r>
+      <w:r>
+        <w:rPr>
+          <w:sz w:val="28"/>
+          <w:szCs w:val="28"/>
+        </w:rPr>
+        <w:t xml:space="preserve"> svojim kreativnim razmišljanjem i kritičkim mišljenjem.</w:t>
+      </w:r>
+    </w:p>
+    <w:p>
+      <w:pPr>
+        <w:rPr>
+          <w:sz w:val="28"/>
+          <w:szCs w:val="28"/>
+        </w:rPr>
+      </w:pPr>
+      <w:r>
+        <w:rPr>
+          <w:sz w:val="28"/>
+          <w:szCs w:val="28"/>
+        </w:rPr>
+        <w:t>Počeli smo raditi ovaj projekt zbog našeg prijatelja</w:t>
+      </w:r>
+      <w:r>
+        <w:rPr>
+          <w:sz w:val="28"/>
+          <w:szCs w:val="28"/>
+        </w:rPr>
+        <w:t xml:space="preserve"> i člana tima</w:t>
+      </w:r>
+      <w:r>
+        <w:rPr>
+          <w:sz w:val="28"/>
+          <w:szCs w:val="28"/>
+        </w:rPr>
+        <w:t xml:space="preserve"> Leona. Vidjeli smo da se jako muči pri programiranju i na natjecanjima iz informatike zbog njegovog lošeg vida.</w:t>
+      </w:r>
+      <w:r>
+        <w:rPr>
+          <w:sz w:val="28"/>
+          <w:szCs w:val="28"/>
+        </w:rPr>
+        <w:t xml:space="preserve"> Osim njega, okruženi smo osobama koje nose naočale i imaju problema s vidom. Neke od njih su također i programeri. Pitali smo </w:t>
+      </w:r>
+      <w:r>
+        <w:rPr>
+          <w:sz w:val="28"/>
+          <w:szCs w:val="28"/>
+        </w:rPr>
+        <w:t xml:space="preserve">ih imaju li problema s razvojnim okruženjima, na što su oni </w:t>
+      </w:r>
+      <w:proofErr w:type="spellStart"/>
+      <w:r>
+        <w:rPr>
+          <w:sz w:val="28"/>
+          <w:szCs w:val="28"/>
+        </w:rPr>
+        <w:t>odgovrili</w:t>
+      </w:r>
+      <w:proofErr w:type="spellEnd"/>
+      <w:r>
+        <w:rPr>
+          <w:sz w:val="28"/>
+          <w:szCs w:val="28"/>
+        </w:rPr>
+        <w:t xml:space="preserve"> s „Da!“.</w:t>
+      </w:r>
+      <w:r>
+        <w:rPr>
+          <w:sz w:val="28"/>
+          <w:szCs w:val="28"/>
+        </w:rPr>
+        <w:t xml:space="preserve"> </w:t>
+      </w:r>
+      <w:r>
+        <w:rPr>
+          <w:sz w:val="28"/>
+          <w:szCs w:val="28"/>
+        </w:rPr>
+        <w:t>Zbog toga smo im htjeli olakšati rad na računalu i svakodnevno programiranje.</w:t>
+      </w:r>
+    </w:p>
+    <w:p>
+      <w:pPr>
+        <w:rPr>
+          <w:sz w:val="28"/>
+          <w:szCs w:val="28"/>
+        </w:rPr>
+      </w:pPr>
+      <w:r>
+        <w:rPr>
+          <w:sz w:val="28"/>
+          <w:szCs w:val="28"/>
+        </w:rPr>
+        <w:lastRenderedPageBreak/>
         <w:t>Nadamo se da ćemo ovime olakšati programiranje i drugim korisnicima VS</w:t>
       </w:r>
       <w:r>
@@ -2425,6 +2694,27 @@
           <w:szCs w:val="28"/>
         </w:rPr>
         <w:t xml:space="preserve"> editor jer ga inače koristimo u programiranju.</w:t>
+      </w:r>
+      <w:r>
+        <w:rPr>
+          <w:sz w:val="28"/>
+          <w:szCs w:val="28"/>
+        </w:rPr>
+        <w:t xml:space="preserve"> Također je i jedan od najpoznatijih programskih editora</w:t>
+      </w:r>
+      <w:r>
+        <w:rPr>
+          <w:sz w:val="28"/>
+          <w:szCs w:val="28"/>
+        </w:rPr>
+        <w:t xml:space="preserve"> s velikim izborom programskih jezika</w:t>
+      </w:r>
+      <w:r>
+        <w:rPr>
+          <w:sz w:val="28"/>
+          <w:szCs w:val="28"/>
+        </w:rPr>
+        <w:t>.</w:t>
       </w:r>
     </w:p>
     <w:p>
@@ -2557,21 +2847,21 @@
           <w:sz w:val="28"/>
           <w:szCs w:val="28"/>
         </w:rPr>
-        <w:t xml:space="preserve"> verzija projekta fokusirana je na </w:t>
-      </w:r>
-      <w:r>
-        <w:rPr>
-          <w:sz w:val="28"/>
-          <w:szCs w:val="28"/>
-        </w:rPr>
-        <w:t>2</w:t>
-      </w:r>
-      <w:r>
-        <w:rPr>
-          <w:sz w:val="28"/>
-          <w:szCs w:val="28"/>
-        </w:rPr>
-        <w:t xml:space="preserve"> ključne funkcionalnosti:</w:t>
+        <w:t xml:space="preserve"> verzija projekta </w:t>
+      </w:r>
+      <w:r>
+        <w:rPr>
+          <w:sz w:val="28"/>
+          <w:szCs w:val="28"/>
+        </w:rPr>
+        <w:t>ima sljedeće mogućnosti</w:t>
+      </w:r>
+      <w:r>
+        <w:rPr>
+          <w:sz w:val="28"/>
+          <w:szCs w:val="28"/>
+        </w:rPr>
+        <w:t>:</w:t>
       </w:r>
     </w:p>
     <w:p>
@@ -2709,7 +2999,21 @@
           <w:sz w:val="28"/>
           <w:szCs w:val="28"/>
         </w:rPr>
-        <w:t>Povećavanje veličine teksta u terminalu</w:t>
+        <w:t xml:space="preserve">Povećavanje </w:t>
+      </w:r>
+      <w:r>
+        <w:rPr>
+          <w:sz w:val="28"/>
+          <w:szCs w:val="28"/>
+        </w:rPr>
+        <w:t xml:space="preserve">i smanjivanje </w:t>
+      </w:r>
+      <w:r>
+        <w:rPr>
+          <w:sz w:val="28"/>
+          <w:szCs w:val="28"/>
+        </w:rPr>
+        <w:t>veličine teksta u terminalu</w:t>
       </w:r>
     </w:p>
     <w:p>
@@ -2739,167 +3043,158 @@
           <w:sz w:val="28"/>
           <w:szCs w:val="28"/>
         </w:rPr>
-        <w:t xml:space="preserve">. Kada se u kodu pojavi greška ili upozorenje, ona se odmah </w:t>
-      </w:r>
+        <w:t>. Kada se u kodu pojavi greška ili upozorenje, ona se odmah vizualno ističe pomoću okvira i simbola. T</w:t>
+      </w:r>
+      <w:r>
+        <w:rPr>
+          <w:sz w:val="28"/>
+          <w:szCs w:val="28"/>
+        </w:rPr>
+        <w:t>ako</w:t>
+      </w:r>
+      <w:r>
+        <w:rPr>
+          <w:sz w:val="28"/>
+          <w:szCs w:val="28"/>
+        </w:rPr>
+        <w:t xml:space="preserve"> korisniku omogućuje</w:t>
+      </w:r>
+      <w:r>
+        <w:rPr>
+          <w:sz w:val="28"/>
+          <w:szCs w:val="28"/>
+        </w:rPr>
+        <w:t>mo</w:t>
+      </w:r>
+      <w:r>
+        <w:rPr>
+          <w:sz w:val="28"/>
+          <w:szCs w:val="28"/>
+        </w:rPr>
+        <w:t xml:space="preserve"> brže razumijevanje problema i ispravljanje pogrešaka.</w:t>
+      </w:r>
+    </w:p>
+    <w:p>
+      <w:pPr>
+        <w:rPr>
+          <w:sz w:val="28"/>
+          <w:szCs w:val="28"/>
+        </w:rPr>
+      </w:pPr>
+      <w:proofErr w:type="spellStart"/>
+      <w:r>
+        <w:rPr>
+          <w:sz w:val="28"/>
+          <w:szCs w:val="28"/>
+        </w:rPr>
+        <w:t>Ishihara</w:t>
+      </w:r>
+      <w:proofErr w:type="spellEnd"/>
+      <w:r>
+        <w:rPr>
+          <w:sz w:val="28"/>
+          <w:szCs w:val="28"/>
+        </w:rPr>
+        <w:t xml:space="preserve"> test je</w:t>
+      </w:r>
+      <w:r>
+        <w:rPr>
+          <w:sz w:val="28"/>
+          <w:szCs w:val="28"/>
+        </w:rPr>
+        <w:t xml:space="preserve"> u svijetu poznat kao osnovni način prepoznavanja boja.</w:t>
+      </w:r>
+      <w:r>
+        <w:rPr>
+          <w:sz w:val="28"/>
+          <w:szCs w:val="28"/>
+        </w:rPr>
+        <w:t xml:space="preserve"> Vjerojatno</w:t>
+      </w:r>
+      <w:r>
+        <w:rPr>
+          <w:sz w:val="28"/>
+          <w:szCs w:val="28"/>
+        </w:rPr>
+        <w:t xml:space="preserve"> ste ga susreli u svom životu jer dolazi u prepoznatljivom obliku niza krugova različitih boja u kojemu morate prepoznati točan znak. Ukoliko </w:t>
+      </w:r>
+      <w:r>
+        <w:rPr>
+          <w:sz w:val="28"/>
+          <w:szCs w:val="28"/>
+        </w:rPr>
+        <w:t xml:space="preserve">ga </w:t>
+      </w:r>
+      <w:r>
+        <w:rPr>
+          <w:sz w:val="28"/>
+          <w:szCs w:val="28"/>
+        </w:rPr>
+        <w:t xml:space="preserve">ne možete prepoznati, ona pokazuje na mogućnost postojanja problema sa prepoznavanjem boja. U tom smislu pokušali smo napraviti </w:t>
+      </w:r>
+      <w:r>
+        <w:rPr>
+          <w:sz w:val="28"/>
+          <w:szCs w:val="28"/>
+        </w:rPr>
+        <w:t xml:space="preserve"> dodatn</w:t>
+      </w:r>
+      <w:r>
+        <w:rPr>
+          <w:sz w:val="28"/>
+          <w:szCs w:val="28"/>
+        </w:rPr>
+        <w:t>u</w:t>
+      </w:r>
+      <w:r>
+        <w:rPr>
+          <w:sz w:val="28"/>
+          <w:szCs w:val="28"/>
+        </w:rPr>
+        <w:t xml:space="preserve"> funkcionalnost koja korisnicima omogućuje da procijene vlastite vizualne sposobnosti</w:t>
+      </w:r>
+      <w:r>
+        <w:rPr>
+          <w:sz w:val="28"/>
+          <w:szCs w:val="28"/>
+        </w:rPr>
+        <w:t xml:space="preserve"> na sličan način</w:t>
+      </w:r>
+      <w:r>
+        <w:rPr>
+          <w:sz w:val="28"/>
+          <w:szCs w:val="28"/>
+        </w:rPr>
+        <w:t xml:space="preserve">. Na temelju rezultata testa, korisnici mogu odlučiti trebaju li koristiti dodatne </w:t>
+      </w:r>
+      <w:r>
+        <w:rPr>
+          <w:sz w:val="28"/>
+          <w:szCs w:val="28"/>
+        </w:rPr>
+        <w:t>ponuđene</w:t>
+      </w:r>
+      <w:r>
+        <w:rPr>
+          <w:sz w:val="28"/>
+          <w:szCs w:val="28"/>
+        </w:rPr>
+        <w:t xml:space="preserve"> teme ili postavke u editoru.</w:t>
+      </w:r>
+    </w:p>
+    <w:p>
+      <w:pPr>
+        <w:rPr>
+          <w:sz w:val="28"/>
+          <w:szCs w:val="28"/>
+        </w:rPr>
+      </w:pPr>
       <w:r>
         <w:rPr>
           <w:sz w:val="28"/>
           <w:szCs w:val="28"/>
         </w:rPr>
         <w:lastRenderedPageBreak/>
-        <w:t>vizualno ističe pomoću okvira i simbola. T</w:t>
-      </w:r>
-      <w:r>
-        <w:rPr>
-          <w:sz w:val="28"/>
-          <w:szCs w:val="28"/>
-        </w:rPr>
-        <w:t>ako</w:t>
-      </w:r>
-      <w:r>
-        <w:rPr>
-          <w:sz w:val="28"/>
-          <w:szCs w:val="28"/>
-        </w:rPr>
-        <w:t xml:space="preserve"> korisniku omogućuje</w:t>
-      </w:r>
-      <w:r>
-        <w:rPr>
-          <w:sz w:val="28"/>
-          <w:szCs w:val="28"/>
-        </w:rPr>
-        <w:t>mo</w:t>
-      </w:r>
-      <w:r>
-        <w:rPr>
-          <w:sz w:val="28"/>
-          <w:szCs w:val="28"/>
-        </w:rPr>
-        <w:t xml:space="preserve"> brže razumijevanje problema i ispravljanje pogrešaka.</w:t>
-      </w:r>
-    </w:p>
-    <w:p>
-      <w:pPr>
-        <w:rPr>
-          <w:sz w:val="28"/>
-          <w:szCs w:val="28"/>
-        </w:rPr>
-      </w:pPr>
-      <w:proofErr w:type="spellStart"/>
-      <w:r>
-        <w:rPr>
-          <w:sz w:val="28"/>
-          <w:szCs w:val="28"/>
-        </w:rPr>
-        <w:t>Ishihara</w:t>
-      </w:r>
-      <w:proofErr w:type="spellEnd"/>
-      <w:r>
-        <w:rPr>
-          <w:sz w:val="28"/>
-          <w:szCs w:val="28"/>
-        </w:rPr>
-        <w:t xml:space="preserve"> test je</w:t>
-      </w:r>
-      <w:r>
-        <w:rPr>
-          <w:sz w:val="28"/>
-          <w:szCs w:val="28"/>
-        </w:rPr>
-        <w:t xml:space="preserve"> u svijetu poznat kao osnovni način prepoznavanja boja. </w:t>
-      </w:r>
-      <w:proofErr w:type="spellStart"/>
-      <w:r>
-        <w:rPr>
-          <w:sz w:val="28"/>
-          <w:szCs w:val="28"/>
-        </w:rPr>
-        <w:t>Vjerovatno</w:t>
-      </w:r>
-      <w:proofErr w:type="spellEnd"/>
-      <w:r>
-        <w:rPr>
-          <w:sz w:val="28"/>
-          <w:szCs w:val="28"/>
-        </w:rPr>
-        <w:t xml:space="preserve"> ste ga susreli u svom životu jer dolazi u prepoznatljivom obliku niza krugova različitih boja u kojemu morate prepoznati točan znak. Ukoliko </w:t>
-      </w:r>
-      <w:r>
-        <w:rPr>
-          <w:sz w:val="28"/>
-          <w:szCs w:val="28"/>
-        </w:rPr>
-        <w:t xml:space="preserve">ga </w:t>
-      </w:r>
-      <w:r>
-        <w:rPr>
-          <w:sz w:val="28"/>
-          <w:szCs w:val="28"/>
-        </w:rPr>
-        <w:t xml:space="preserve">ne možete prepoznati, ona pokazuje na mogućnost postojanja problema sa prepoznavanjem boja. U tom smislu pokušali smo napraviti </w:t>
-      </w:r>
-      <w:r>
-        <w:rPr>
-          <w:sz w:val="28"/>
-          <w:szCs w:val="28"/>
-        </w:rPr>
-        <w:t xml:space="preserve"> dodatn</w:t>
-      </w:r>
-      <w:r>
-        <w:rPr>
-          <w:sz w:val="28"/>
-          <w:szCs w:val="28"/>
-        </w:rPr>
-        <w:t>u</w:t>
-      </w:r>
-      <w:r>
-        <w:rPr>
-          <w:sz w:val="28"/>
-          <w:szCs w:val="28"/>
-        </w:rPr>
-        <w:t xml:space="preserve"> funkcionalnost koja korisnicima omogućuje da procijene vlastite vizualne sposobnosti</w:t>
-      </w:r>
-      <w:r>
-        <w:rPr>
-          <w:sz w:val="28"/>
-          <w:szCs w:val="28"/>
-        </w:rPr>
-        <w:t xml:space="preserve"> na sličan način</w:t>
-      </w:r>
-      <w:r>
-        <w:rPr>
-          <w:sz w:val="28"/>
-          <w:szCs w:val="28"/>
-        </w:rPr>
-        <w:t xml:space="preserve">. Na temelju rezultata testa, korisnici mogu odlučiti trebaju li koristiti dodatne </w:t>
-      </w:r>
-      <w:r>
-        <w:rPr>
-          <w:sz w:val="28"/>
-          <w:szCs w:val="28"/>
-        </w:rPr>
-        <w:t>ponuđene</w:t>
-      </w:r>
-      <w:r>
-        <w:rPr>
-          <w:sz w:val="28"/>
-          <w:szCs w:val="28"/>
-        </w:rPr>
-        <w:t xml:space="preserve"> teme ili postavke u editoru.</w:t>
-      </w:r>
-    </w:p>
-    <w:p>
-      <w:pPr>
-        <w:rPr>
-          <w:sz w:val="28"/>
-          <w:szCs w:val="28"/>
-        </w:rPr>
-      </w:pPr>
-      <w:r>
-        <w:rPr>
-          <w:sz w:val="28"/>
-          <w:szCs w:val="28"/>
-        </w:rPr>
         <w:t>Projekt je osmišljen kao jednostavna, ali čvrsta osnova za daljnji razvoj naprednijih pristupačnih funkcionalnosti.</w:t>
       </w:r>
     </w:p>
@@ -2910,6 +3205,29 @@
           <w:szCs w:val="28"/>
         </w:rPr>
       </w:pPr>
+      <w:r>
+        <w:rPr>
+          <w:sz w:val="28"/>
+          <w:szCs w:val="28"/>
+        </w:rPr>
+        <w:t xml:space="preserve">Povećavanje i smanjivanje teksta u editoru više je fokusirano na osobe sa slabovidnošću. Te osobe često moraju škiljiti ili naprezati oči kako bi vidjeli output svoga programa. Te akcije mogu dovesti do bola u očima ili povećanja </w:t>
+      </w:r>
+      <w:proofErr w:type="spellStart"/>
+      <w:r>
+        <w:rPr>
+          <w:sz w:val="28"/>
+          <w:szCs w:val="28"/>
+        </w:rPr>
+        <w:t>oštečenja</w:t>
+      </w:r>
+      <w:proofErr w:type="spellEnd"/>
+      <w:r>
+        <w:rPr>
+          <w:sz w:val="28"/>
+          <w:szCs w:val="28"/>
+        </w:rPr>
+        <w:t xml:space="preserve">. Zbog toga smo dodali i tu funkciju. </w:t>
+      </w:r>
     </w:p>
     <w:p>
       <w:pPr>
@@ -3085,15 +3403,7 @@
           <w:sz w:val="28"/>
           <w:szCs w:val="28"/>
         </w:rPr>
-        <w:t xml:space="preserve"> je označen crvenim okvirom i simbolom </w:t>
-      </w:r>
-      <w:r>
-        <w:rPr>
-          <w:rFonts w:ascii="Segoe UI Emoji" w:hAnsi="Segoe UI Emoji" w:cs="Segoe UI Emoji"/>
-          <w:sz w:val="28"/>
-          <w:szCs w:val="28"/>
-        </w:rPr>
-        <w:t>❌</w:t>
+        <w:t xml:space="preserve"> je označen crvenim okvirom</w:t>
       </w:r>
     </w:p>
     <w:p>
@@ -3121,15 +3431,7 @@
           <w:sz w:val="28"/>
           <w:szCs w:val="28"/>
         </w:rPr>
-        <w:t xml:space="preserve"> je označen žutim okvirom i simbolom </w:t>
-      </w:r>
-      <w:r>
-        <w:rPr>
-          <w:rFonts w:ascii="Segoe UI Emoji" w:hAnsi="Segoe UI Emoji" w:cs="Segoe UI Emoji"/>
-          <w:sz w:val="28"/>
-          <w:szCs w:val="28"/>
-        </w:rPr>
-        <w:t>⚠️</w:t>
+        <w:t xml:space="preserve"> je označen žutim okvirom</w:t>
       </w:r>
     </w:p>
     <w:p>
@@ -3158,7 +3460,7 @@
           <w:sz w:val="28"/>
           <w:szCs w:val="28"/>
         </w:rPr>
-        <w:t xml:space="preserve"> obrub te simboli kako bi oznake bile prepoznatljive i osobama koje ne razlikuju </w:t>
+        <w:t xml:space="preserve"> obrub kako bi oznake bile prepoznatljive i osobama koje ne razlikuju </w:t>
       </w:r>
       <w:r>
         <w:rPr>
@@ -3274,20 +3576,58 @@
         </w:rPr>
         <w:t xml:space="preserve"> o boji.</w:t>
       </w:r>
-    </w:p>
-    <w:p>
-      <w:pPr>
-        <w:rPr>
-          <w:sz w:val="28"/>
-          <w:szCs w:val="28"/>
-        </w:rPr>
-      </w:pPr>
-      <w:r>
-        <w:rPr>
-          <w:sz w:val="28"/>
-          <w:szCs w:val="28"/>
-        </w:rPr>
-        <w:lastRenderedPageBreak/>
+      <w:r>
+        <w:rPr>
+          <w:sz w:val="28"/>
+          <w:szCs w:val="28"/>
+        </w:rPr>
+        <w:t xml:space="preserve"> Osim toga, boja </w:t>
+      </w:r>
+      <w:proofErr w:type="spellStart"/>
+      <w:r>
+        <w:rPr>
+          <w:sz w:val="28"/>
+          <w:szCs w:val="28"/>
+        </w:rPr>
+        <w:t>error</w:t>
+      </w:r>
+      <w:proofErr w:type="spellEnd"/>
+      <w:r>
+        <w:rPr>
+          <w:sz w:val="28"/>
+          <w:szCs w:val="28"/>
+        </w:rPr>
+        <w:t xml:space="preserve"> i </w:t>
+      </w:r>
+      <w:proofErr w:type="spellStart"/>
+      <w:r>
+        <w:rPr>
+          <w:sz w:val="28"/>
+          <w:szCs w:val="28"/>
+        </w:rPr>
+        <w:t>warning</w:t>
+      </w:r>
+      <w:proofErr w:type="spellEnd"/>
+      <w:r>
+        <w:rPr>
+          <w:sz w:val="28"/>
+          <w:szCs w:val="28"/>
+        </w:rPr>
+        <w:t xml:space="preserve"> okvira ovisi o bojama koje vi postavite ili temama koje vi izaberete.</w:t>
+      </w:r>
+    </w:p>
+    <w:p>
+      <w:pPr>
+        <w:rPr>
+          <w:sz w:val="28"/>
+          <w:szCs w:val="28"/>
+        </w:rPr>
+      </w:pPr>
+      <w:r>
+        <w:rPr>
+          <w:sz w:val="28"/>
+          <w:szCs w:val="28"/>
+        </w:rPr>
         <w:t>Oznake se automatski ažuriraju pri svakoj promjeni dokumenta, čime se osigurava točnost i pouzdanost prikaza.</w:t>
       </w:r>
     </w:p>
@@ -3332,19 +3672,10 @@
       </w:pPr>
       <w:r>
         <w:rPr>
-          <w:b/>
-          <w:bCs/>
-          <w:sz w:val="28"/>
-          <w:szCs w:val="28"/>
-        </w:rPr>
-        <w:t>Daltonizam</w:t>
-      </w:r>
-      <w:r>
-        <w:rPr>
-          <w:sz w:val="28"/>
-          <w:szCs w:val="28"/>
-        </w:rPr>
-        <w:t xml:space="preserve"> je poremećaj raspoznavanja boja koji može značajno utjecati na rad u razvojnim okruženjima. Najčešći oblici daltonizma su:</w:t>
+          <w:sz w:val="28"/>
+          <w:szCs w:val="28"/>
+        </w:rPr>
+        <w:t>Daltonizam je poremećaj raspoznavanja boja koji može značajno utjecati na rad u razvojnim okruženjima. Najčešći oblici daltonizma su:</w:t>
       </w:r>
     </w:p>
     <w:p>
@@ -3360,26 +3691,32 @@
       </w:pPr>
       <w:r>
         <w:rPr>
-          <w:b/>
-          <w:bCs/>
-          <w:sz w:val="28"/>
-          <w:szCs w:val="28"/>
-        </w:rPr>
-        <w:t>deuteranopija</w:t>
-      </w:r>
-      <w:r>
-        <w:rPr>
-          <w:sz w:val="28"/>
-          <w:szCs w:val="28"/>
-        </w:rPr>
-        <w:t xml:space="preserve"> </w:t>
-      </w:r>
-      <w:r>
-        <w:rPr>
-          <w:sz w:val="28"/>
-          <w:szCs w:val="28"/>
-        </w:rPr>
-        <w:t>(poteškoće s razlikovanjem zelene boje)</w:t>
+          <w:sz w:val="28"/>
+          <w:szCs w:val="28"/>
+        </w:rPr>
+        <w:lastRenderedPageBreak/>
+        <w:t>D</w:t>
+      </w:r>
+      <w:r>
+        <w:rPr>
+          <w:sz w:val="28"/>
+          <w:szCs w:val="28"/>
+        </w:rPr>
+        <w:t>euteranopija (</w:t>
+      </w:r>
+      <w:r>
+        <w:rPr>
+          <w:sz w:val="28"/>
+          <w:szCs w:val="28"/>
+        </w:rPr>
+        <w:t>plavo-žuti poremećaj</w:t>
+      </w:r>
+      <w:r>
+        <w:rPr>
+          <w:sz w:val="28"/>
+          <w:szCs w:val="28"/>
+        </w:rPr>
+        <w:t>)</w:t>
       </w:r>
     </w:p>
     <w:p>
@@ -3396,20 +3733,53 @@
       <w:proofErr w:type="spellStart"/>
       <w:r>
         <w:rPr>
-          <w:b/>
-          <w:bCs/>
-          <w:sz w:val="28"/>
-          <w:szCs w:val="28"/>
-        </w:rPr>
-        <w:t>protanopija</w:t>
-      </w:r>
-      <w:proofErr w:type="spellEnd"/>
-      <w:r>
-        <w:rPr>
-          <w:sz w:val="28"/>
-          <w:szCs w:val="28"/>
-        </w:rPr>
-        <w:t xml:space="preserve"> (poteškoće s razlikovanjem crvene boje)</w:t>
+          <w:sz w:val="28"/>
+          <w:szCs w:val="28"/>
+        </w:rPr>
+        <w:t>P</w:t>
+      </w:r>
+      <w:r>
+        <w:rPr>
+          <w:sz w:val="28"/>
+          <w:szCs w:val="28"/>
+        </w:rPr>
+        <w:t>rotanopij</w:t>
+      </w:r>
+      <w:r>
+        <w:rPr>
+          <w:sz w:val="28"/>
+          <w:szCs w:val="28"/>
+        </w:rPr>
+        <w:t>a</w:t>
+      </w:r>
+      <w:proofErr w:type="spellEnd"/>
+      <w:r>
+        <w:rPr>
+          <w:sz w:val="28"/>
+          <w:szCs w:val="28"/>
+        </w:rPr>
+        <w:t xml:space="preserve"> </w:t>
+      </w:r>
+      <w:r>
+        <w:rPr>
+          <w:sz w:val="28"/>
+          <w:szCs w:val="28"/>
+        </w:rPr>
+        <w:t>(</w:t>
+      </w:r>
+      <w:r>
+        <w:rPr>
+          <w:sz w:val="28"/>
+          <w:szCs w:val="28"/>
+        </w:rPr>
+        <w:t>crveno-zeleni poremećaj</w:t>
+      </w:r>
+      <w:r>
+        <w:rPr>
+          <w:sz w:val="28"/>
+          <w:szCs w:val="28"/>
+        </w:rPr>
+        <w:t>)</w:t>
       </w:r>
     </w:p>
     <w:p>
@@ -3700,7 +4070,6 @@
           <w:sz w:val="28"/>
           <w:szCs w:val="28"/>
         </w:rPr>
-        <w:lastRenderedPageBreak/>
         <w:drawing>
           <wp:inline distT="0" distB="0" distL="0" distR="0" wp14:anchorId="0BE932C4" wp14:editId="7B9E8838">
             <wp:extent cx="3074862" cy="2817966"/>
@@ -3751,6 +4120,7 @@
           <w:sz w:val="28"/>
           <w:szCs w:val="28"/>
         </w:rPr>
+        <w:lastRenderedPageBreak/>
         <w:t xml:space="preserve"> Korisnik može:</w:t>
       </w:r>
     </w:p>
@@ -3858,7 +4228,6 @@
           <w:sz w:val="28"/>
           <w:szCs w:val="28"/>
         </w:rPr>
-        <w:lastRenderedPageBreak/>
         <w:t>Ova funkcionalnost pomaže korisnicima da odluče trebaju li koristiti dodatne pristupačne postavke u editoru.</w:t>
       </w:r>
       <w:r>
@@ -3923,6 +4292,7 @@
           <w:sz w:val="28"/>
           <w:szCs w:val="28"/>
         </w:rPr>
+        <w:lastRenderedPageBreak/>
         <w:t>Ishihara</w:t>
       </w:r>
       <w:proofErr w:type="spellEnd"/>
@@ -3941,14 +4311,6 @@
           <w:szCs w:val="28"/>
         </w:rPr>
       </w:pPr>
-    </w:p>
-    <w:p>
-      <w:pPr>
-        <w:rPr>
-          <w:sz w:val="28"/>
-          <w:szCs w:val="28"/>
-        </w:rPr>
-      </w:pPr>
       <w:r>
         <w:rPr>
           <w:sz w:val="28"/>
@@ -3970,15 +4332,7 @@
           <w:sz w:val="28"/>
           <w:szCs w:val="28"/>
         </w:rPr>
-        <w:t xml:space="preserve">-a. To nam </w:t>
-      </w:r>
-      <w:r>
-        <w:rPr>
-          <w:sz w:val="28"/>
-          <w:szCs w:val="28"/>
-        </w:rPr>
-        <w:lastRenderedPageBreak/>
-        <w:t xml:space="preserve">je olakšavalo implementiranje testa uz brže generiranje </w:t>
+        <w:t xml:space="preserve">-a. To nam je olakšavalo implementiranje testa uz brže generiranje </w:t>
       </w:r>
       <w:proofErr w:type="spellStart"/>
       <w:r>
@@ -3995,6 +4349,53 @@
           <w:szCs w:val="28"/>
         </w:rPr>
         <w:t xml:space="preserve"> ploča. U tome nam je pomogla umjetna inteligencija.</w:t>
+      </w:r>
+    </w:p>
+    <w:p>
+      <w:pPr>
+        <w:rPr>
+          <w:sz w:val="28"/>
+          <w:szCs w:val="28"/>
+        </w:rPr>
+      </w:pPr>
+      <w:r>
+        <w:rPr>
+          <w:sz w:val="28"/>
+          <w:szCs w:val="28"/>
+        </w:rPr>
+        <w:t xml:space="preserve">Osim </w:t>
+      </w:r>
+      <w:proofErr w:type="spellStart"/>
+      <w:r>
+        <w:rPr>
+          <w:sz w:val="28"/>
+          <w:szCs w:val="28"/>
+        </w:rPr>
+        <w:t>Ishihara</w:t>
+      </w:r>
+      <w:proofErr w:type="spellEnd"/>
+      <w:r>
+        <w:rPr>
+          <w:sz w:val="28"/>
+          <w:szCs w:val="28"/>
+        </w:rPr>
+        <w:t xml:space="preserve"> testova za poremećaj vida, pokazuje se i </w:t>
+      </w:r>
+      <w:proofErr w:type="spellStart"/>
+      <w:r>
+        <w:rPr>
+          <w:sz w:val="28"/>
+          <w:szCs w:val="28"/>
+        </w:rPr>
+        <w:t>control</w:t>
+      </w:r>
+      <w:proofErr w:type="spellEnd"/>
+      <w:r>
+        <w:rPr>
+          <w:sz w:val="28"/>
+          <w:szCs w:val="28"/>
+        </w:rPr>
+        <w:t xml:space="preserve"> test. On je u crno bijelim bojama i služi za provjeravanje display-a i generalnog vida. Taj test trebale bi moći prepoznati i osobe s poremećajem boja i sa normalnim vidom. Ako ga ne prepoznajete, moguće je da imate problem s generalnim vidom ili sa samim display-om.</w:t>
       </w:r>
     </w:p>
     <w:p>
@@ -4219,6 +4620,7 @@
       </w:pPr>
       <w:bookmarkStart w:id="8" w:name="_Toc221297893"/>
       <w:r>
+        <w:lastRenderedPageBreak/>
         <w:t>6</w:t>
       </w:r>
       <w:r>
@@ -4305,6 +4707,77 @@
           <w:szCs w:val="28"/>
         </w:rPr>
         <w:t xml:space="preserve"> API, koji omogućuje pristup editoru i njegovim funkcionalnostima.</w:t>
+      </w:r>
+      <w:r>
+        <w:rPr>
+          <w:sz w:val="28"/>
+          <w:szCs w:val="28"/>
+        </w:rPr>
+        <w:t xml:space="preserve"> Također je korišten i </w:t>
+      </w:r>
+      <w:proofErr w:type="spellStart"/>
+      <w:r>
+        <w:rPr>
+          <w:sz w:val="28"/>
+          <w:szCs w:val="28"/>
+        </w:rPr>
+        <w:t>TypeScript</w:t>
+      </w:r>
+      <w:proofErr w:type="spellEnd"/>
+      <w:r>
+        <w:rPr>
+          <w:sz w:val="28"/>
+          <w:szCs w:val="28"/>
+        </w:rPr>
+        <w:t xml:space="preserve"> </w:t>
+      </w:r>
+      <w:proofErr w:type="spellStart"/>
+      <w:r>
+        <w:rPr>
+          <w:sz w:val="28"/>
+          <w:szCs w:val="28"/>
+        </w:rPr>
+        <w:t>linter</w:t>
+      </w:r>
+      <w:proofErr w:type="spellEnd"/>
+      <w:r>
+        <w:rPr>
+          <w:sz w:val="28"/>
+          <w:szCs w:val="28"/>
+        </w:rPr>
+        <w:t xml:space="preserve"> koji, za bilo koje podatke koje korisnik upisuje tipkanjem, provjerava jeli upisana točna vrsta podataka. Tako, ako je potreban broj, vi ne možete upisati riječ. On se koristi za sprječavanje </w:t>
+      </w:r>
+      <w:proofErr w:type="spellStart"/>
+      <w:r>
+        <w:rPr>
+          <w:sz w:val="28"/>
+          <w:szCs w:val="28"/>
+        </w:rPr>
+        <w:t>user</w:t>
+      </w:r>
+      <w:proofErr w:type="spellEnd"/>
+      <w:r>
+        <w:rPr>
+          <w:sz w:val="28"/>
+          <w:szCs w:val="28"/>
+        </w:rPr>
+        <w:t xml:space="preserve"> input </w:t>
+      </w:r>
+      <w:proofErr w:type="spellStart"/>
+      <w:r>
+        <w:rPr>
+          <w:sz w:val="28"/>
+          <w:szCs w:val="28"/>
+        </w:rPr>
+        <w:t>errora</w:t>
+      </w:r>
+      <w:proofErr w:type="spellEnd"/>
+      <w:r>
+        <w:rPr>
+          <w:sz w:val="28"/>
+          <w:szCs w:val="28"/>
+        </w:rPr>
+        <w:t>.</w:t>
       </w:r>
     </w:p>
     <w:p>
@@ -4422,30 +4895,6 @@
     </w:p>
     <w:p>
       <w:pPr>
-        <w:numPr>
-          <w:ilvl w:val="0"/>
-          <w:numId w:val="9"/>
-        </w:numPr>
-        <w:rPr>
-          <w:i/>
-          <w:iCs/>
-          <w:sz w:val="28"/>
-          <w:szCs w:val="28"/>
-        </w:rPr>
-      </w:pPr>
-      <w:r>
-        <w:rPr>
-          <w:i/>
-          <w:iCs/>
-          <w:sz w:val="28"/>
-          <w:szCs w:val="28"/>
-        </w:rPr>
-        <w:lastRenderedPageBreak/>
-        <w:t>dodavanje simbola uz liniju koda</w:t>
-      </w:r>
-    </w:p>
-    <w:p>
-      <w:pPr>
         <w:rPr>
           <w:sz w:val="28"/>
           <w:szCs w:val="28"/>
@@ -4486,14 +4935,6 @@
         </w:rPr>
         <w:t>.</w:t>
       </w:r>
-    </w:p>
-    <w:p>
-      <w:pPr>
-        <w:rPr>
-          <w:sz w:val="28"/>
-          <w:szCs w:val="28"/>
-        </w:rPr>
-      </w:pPr>
     </w:p>
     <w:p>
       <w:pPr>
@@ -4662,25 +5103,7 @@
           <w:szCs w:val="28"/>
           <w:lang w:val="en-US"/>
         </w:rPr>
-        <w:t xml:space="preserve"> </w:t>
-      </w:r>
-      <w:proofErr w:type="gramStart"/>
-      <w:r>
-        <w:rPr>
-          <w:sz w:val="28"/>
-          <w:szCs w:val="28"/>
-          <w:lang w:val="en-US"/>
-        </w:rPr>
-        <w:t>PIL(</w:t>
-      </w:r>
-      <w:proofErr w:type="gramEnd"/>
-      <w:r>
-        <w:rPr>
-          <w:sz w:val="28"/>
-          <w:szCs w:val="28"/>
-          <w:lang w:val="en-US"/>
-        </w:rPr>
-        <w:t xml:space="preserve">Python Imaging Library), a </w:t>
+        <w:t xml:space="preserve"> PIL(Python Imaging Library), a </w:t>
       </w:r>
       <w:proofErr w:type="spellStart"/>
       <w:r>
@@ -5680,6 +6103,7 @@
           <w:szCs w:val="28"/>
           <w:lang w:val="en-US"/>
         </w:rPr>
+        <w:lastRenderedPageBreak/>
         <w:t>nasumično</w:t>
       </w:r>
       <w:proofErr w:type="spellEnd"/>
@@ -6436,168 +6860,6 @@
           <w:szCs w:val="28"/>
           <w:lang w:val="en-US"/>
         </w:rPr>
-        <w:t xml:space="preserve">. Ako taj test </w:t>
-      </w:r>
-      <w:proofErr w:type="spellStart"/>
-      <w:r>
-        <w:rPr>
-          <w:sz w:val="28"/>
-          <w:szCs w:val="28"/>
-          <w:lang w:val="en-US"/>
-        </w:rPr>
-        <w:t>pogrešno</w:t>
-      </w:r>
-      <w:proofErr w:type="spellEnd"/>
-      <w:r>
-        <w:rPr>
-          <w:sz w:val="28"/>
-          <w:szCs w:val="28"/>
-          <w:lang w:val="en-US"/>
-        </w:rPr>
-        <w:t xml:space="preserve"> </w:t>
-      </w:r>
-      <w:proofErr w:type="spellStart"/>
-      <w:r>
-        <w:rPr>
-          <w:sz w:val="28"/>
-          <w:szCs w:val="28"/>
-          <w:lang w:val="en-US"/>
-        </w:rPr>
-        <w:t>riješite</w:t>
-      </w:r>
-      <w:proofErr w:type="spellEnd"/>
-      <w:r>
-        <w:rPr>
-          <w:sz w:val="28"/>
-          <w:szCs w:val="28"/>
-          <w:lang w:val="en-US"/>
-        </w:rPr>
-        <w:t xml:space="preserve">, </w:t>
-      </w:r>
-      <w:proofErr w:type="spellStart"/>
-      <w:r>
-        <w:rPr>
-          <w:sz w:val="28"/>
-          <w:szCs w:val="28"/>
-          <w:lang w:val="en-US"/>
-        </w:rPr>
-        <w:t>moguće</w:t>
-      </w:r>
-      <w:proofErr w:type="spellEnd"/>
-      <w:r>
-        <w:rPr>
-          <w:sz w:val="28"/>
-          <w:szCs w:val="28"/>
-          <w:lang w:val="en-US"/>
-        </w:rPr>
-        <w:t xml:space="preserve"> je da </w:t>
-      </w:r>
-      <w:proofErr w:type="spellStart"/>
-      <w:r>
-        <w:rPr>
-          <w:sz w:val="28"/>
-          <w:szCs w:val="28"/>
-          <w:lang w:val="en-US"/>
-        </w:rPr>
-        <w:t>imate</w:t>
-      </w:r>
-      <w:proofErr w:type="spellEnd"/>
-      <w:r>
-        <w:rPr>
-          <w:sz w:val="28"/>
-          <w:szCs w:val="28"/>
-          <w:lang w:val="en-US"/>
-        </w:rPr>
-        <w:t xml:space="preserve"> problem </w:t>
-      </w:r>
-      <w:proofErr w:type="spellStart"/>
-      <w:r>
-        <w:rPr>
-          <w:sz w:val="28"/>
-          <w:szCs w:val="28"/>
-          <w:lang w:val="en-US"/>
-        </w:rPr>
-        <w:t>sa</w:t>
-      </w:r>
-      <w:proofErr w:type="spellEnd"/>
-      <w:r>
-        <w:rPr>
-          <w:sz w:val="28"/>
-          <w:szCs w:val="28"/>
-          <w:lang w:val="en-US"/>
-        </w:rPr>
-        <w:t xml:space="preserve"> </w:t>
-      </w:r>
-      <w:proofErr w:type="spellStart"/>
-      <w:r>
-        <w:rPr>
-          <w:sz w:val="28"/>
-          <w:szCs w:val="28"/>
-          <w:lang w:val="en-US"/>
-        </w:rPr>
-        <w:t>ekranom</w:t>
-      </w:r>
-      <w:proofErr w:type="spellEnd"/>
-      <w:r>
-        <w:rPr>
-          <w:sz w:val="28"/>
-          <w:szCs w:val="28"/>
-          <w:lang w:val="en-US"/>
-        </w:rPr>
-        <w:t xml:space="preserve"> </w:t>
-      </w:r>
-      <w:proofErr w:type="spellStart"/>
-      <w:r>
-        <w:rPr>
-          <w:sz w:val="28"/>
-          <w:szCs w:val="28"/>
-          <w:lang w:val="en-US"/>
-        </w:rPr>
-        <w:t>ili</w:t>
-      </w:r>
-      <w:proofErr w:type="spellEnd"/>
-      <w:r>
-        <w:rPr>
-          <w:sz w:val="28"/>
-          <w:szCs w:val="28"/>
-          <w:lang w:val="en-US"/>
-        </w:rPr>
-        <w:t xml:space="preserve"> </w:t>
-      </w:r>
-      <w:proofErr w:type="spellStart"/>
-      <w:r>
-        <w:rPr>
-          <w:sz w:val="28"/>
-          <w:szCs w:val="28"/>
-          <w:lang w:val="en-US"/>
-        </w:rPr>
-        <w:t>generalnim</w:t>
-      </w:r>
-      <w:proofErr w:type="spellEnd"/>
-      <w:r>
-        <w:rPr>
-          <w:sz w:val="28"/>
-          <w:szCs w:val="28"/>
-          <w:lang w:val="en-US"/>
-        </w:rPr>
-        <w:t xml:space="preserve"> </w:t>
-      </w:r>
-      <w:proofErr w:type="spellStart"/>
-      <w:r>
-        <w:rPr>
-          <w:sz w:val="28"/>
-          <w:szCs w:val="28"/>
-          <w:lang w:val="en-US"/>
-        </w:rPr>
-        <w:t>vidom</w:t>
-      </w:r>
-      <w:proofErr w:type="spellEnd"/>
-      <w:r>
-        <w:rPr>
-          <w:sz w:val="28"/>
-          <w:szCs w:val="28"/>
-          <w:lang w:val="en-US"/>
-        </w:rPr>
         <w:t>.</w:t>
       </w:r>
     </w:p>
@@ -6615,7 +6877,6 @@
       </w:pPr>
       <w:bookmarkStart w:id="11" w:name="_Toc221297896"/>
       <w:r>
-        <w:lastRenderedPageBreak/>
         <w:t>7</w:t>
       </w:r>
       <w:r>
@@ -6892,6 +7153,7 @@
           <w:sz w:val="28"/>
           <w:szCs w:val="28"/>
         </w:rPr>
+        <w:lastRenderedPageBreak/>
         <w:t>Razvijena je ideja projekta i definirane su osnovne funkcionalnosti</w:t>
       </w:r>
       <w:r>
@@ -7101,7 +7363,6 @@
           <w:sz w:val="28"/>
           <w:szCs w:val="28"/>
         </w:rPr>
-        <w:lastRenderedPageBreak/>
         <w:t>Uređena dokumentacija i provedeno završno testiranje ekstenzije.</w:t>
       </w:r>
     </w:p>
@@ -7347,7 +7608,21 @@
           <w:sz w:val="28"/>
           <w:szCs w:val="28"/>
         </w:rPr>
-        <w:t>U ova dva tjedna smo se fokusirali na županijsko natjecanje iz tehničkog pa nismo nadograđivali projekt.</w:t>
+        <w:t>U ova dva tjedna smo se fokusirali na županijsko natjecanje iz tehničk</w:t>
+      </w:r>
+      <w:r>
+        <w:rPr>
+          <w:sz w:val="28"/>
+          <w:szCs w:val="28"/>
+        </w:rPr>
+        <w:t>e kulture</w:t>
+      </w:r>
+      <w:r>
+        <w:rPr>
+          <w:sz w:val="28"/>
+          <w:szCs w:val="28"/>
+        </w:rPr>
+        <w:t xml:space="preserve"> pa nismo nadograđivali projekt.</w:t>
       </w:r>
     </w:p>
     <w:p>
@@ -7520,6 +7795,7 @@
           <w:sz w:val="28"/>
           <w:szCs w:val="28"/>
         </w:rPr>
+        <w:lastRenderedPageBreak/>
         <w:t>Tjedan 12 – izlaganje</w:t>
       </w:r>
     </w:p>
@@ -7590,22 +7866,37 @@
         </w:rPr>
         <w:t xml:space="preserve"> API i razmišljati o potrebama različitih korisnika.</w:t>
       </w:r>
-    </w:p>
-    <w:p>
-      <w:pPr>
-        <w:rPr>
-          <w:sz w:val="28"/>
-          <w:szCs w:val="28"/>
-        </w:rPr>
-      </w:pPr>
-      <w:r>
-        <w:rPr>
-          <w:sz w:val="28"/>
-          <w:szCs w:val="28"/>
-        </w:rPr>
-        <w:lastRenderedPageBreak/>
+      <w:r>
+        <w:rPr>
+          <w:sz w:val="28"/>
+          <w:szCs w:val="28"/>
+        </w:rPr>
+        <w:t xml:space="preserve"> Ovaj projekt nam je mnogo pomogao kao osnova za grupne projekte na našim budućim mogućim poslovima.</w:t>
+      </w:r>
+    </w:p>
+    <w:p>
+      <w:pPr>
+        <w:ind w:firstLine="720"/>
+        <w:rPr>
+          <w:sz w:val="28"/>
+          <w:szCs w:val="28"/>
+        </w:rPr>
+      </w:pPr>
+      <w:r>
+        <w:rPr>
+          <w:sz w:val="28"/>
+          <w:szCs w:val="28"/>
+        </w:rPr>
         <w:t>U budućnosti se projekt može proširivati dodatnim pristupačnim opcijama.</w:t>
       </w:r>
+    </w:p>
+    <w:p>
+      <w:pPr>
+        <w:rPr>
+          <w:sz w:val="28"/>
+          <w:szCs w:val="28"/>
+        </w:rPr>
+      </w:pPr>
     </w:p>
     <w:p/>
     <w:sectPr>
@@ -10754,13 +11045,6 @@
     <w:pitch w:val="variable"/>
     <w:sig w:usb0="20000287" w:usb1="00000003" w:usb2="00000000" w:usb3="00000000" w:csb0="0000019F" w:csb1="00000000"/>
   </w:font>
-  <w:font w:name="Segoe UI Emoji">
-    <w:panose1 w:val="020B0502040204020203"/>
-    <w:charset w:val="00"/>
-    <w:family w:val="swiss"/>
-    <w:pitch w:val="variable"/>
-    <w:sig w:usb0="00000003" w:usb1="02000000" w:usb2="08000000" w:usb3="00000000" w:csb0="00000001" w:csb1="00000000"/>
-  </w:font>
 </w:fonts>
 </file>
 
@@ -10780,9 +11064,11 @@
   </w:compat>
   <w:rsids>
     <w:rsidRoot w:val="00F47D2D"/>
+    <w:rsid w:val="003473D7"/>
     <w:rsid w:val="003C6DEF"/>
     <w:rsid w:val="004B49B9"/>
     <w:rsid w:val="0064196C"/>
+    <w:rsid w:val="00672845"/>
     <w:rsid w:val="00806B27"/>
     <w:rsid w:val="0097666F"/>
     <w:rsid w:val="00A02D78"/>

--- a/docs/vsca11y_Dokumentacija.docx
+++ b/docs/vsca11y_Dokumentacija.docx
@@ -277,23 +277,22 @@
           </w:pPr>
           <w:r>
             <w:rPr>
-              <w:b/>
-              <w:bCs/>
               <w:noProof/>
+              <w:color w:val="156082" w:themeColor="accent1"/>
             </w:rPr>
             <w:drawing>
-              <wp:anchor distT="0" distB="0" distL="114300" distR="114300" simplePos="0" relativeHeight="251662336" behindDoc="0" locked="0" layoutInCell="1" allowOverlap="1" wp14:anchorId="015989C2" wp14:editId="39A26A7F">
+              <wp:anchor distT="0" distB="0" distL="114300" distR="114300" simplePos="0" relativeHeight="251662336" behindDoc="1" locked="0" layoutInCell="1" allowOverlap="1" wp14:anchorId="199BE300" wp14:editId="3AE53F43">
                 <wp:simplePos x="0" y="0"/>
                 <wp:positionH relativeFrom="margin">
-                  <wp:posOffset>1299210</wp:posOffset>
+                  <wp:align>center</wp:align>
                 </wp:positionH>
                 <wp:positionV relativeFrom="paragraph">
-                  <wp:posOffset>580390</wp:posOffset>
+                  <wp:posOffset>443230</wp:posOffset>
                 </wp:positionV>
-                <wp:extent cx="3451860" cy="3451860"/>
-                <wp:effectExtent l="57150" t="57150" r="53340" b="53340"/>
+                <wp:extent cx="5539740" cy="3693160"/>
+                <wp:effectExtent l="0" t="0" r="0" b="2540"/>
                 <wp:wrapNone/>
-                <wp:docPr id="1979265919" name="Picture 1"/>
+                <wp:docPr id="881797419" name="Picture 1"/>
                 <wp:cNvGraphicFramePr>
                   <a:graphicFrameLocks xmlns:a="http://schemas.openxmlformats.org/drawingml/2006/main" noChangeAspect="1"/>
                 </wp:cNvGraphicFramePr>
@@ -301,11 +300,11 @@
                   <a:graphicData uri="http://schemas.openxmlformats.org/drawingml/2006/picture">
                     <pic:pic xmlns:pic="http://schemas.openxmlformats.org/drawingml/2006/picture">
                       <pic:nvPicPr>
-                        <pic:cNvPr id="1979265919" name="Picture 1979265919"/>
+                        <pic:cNvPr id="881797419" name="Picture 881797419"/>
                         <pic:cNvPicPr/>
                       </pic:nvPicPr>
                       <pic:blipFill>
-                        <a:blip r:embed="rId8" cstate="print">
+                        <a:blip r:embed="rId8">
                           <a:extLst>
                             <a:ext uri="{28A0092B-C50C-407E-A947-70E740481C1C}">
                               <a14:useLocalDpi xmlns:a14="http://schemas.microsoft.com/office/drawing/2010/main" val="0"/>
@@ -319,31 +318,21 @@
                       <pic:spPr>
                         <a:xfrm>
                           <a:off x="0" y="0"/>
-                          <a:ext cx="3451860" cy="3451860"/>
+                          <a:ext cx="5539740" cy="3693160"/>
                         </a:xfrm>
-                        <a:prstGeom prst="ellipse">
+                        <a:prstGeom prst="rect">
                           <a:avLst/>
                         </a:prstGeom>
-                        <a:ln w="63500" cap="rnd">
-                          <a:noFill/>
-                        </a:ln>
-                        <a:effectLst/>
-                        <a:scene3d>
-                          <a:camera prst="orthographicFront"/>
-                          <a:lightRig rig="contrasting" dir="t">
-                            <a:rot lat="0" lon="0" rev="3000000"/>
-                          </a:lightRig>
-                        </a:scene3d>
-                        <a:sp3d contourW="7620">
-                          <a:bevelT w="95250" h="31750"/>
-                          <a:contourClr>
-                            <a:srgbClr val="333333"/>
-                          </a:contourClr>
-                        </a:sp3d>
                       </pic:spPr>
                     </pic:pic>
                   </a:graphicData>
                 </a:graphic>
+                <wp14:sizeRelH relativeFrom="margin">
+                  <wp14:pctWidth>0</wp14:pctWidth>
+                </wp14:sizeRelH>
+                <wp14:sizeRelV relativeFrom="margin">
+                  <wp14:pctHeight>0</wp14:pctHeight>
+                </wp14:sizeRelV>
               </wp:anchor>
             </w:drawing>
           </w:r>
@@ -355,7 +344,7 @@
             <mc:AlternateContent>
               <mc:Choice Requires="wps">
                 <w:drawing>
-                  <wp:anchor distT="0" distB="0" distL="114300" distR="114300" simplePos="0" relativeHeight="251659264" behindDoc="0" locked="0" layoutInCell="1" allowOverlap="1" wp14:anchorId="5EB0F1A7" wp14:editId="0E218FAD">
+                  <wp:anchor distT="0" distB="0" distL="114300" distR="114300" simplePos="0" relativeHeight="251659264" behindDoc="0" locked="0" layoutInCell="1" allowOverlap="1" wp14:anchorId="5EB0F1A7" wp14:editId="6789D45C">
                     <wp:simplePos x="0" y="0"/>
                     <wp:positionH relativeFrom="margin">
                       <wp:align>right</wp:align>
@@ -731,7 +720,7 @@
           <w:r>
             <w:fldChar w:fldCharType="separate"/>
           </w:r>
-          <w:hyperlink w:anchor="_Toc221297885" w:history="1">
+          <w:hyperlink w:anchor="_Toc226570719" w:history="1">
             <w:r>
               <w:rPr>
                 <w:rStyle w:val="Hyperlink"/>
@@ -758,7 +747,7 @@
                 <w:noProof/>
                 <w:webHidden/>
               </w:rPr>
-              <w:instrText xml:space="preserve"> PAGEREF _Toc221297885 \h </w:instrText>
+              <w:instrText xml:space="preserve"> PAGEREF _Toc226570719 \h </w:instrText>
             </w:r>
             <w:r>
               <w:rPr>
@@ -801,7 +790,7 @@
               <w:lang w:val="en-US"/>
             </w:rPr>
           </w:pPr>
-          <w:hyperlink w:anchor="_Toc221297886" w:history="1">
+          <w:hyperlink w:anchor="_Toc226570720" w:history="1">
             <w:r>
               <w:rPr>
                 <w:rStyle w:val="Hyperlink"/>
@@ -828,7 +817,7 @@
                 <w:noProof/>
                 <w:webHidden/>
               </w:rPr>
-              <w:instrText xml:space="preserve"> PAGEREF _Toc221297886 \h </w:instrText>
+              <w:instrText xml:space="preserve"> PAGEREF _Toc226570720 \h </w:instrText>
             </w:r>
             <w:r>
               <w:rPr>
@@ -871,7 +860,7 @@
               <w:lang w:val="en-US"/>
             </w:rPr>
           </w:pPr>
-          <w:hyperlink w:anchor="_Toc221297887" w:history="1">
+          <w:hyperlink w:anchor="_Toc226570721" w:history="1">
             <w:r>
               <w:rPr>
                 <w:rStyle w:val="Hyperlink"/>
@@ -898,7 +887,7 @@
                 <w:noProof/>
                 <w:webHidden/>
               </w:rPr>
-              <w:instrText xml:space="preserve"> PAGEREF _Toc221297887 \h </w:instrText>
+              <w:instrText xml:space="preserve"> PAGEREF _Toc226570721 \h </w:instrText>
             </w:r>
             <w:r>
               <w:rPr>
@@ -918,7 +907,7 @@
                 <w:noProof/>
                 <w:webHidden/>
               </w:rPr>
-              <w:t>3</w:t>
+              <w:t>6</w:t>
             </w:r>
             <w:r>
               <w:rPr>
@@ -941,7 +930,7 @@
               <w:lang w:val="en-US"/>
             </w:rPr>
           </w:pPr>
-          <w:hyperlink w:anchor="_Toc221297888" w:history="1">
+          <w:hyperlink w:anchor="_Toc226570722" w:history="1">
             <w:r>
               <w:rPr>
                 <w:rStyle w:val="Hyperlink"/>
@@ -968,357 +957,7 @@
                 <w:noProof/>
                 <w:webHidden/>
               </w:rPr>
-              <w:instrText xml:space="preserve"> PAGEREF _Toc221297888 \h </w:instrText>
-            </w:r>
-            <w:r>
-              <w:rPr>
-                <w:noProof/>
-                <w:webHidden/>
-              </w:rPr>
-            </w:r>
-            <w:r>
-              <w:rPr>
-                <w:noProof/>
-                <w:webHidden/>
-              </w:rPr>
-              <w:fldChar w:fldCharType="separate"/>
-            </w:r>
-            <w:r>
-              <w:rPr>
-                <w:noProof/>
-                <w:webHidden/>
-              </w:rPr>
-              <w:t>4</w:t>
-            </w:r>
-            <w:r>
-              <w:rPr>
-                <w:noProof/>
-                <w:webHidden/>
-              </w:rPr>
-              <w:fldChar w:fldCharType="end"/>
-            </w:r>
-          </w:hyperlink>
-        </w:p>
-        <w:p>
-          <w:pPr>
-            <w:pStyle w:val="TOC2"/>
-            <w:tabs>
-              <w:tab w:val="right" w:leader="dot" w:pos="9350"/>
-            </w:tabs>
-            <w:rPr>
-              <w:rFonts w:eastAsiaTheme="minorEastAsia"/>
-              <w:noProof/>
-              <w:lang w:val="en-US"/>
-            </w:rPr>
-          </w:pPr>
-          <w:hyperlink w:anchor="_Toc221297889" w:history="1">
-            <w:r>
-              <w:rPr>
-                <w:rStyle w:val="Hyperlink"/>
-                <w:noProof/>
-              </w:rPr>
-              <w:t>4.1. Error i Warning oznake</w:t>
-            </w:r>
-            <w:r>
-              <w:rPr>
-                <w:noProof/>
-                <w:webHidden/>
-              </w:rPr>
-              <w:tab/>
-            </w:r>
-            <w:r>
-              <w:rPr>
-                <w:noProof/>
-                <w:webHidden/>
-              </w:rPr>
-              <w:fldChar w:fldCharType="begin"/>
-            </w:r>
-            <w:r>
-              <w:rPr>
-                <w:noProof/>
-                <w:webHidden/>
-              </w:rPr>
-              <w:instrText xml:space="preserve"> PAGEREF _Toc221297889 \h </w:instrText>
-            </w:r>
-            <w:r>
-              <w:rPr>
-                <w:noProof/>
-                <w:webHidden/>
-              </w:rPr>
-            </w:r>
-            <w:r>
-              <w:rPr>
-                <w:noProof/>
-                <w:webHidden/>
-              </w:rPr>
-              <w:fldChar w:fldCharType="separate"/>
-            </w:r>
-            <w:r>
-              <w:rPr>
-                <w:noProof/>
-                <w:webHidden/>
-              </w:rPr>
-              <w:t>4</w:t>
-            </w:r>
-            <w:r>
-              <w:rPr>
-                <w:noProof/>
-                <w:webHidden/>
-              </w:rPr>
-              <w:fldChar w:fldCharType="end"/>
-            </w:r>
-          </w:hyperlink>
-        </w:p>
-        <w:p>
-          <w:pPr>
-            <w:pStyle w:val="TOC2"/>
-            <w:tabs>
-              <w:tab w:val="right" w:leader="dot" w:pos="9350"/>
-            </w:tabs>
-            <w:rPr>
-              <w:rFonts w:eastAsiaTheme="minorEastAsia"/>
-              <w:noProof/>
-              <w:lang w:val="en-US"/>
-            </w:rPr>
-          </w:pPr>
-          <w:hyperlink w:anchor="_Toc221297890" w:history="1">
-            <w:r>
-              <w:rPr>
-                <w:rStyle w:val="Hyperlink"/>
-                <w:noProof/>
-              </w:rPr>
-              <w:t>4.2. Ishihara test daltonizma</w:t>
-            </w:r>
-            <w:r>
-              <w:rPr>
-                <w:noProof/>
-                <w:webHidden/>
-              </w:rPr>
-              <w:tab/>
-            </w:r>
-            <w:r>
-              <w:rPr>
-                <w:noProof/>
-                <w:webHidden/>
-              </w:rPr>
-              <w:fldChar w:fldCharType="begin"/>
-            </w:r>
-            <w:r>
-              <w:rPr>
-                <w:noProof/>
-                <w:webHidden/>
-              </w:rPr>
-              <w:instrText xml:space="preserve"> PAGEREF _Toc221297890 \h </w:instrText>
-            </w:r>
-            <w:r>
-              <w:rPr>
-                <w:noProof/>
-                <w:webHidden/>
-              </w:rPr>
-            </w:r>
-            <w:r>
-              <w:rPr>
-                <w:noProof/>
-                <w:webHidden/>
-              </w:rPr>
-              <w:fldChar w:fldCharType="separate"/>
-            </w:r>
-            <w:r>
-              <w:rPr>
-                <w:noProof/>
-                <w:webHidden/>
-              </w:rPr>
-              <w:t>5</w:t>
-            </w:r>
-            <w:r>
-              <w:rPr>
-                <w:noProof/>
-                <w:webHidden/>
-              </w:rPr>
-              <w:fldChar w:fldCharType="end"/>
-            </w:r>
-          </w:hyperlink>
-        </w:p>
-        <w:p>
-          <w:pPr>
-            <w:pStyle w:val="TOC2"/>
-            <w:tabs>
-              <w:tab w:val="right" w:leader="dot" w:pos="9350"/>
-            </w:tabs>
-            <w:rPr>
-              <w:rFonts w:eastAsiaTheme="minorEastAsia"/>
-              <w:noProof/>
-              <w:lang w:val="en-US"/>
-            </w:rPr>
-          </w:pPr>
-          <w:hyperlink w:anchor="_Toc221297891" w:history="1">
-            <w:r>
-              <w:rPr>
-                <w:rStyle w:val="Hyperlink"/>
-                <w:noProof/>
-              </w:rPr>
-              <w:t>4.3. Ishihara test daltonizma - kod</w:t>
-            </w:r>
-            <w:r>
-              <w:rPr>
-                <w:noProof/>
-                <w:webHidden/>
-              </w:rPr>
-              <w:tab/>
-            </w:r>
-            <w:r>
-              <w:rPr>
-                <w:noProof/>
-                <w:webHidden/>
-              </w:rPr>
-              <w:fldChar w:fldCharType="begin"/>
-            </w:r>
-            <w:r>
-              <w:rPr>
-                <w:noProof/>
-                <w:webHidden/>
-              </w:rPr>
-              <w:instrText xml:space="preserve"> PAGEREF _Toc221297891 \h </w:instrText>
-            </w:r>
-            <w:r>
-              <w:rPr>
-                <w:noProof/>
-                <w:webHidden/>
-              </w:rPr>
-            </w:r>
-            <w:r>
-              <w:rPr>
-                <w:noProof/>
-                <w:webHidden/>
-              </w:rPr>
-              <w:fldChar w:fldCharType="separate"/>
-            </w:r>
-            <w:r>
-              <w:rPr>
-                <w:noProof/>
-                <w:webHidden/>
-              </w:rPr>
-              <w:t>5</w:t>
-            </w:r>
-            <w:r>
-              <w:rPr>
-                <w:noProof/>
-                <w:webHidden/>
-              </w:rPr>
-              <w:fldChar w:fldCharType="end"/>
-            </w:r>
-          </w:hyperlink>
-        </w:p>
-        <w:p>
-          <w:pPr>
-            <w:pStyle w:val="TOC1"/>
-            <w:tabs>
-              <w:tab w:val="right" w:leader="dot" w:pos="9350"/>
-            </w:tabs>
-            <w:rPr>
-              <w:rFonts w:eastAsiaTheme="minorEastAsia"/>
-              <w:noProof/>
-              <w:lang w:val="en-US"/>
-            </w:rPr>
-          </w:pPr>
-          <w:hyperlink w:anchor="_Toc221297892" w:history="1">
-            <w:r>
-              <w:rPr>
-                <w:rStyle w:val="Hyperlink"/>
-                <w:noProof/>
-              </w:rPr>
-              <w:t>5. Pristupačnost</w:t>
-            </w:r>
-            <w:r>
-              <w:rPr>
-                <w:noProof/>
-                <w:webHidden/>
-              </w:rPr>
-              <w:tab/>
-            </w:r>
-            <w:r>
-              <w:rPr>
-                <w:noProof/>
-                <w:webHidden/>
-              </w:rPr>
-              <w:fldChar w:fldCharType="begin"/>
-            </w:r>
-            <w:r>
-              <w:rPr>
-                <w:noProof/>
-                <w:webHidden/>
-              </w:rPr>
-              <w:instrText xml:space="preserve"> PAGEREF _Toc221297892 \h </w:instrText>
-            </w:r>
-            <w:r>
-              <w:rPr>
-                <w:noProof/>
-                <w:webHidden/>
-              </w:rPr>
-            </w:r>
-            <w:r>
-              <w:rPr>
-                <w:noProof/>
-                <w:webHidden/>
-              </w:rPr>
-              <w:fldChar w:fldCharType="separate"/>
-            </w:r>
-            <w:r>
-              <w:rPr>
-                <w:noProof/>
-                <w:webHidden/>
-              </w:rPr>
-              <w:t>7</w:t>
-            </w:r>
-            <w:r>
-              <w:rPr>
-                <w:noProof/>
-                <w:webHidden/>
-              </w:rPr>
-              <w:fldChar w:fldCharType="end"/>
-            </w:r>
-          </w:hyperlink>
-        </w:p>
-        <w:p>
-          <w:pPr>
-            <w:pStyle w:val="TOC1"/>
-            <w:tabs>
-              <w:tab w:val="right" w:leader="dot" w:pos="9350"/>
-            </w:tabs>
-            <w:rPr>
-              <w:rFonts w:eastAsiaTheme="minorEastAsia"/>
-              <w:noProof/>
-              <w:lang w:val="en-US"/>
-            </w:rPr>
-          </w:pPr>
-          <w:hyperlink w:anchor="_Toc221297893" w:history="1">
-            <w:r>
-              <w:rPr>
-                <w:rStyle w:val="Hyperlink"/>
-                <w:noProof/>
-              </w:rPr>
-              <w:t>6. Tehnička realizacija</w:t>
-            </w:r>
-            <w:r>
-              <w:rPr>
-                <w:noProof/>
-                <w:webHidden/>
-              </w:rPr>
-              <w:tab/>
-            </w:r>
-            <w:r>
-              <w:rPr>
-                <w:noProof/>
-                <w:webHidden/>
-              </w:rPr>
-              <w:fldChar w:fldCharType="begin"/>
-            </w:r>
-            <w:r>
-              <w:rPr>
-                <w:noProof/>
-                <w:webHidden/>
-              </w:rPr>
-              <w:instrText xml:space="preserve"> PAGEREF _Toc221297893 \h </w:instrText>
+              <w:instrText xml:space="preserve"> PAGEREF _Toc226570722 \h </w:instrText>
             </w:r>
             <w:r>
               <w:rPr>
@@ -1361,13 +1000,13 @@
               <w:lang w:val="en-US"/>
             </w:rPr>
           </w:pPr>
-          <w:hyperlink w:anchor="_Toc221297894" w:history="1">
+          <w:hyperlink w:anchor="_Toc226570723" w:history="1">
             <w:r>
               <w:rPr>
                 <w:rStyle w:val="Hyperlink"/>
                 <w:noProof/>
               </w:rPr>
-              <w:t>6.1. Error i Warning indikatori</w:t>
+              <w:t>4.1. Error i Warning oznake</w:t>
             </w:r>
             <w:r>
               <w:rPr>
@@ -1388,7 +1027,7 @@
                 <w:noProof/>
                 <w:webHidden/>
               </w:rPr>
-              <w:instrText xml:space="preserve"> PAGEREF _Toc221297894 \h </w:instrText>
+              <w:instrText xml:space="preserve"> PAGEREF _Toc226570723 \h </w:instrText>
             </w:r>
             <w:r>
               <w:rPr>
@@ -1431,13 +1070,13 @@
               <w:lang w:val="en-US"/>
             </w:rPr>
           </w:pPr>
-          <w:hyperlink w:anchor="_Toc221297895" w:history="1">
+          <w:hyperlink w:anchor="_Toc226570724" w:history="1">
             <w:r>
               <w:rPr>
                 <w:rStyle w:val="Hyperlink"/>
                 <w:noProof/>
               </w:rPr>
-              <w:t>6.2. Dodavanje Ishihara testa</w:t>
+              <w:t>4.2. Ishihara test daltonizma</w:t>
             </w:r>
             <w:r>
               <w:rPr>
@@ -1458,7 +1097,7 @@
                 <w:noProof/>
                 <w:webHidden/>
               </w:rPr>
-              <w:instrText xml:space="preserve"> PAGEREF _Toc221297895 \h </w:instrText>
+              <w:instrText xml:space="preserve"> PAGEREF _Toc226570724 \h </w:instrText>
             </w:r>
             <w:r>
               <w:rPr>
@@ -1491,7 +1130,7 @@
         </w:p>
         <w:p>
           <w:pPr>
-            <w:pStyle w:val="TOC1"/>
+            <w:pStyle w:val="TOC2"/>
             <w:tabs>
               <w:tab w:val="right" w:leader="dot" w:pos="9350"/>
             </w:tabs>
@@ -1501,13 +1140,13 @@
               <w:lang w:val="en-US"/>
             </w:rPr>
           </w:pPr>
-          <w:hyperlink w:anchor="_Toc221297896" w:history="1">
+          <w:hyperlink w:anchor="_Toc226570725" w:history="1">
             <w:r>
               <w:rPr>
                 <w:rStyle w:val="Hyperlink"/>
                 <w:noProof/>
               </w:rPr>
-              <w:t>7. Prednosti i primjena</w:t>
+              <w:t>4.3. Ishihara test daltonizma - kod</w:t>
             </w:r>
             <w:r>
               <w:rPr>
@@ -1528,7 +1167,7 @@
                 <w:noProof/>
                 <w:webHidden/>
               </w:rPr>
-              <w:instrText xml:space="preserve"> PAGEREF _Toc221297896 \h </w:instrText>
+              <w:instrText xml:space="preserve"> PAGEREF _Toc226570725 \h </w:instrText>
             </w:r>
             <w:r>
               <w:rPr>
@@ -1571,7 +1210,357 @@
               <w:lang w:val="en-US"/>
             </w:rPr>
           </w:pPr>
-          <w:hyperlink w:anchor="_Toc221297897" w:history="1">
+          <w:hyperlink w:anchor="_Toc226570726" w:history="1">
+            <w:r>
+              <w:rPr>
+                <w:rStyle w:val="Hyperlink"/>
+                <w:noProof/>
+              </w:rPr>
+              <w:t>5. Pristupačnost</w:t>
+            </w:r>
+            <w:r>
+              <w:rPr>
+                <w:noProof/>
+                <w:webHidden/>
+              </w:rPr>
+              <w:tab/>
+            </w:r>
+            <w:r>
+              <w:rPr>
+                <w:noProof/>
+                <w:webHidden/>
+              </w:rPr>
+              <w:fldChar w:fldCharType="begin"/>
+            </w:r>
+            <w:r>
+              <w:rPr>
+                <w:noProof/>
+                <w:webHidden/>
+              </w:rPr>
+              <w:instrText xml:space="preserve"> PAGEREF _Toc226570726 \h </w:instrText>
+            </w:r>
+            <w:r>
+              <w:rPr>
+                <w:noProof/>
+                <w:webHidden/>
+              </w:rPr>
+            </w:r>
+            <w:r>
+              <w:rPr>
+                <w:noProof/>
+                <w:webHidden/>
+              </w:rPr>
+              <w:fldChar w:fldCharType="separate"/>
+            </w:r>
+            <w:r>
+              <w:rPr>
+                <w:noProof/>
+                <w:webHidden/>
+              </w:rPr>
+              <w:t>12</w:t>
+            </w:r>
+            <w:r>
+              <w:rPr>
+                <w:noProof/>
+                <w:webHidden/>
+              </w:rPr>
+              <w:fldChar w:fldCharType="end"/>
+            </w:r>
+          </w:hyperlink>
+        </w:p>
+        <w:p>
+          <w:pPr>
+            <w:pStyle w:val="TOC1"/>
+            <w:tabs>
+              <w:tab w:val="right" w:leader="dot" w:pos="9350"/>
+            </w:tabs>
+            <w:rPr>
+              <w:rFonts w:eastAsiaTheme="minorEastAsia"/>
+              <w:noProof/>
+              <w:lang w:val="en-US"/>
+            </w:rPr>
+          </w:pPr>
+          <w:hyperlink w:anchor="_Toc226570727" w:history="1">
+            <w:r>
+              <w:rPr>
+                <w:rStyle w:val="Hyperlink"/>
+                <w:noProof/>
+              </w:rPr>
+              <w:t>6. Tehnička realizacija</w:t>
+            </w:r>
+            <w:r>
+              <w:rPr>
+                <w:noProof/>
+                <w:webHidden/>
+              </w:rPr>
+              <w:tab/>
+            </w:r>
+            <w:r>
+              <w:rPr>
+                <w:noProof/>
+                <w:webHidden/>
+              </w:rPr>
+              <w:fldChar w:fldCharType="begin"/>
+            </w:r>
+            <w:r>
+              <w:rPr>
+                <w:noProof/>
+                <w:webHidden/>
+              </w:rPr>
+              <w:instrText xml:space="preserve"> PAGEREF _Toc226570727 \h </w:instrText>
+            </w:r>
+            <w:r>
+              <w:rPr>
+                <w:noProof/>
+                <w:webHidden/>
+              </w:rPr>
+            </w:r>
+            <w:r>
+              <w:rPr>
+                <w:noProof/>
+                <w:webHidden/>
+              </w:rPr>
+              <w:fldChar w:fldCharType="separate"/>
+            </w:r>
+            <w:r>
+              <w:rPr>
+                <w:noProof/>
+                <w:webHidden/>
+              </w:rPr>
+              <w:t>13</w:t>
+            </w:r>
+            <w:r>
+              <w:rPr>
+                <w:noProof/>
+                <w:webHidden/>
+              </w:rPr>
+              <w:fldChar w:fldCharType="end"/>
+            </w:r>
+          </w:hyperlink>
+        </w:p>
+        <w:p>
+          <w:pPr>
+            <w:pStyle w:val="TOC2"/>
+            <w:tabs>
+              <w:tab w:val="right" w:leader="dot" w:pos="9350"/>
+            </w:tabs>
+            <w:rPr>
+              <w:rFonts w:eastAsiaTheme="minorEastAsia"/>
+              <w:noProof/>
+              <w:lang w:val="en-US"/>
+            </w:rPr>
+          </w:pPr>
+          <w:hyperlink w:anchor="_Toc226570728" w:history="1">
+            <w:r>
+              <w:rPr>
+                <w:rStyle w:val="Hyperlink"/>
+                <w:noProof/>
+              </w:rPr>
+              <w:t>6.1. Error i Warning indikatori</w:t>
+            </w:r>
+            <w:r>
+              <w:rPr>
+                <w:noProof/>
+                <w:webHidden/>
+              </w:rPr>
+              <w:tab/>
+            </w:r>
+            <w:r>
+              <w:rPr>
+                <w:noProof/>
+                <w:webHidden/>
+              </w:rPr>
+              <w:fldChar w:fldCharType="begin"/>
+            </w:r>
+            <w:r>
+              <w:rPr>
+                <w:noProof/>
+                <w:webHidden/>
+              </w:rPr>
+              <w:instrText xml:space="preserve"> PAGEREF _Toc226570728 \h </w:instrText>
+            </w:r>
+            <w:r>
+              <w:rPr>
+                <w:noProof/>
+                <w:webHidden/>
+              </w:rPr>
+            </w:r>
+            <w:r>
+              <w:rPr>
+                <w:noProof/>
+                <w:webHidden/>
+              </w:rPr>
+              <w:fldChar w:fldCharType="separate"/>
+            </w:r>
+            <w:r>
+              <w:rPr>
+                <w:noProof/>
+                <w:webHidden/>
+              </w:rPr>
+              <w:t>13</w:t>
+            </w:r>
+            <w:r>
+              <w:rPr>
+                <w:noProof/>
+                <w:webHidden/>
+              </w:rPr>
+              <w:fldChar w:fldCharType="end"/>
+            </w:r>
+          </w:hyperlink>
+        </w:p>
+        <w:p>
+          <w:pPr>
+            <w:pStyle w:val="TOC2"/>
+            <w:tabs>
+              <w:tab w:val="right" w:leader="dot" w:pos="9350"/>
+            </w:tabs>
+            <w:rPr>
+              <w:rFonts w:eastAsiaTheme="minorEastAsia"/>
+              <w:noProof/>
+              <w:lang w:val="en-US"/>
+            </w:rPr>
+          </w:pPr>
+          <w:hyperlink w:anchor="_Toc226570729" w:history="1">
+            <w:r>
+              <w:rPr>
+                <w:rStyle w:val="Hyperlink"/>
+                <w:noProof/>
+              </w:rPr>
+              <w:t>6.2. Dodavanje Ishihara testa</w:t>
+            </w:r>
+            <w:r>
+              <w:rPr>
+                <w:noProof/>
+                <w:webHidden/>
+              </w:rPr>
+              <w:tab/>
+            </w:r>
+            <w:r>
+              <w:rPr>
+                <w:noProof/>
+                <w:webHidden/>
+              </w:rPr>
+              <w:fldChar w:fldCharType="begin"/>
+            </w:r>
+            <w:r>
+              <w:rPr>
+                <w:noProof/>
+                <w:webHidden/>
+              </w:rPr>
+              <w:instrText xml:space="preserve"> PAGEREF _Toc226570729 \h </w:instrText>
+            </w:r>
+            <w:r>
+              <w:rPr>
+                <w:noProof/>
+                <w:webHidden/>
+              </w:rPr>
+            </w:r>
+            <w:r>
+              <w:rPr>
+                <w:noProof/>
+                <w:webHidden/>
+              </w:rPr>
+              <w:fldChar w:fldCharType="separate"/>
+            </w:r>
+            <w:r>
+              <w:rPr>
+                <w:noProof/>
+                <w:webHidden/>
+              </w:rPr>
+              <w:t>13</w:t>
+            </w:r>
+            <w:r>
+              <w:rPr>
+                <w:noProof/>
+                <w:webHidden/>
+              </w:rPr>
+              <w:fldChar w:fldCharType="end"/>
+            </w:r>
+          </w:hyperlink>
+        </w:p>
+        <w:p>
+          <w:pPr>
+            <w:pStyle w:val="TOC1"/>
+            <w:tabs>
+              <w:tab w:val="right" w:leader="dot" w:pos="9350"/>
+            </w:tabs>
+            <w:rPr>
+              <w:rFonts w:eastAsiaTheme="minorEastAsia"/>
+              <w:noProof/>
+              <w:lang w:val="en-US"/>
+            </w:rPr>
+          </w:pPr>
+          <w:hyperlink w:anchor="_Toc226570730" w:history="1">
+            <w:r>
+              <w:rPr>
+                <w:rStyle w:val="Hyperlink"/>
+                <w:noProof/>
+              </w:rPr>
+              <w:t>7. Prednosti i primjena</w:t>
+            </w:r>
+            <w:r>
+              <w:rPr>
+                <w:noProof/>
+                <w:webHidden/>
+              </w:rPr>
+              <w:tab/>
+            </w:r>
+            <w:r>
+              <w:rPr>
+                <w:noProof/>
+                <w:webHidden/>
+              </w:rPr>
+              <w:fldChar w:fldCharType="begin"/>
+            </w:r>
+            <w:r>
+              <w:rPr>
+                <w:noProof/>
+                <w:webHidden/>
+              </w:rPr>
+              <w:instrText xml:space="preserve"> PAGEREF _Toc226570730 \h </w:instrText>
+            </w:r>
+            <w:r>
+              <w:rPr>
+                <w:noProof/>
+                <w:webHidden/>
+              </w:rPr>
+            </w:r>
+            <w:r>
+              <w:rPr>
+                <w:noProof/>
+                <w:webHidden/>
+              </w:rPr>
+              <w:fldChar w:fldCharType="separate"/>
+            </w:r>
+            <w:r>
+              <w:rPr>
+                <w:noProof/>
+                <w:webHidden/>
+              </w:rPr>
+              <w:t>15</w:t>
+            </w:r>
+            <w:r>
+              <w:rPr>
+                <w:noProof/>
+                <w:webHidden/>
+              </w:rPr>
+              <w:fldChar w:fldCharType="end"/>
+            </w:r>
+          </w:hyperlink>
+        </w:p>
+        <w:p>
+          <w:pPr>
+            <w:pStyle w:val="TOC1"/>
+            <w:tabs>
+              <w:tab w:val="right" w:leader="dot" w:pos="9350"/>
+            </w:tabs>
+            <w:rPr>
+              <w:rFonts w:eastAsiaTheme="minorEastAsia"/>
+              <w:noProof/>
+              <w:lang w:val="en-US"/>
+            </w:rPr>
+          </w:pPr>
+          <w:hyperlink w:anchor="_Toc226570731" w:history="1">
             <w:r>
               <w:rPr>
                 <w:rStyle w:val="Hyperlink"/>
@@ -1598,7 +1587,7 @@
                 <w:noProof/>
                 <w:webHidden/>
               </w:rPr>
-              <w:instrText xml:space="preserve"> PAGEREF _Toc221297897 \h </w:instrText>
+              <w:instrText xml:space="preserve"> PAGEREF _Toc226570731 \h </w:instrText>
             </w:r>
             <w:r>
               <w:rPr>
@@ -1618,7 +1607,7 @@
                 <w:noProof/>
                 <w:webHidden/>
               </w:rPr>
-              <w:t>10</w:t>
+              <w:t>16</w:t>
             </w:r>
             <w:r>
               <w:rPr>
@@ -1641,13 +1630,13 @@
               <w:lang w:val="en-US"/>
             </w:rPr>
           </w:pPr>
-          <w:hyperlink w:anchor="_Toc221297898" w:history="1">
+          <w:hyperlink w:anchor="_Toc226570732" w:history="1">
             <w:r>
               <w:rPr>
                 <w:rStyle w:val="Hyperlink"/>
                 <w:noProof/>
               </w:rPr>
-              <w:t>9. Zaključak</w:t>
+              <w:t>9. Plan daljnjeg razvoja</w:t>
             </w:r>
             <w:r>
               <w:rPr>
@@ -1668,7 +1657,7 @@
                 <w:noProof/>
                 <w:webHidden/>
               </w:rPr>
-              <w:instrText xml:space="preserve"> PAGEREF _Toc221297898 \h </w:instrText>
+              <w:instrText xml:space="preserve"> PAGEREF _Toc226570732 \h </w:instrText>
             </w:r>
             <w:r>
               <w:rPr>
@@ -1688,7 +1677,77 @@
                 <w:noProof/>
                 <w:webHidden/>
               </w:rPr>
-              <w:t>10</w:t>
+              <w:t>18</w:t>
+            </w:r>
+            <w:r>
+              <w:rPr>
+                <w:noProof/>
+                <w:webHidden/>
+              </w:rPr>
+              <w:fldChar w:fldCharType="end"/>
+            </w:r>
+          </w:hyperlink>
+        </w:p>
+        <w:p>
+          <w:pPr>
+            <w:pStyle w:val="TOC1"/>
+            <w:tabs>
+              <w:tab w:val="right" w:leader="dot" w:pos="9350"/>
+            </w:tabs>
+            <w:rPr>
+              <w:rFonts w:eastAsiaTheme="minorEastAsia"/>
+              <w:noProof/>
+              <w:lang w:val="en-US"/>
+            </w:rPr>
+          </w:pPr>
+          <w:hyperlink w:anchor="_Toc226570733" w:history="1">
+            <w:r>
+              <w:rPr>
+                <w:rStyle w:val="Hyperlink"/>
+                <w:noProof/>
+              </w:rPr>
+              <w:t>10. Zaključak</w:t>
+            </w:r>
+            <w:r>
+              <w:rPr>
+                <w:noProof/>
+                <w:webHidden/>
+              </w:rPr>
+              <w:tab/>
+            </w:r>
+            <w:r>
+              <w:rPr>
+                <w:noProof/>
+                <w:webHidden/>
+              </w:rPr>
+              <w:fldChar w:fldCharType="begin"/>
+            </w:r>
+            <w:r>
+              <w:rPr>
+                <w:noProof/>
+                <w:webHidden/>
+              </w:rPr>
+              <w:instrText xml:space="preserve"> PAGEREF _Toc226570733 \h </w:instrText>
+            </w:r>
+            <w:r>
+              <w:rPr>
+                <w:noProof/>
+                <w:webHidden/>
+              </w:rPr>
+            </w:r>
+            <w:r>
+              <w:rPr>
+                <w:noProof/>
+                <w:webHidden/>
+              </w:rPr>
+              <w:fldChar w:fldCharType="separate"/>
+            </w:r>
+            <w:r>
+              <w:rPr>
+                <w:noProof/>
+                <w:webHidden/>
+              </w:rPr>
+              <w:t>19</w:t>
             </w:r>
             <w:r>
               <w:rPr>
@@ -1731,7 +1790,7 @@
       <w:pPr>
         <w:pStyle w:val="Heading1"/>
       </w:pPr>
-      <w:bookmarkStart w:id="0" w:name="_Toc221297885"/>
+      <w:bookmarkStart w:id="0" w:name="_Toc226570719"/>
       <w:r>
         <w:lastRenderedPageBreak/>
         <w:t>1. Uvod</w:t>
@@ -2314,7 +2373,7 @@
       <w:pPr>
         <w:pStyle w:val="Heading1"/>
       </w:pPr>
-      <w:bookmarkStart w:id="1" w:name="_Toc221297886"/>
+      <w:bookmarkStart w:id="1" w:name="_Toc226570720"/>
       <w:r>
         <w:t>2. O nama</w:t>
       </w:r>
@@ -2348,7 +2407,21 @@
           <w:sz w:val="28"/>
           <w:szCs w:val="28"/>
         </w:rPr>
-        <w:t>“ Osijek i OŠ Josipovac. Sudjelovali  smo na puno informatičkih natjecanja čak i na državnim razinama.</w:t>
+        <w:t xml:space="preserve">“ Osijek i OŠ Josipovac. Sudjelovali  smo na puno informatičkih natjecanja </w:t>
+      </w:r>
+      <w:r>
+        <w:rPr>
+          <w:sz w:val="28"/>
+          <w:szCs w:val="28"/>
+        </w:rPr>
+        <w:t xml:space="preserve">pa </w:t>
+      </w:r>
+      <w:r>
+        <w:rPr>
+          <w:sz w:val="28"/>
+          <w:szCs w:val="28"/>
+        </w:rPr>
+        <w:t>i na državnim razinama.</w:t>
       </w:r>
       <w:r>
         <w:rPr>
@@ -2721,8 +2794,18 @@
       <w:pPr>
         <w:pStyle w:val="Heading1"/>
       </w:pPr>
-      <w:bookmarkStart w:id="2" w:name="_Toc221297887"/>
-      <w:r>
+      <w:r>
+        <w:lastRenderedPageBreak/>
+        <w:br w:type="page"/>
+      </w:r>
+    </w:p>
+    <w:p>
+      <w:pPr>
+        <w:pStyle w:val="Heading1"/>
+      </w:pPr>
+      <w:bookmarkStart w:id="2" w:name="_Toc226570721"/>
+      <w:r>
+        <w:lastRenderedPageBreak/>
         <w:t>3</w:t>
       </w:r>
       <w:r>
@@ -3194,23 +3277,30 @@
           <w:sz w:val="28"/>
           <w:szCs w:val="28"/>
         </w:rPr>
+        <w:t>Projekt je osmišljen kao jednostavna, ali čvrsta osnova za daljnji razvoj naprednijih pristupačnih funkcionalnosti.</w:t>
+      </w:r>
+    </w:p>
+    <w:p>
+      <w:pPr>
+        <w:rPr>
+          <w:sz w:val="28"/>
+          <w:szCs w:val="28"/>
+        </w:rPr>
+      </w:pPr>
+      <w:r>
+        <w:rPr>
+          <w:sz w:val="28"/>
+          <w:szCs w:val="28"/>
+        </w:rPr>
+        <w:t xml:space="preserve">Povećavanje i smanjivanje teksta u editoru više je fokusirano na osobe sa slabovidnošću. Te osobe često moraju škiljiti ili naprezati oči kako bi vidjeli </w:t>
+      </w:r>
+      <w:r>
+        <w:rPr>
+          <w:sz w:val="28"/>
+          <w:szCs w:val="28"/>
+        </w:rPr>
         <w:lastRenderedPageBreak/>
-        <w:t>Projekt je osmišljen kao jednostavna, ali čvrsta osnova za daljnji razvoj naprednijih pristupačnih funkcionalnosti.</w:t>
-      </w:r>
-    </w:p>
-    <w:p>
-      <w:pPr>
-        <w:rPr>
-          <w:sz w:val="28"/>
-          <w:szCs w:val="28"/>
-        </w:rPr>
-      </w:pPr>
-      <w:r>
-        <w:rPr>
-          <w:sz w:val="28"/>
-          <w:szCs w:val="28"/>
-        </w:rPr>
-        <w:t xml:space="preserve">Povećavanje i smanjivanje teksta u editoru više je fokusirano na osobe sa slabovidnošću. Te osobe često moraju škiljiti ili naprezati oči kako bi vidjeli output svoga programa. Te akcije mogu dovesti do bola u očima ili povećanja </w:t>
+        <w:t xml:space="preserve">output svoga programa. Te akcije mogu dovesti do bola u očima ili povećanja </w:t>
       </w:r>
       <w:proofErr w:type="spellStart"/>
       <w:r>
@@ -3228,13 +3318,17 @@
         </w:rPr>
         <w:t xml:space="preserve">. Zbog toga smo dodali i tu funkciju. </w:t>
       </w:r>
+      <w:r>
+        <w:br w:type="page"/>
+      </w:r>
     </w:p>
     <w:p>
       <w:pPr>
         <w:pStyle w:val="Heading1"/>
       </w:pPr>
-      <w:bookmarkStart w:id="3" w:name="_Toc221297888"/>
-      <w:r>
+      <w:bookmarkStart w:id="3" w:name="_Toc226570722"/>
+      <w:r>
+        <w:lastRenderedPageBreak/>
         <w:t>4</w:t>
       </w:r>
       <w:r>
@@ -3246,7 +3340,7 @@
       <w:pPr>
         <w:pStyle w:val="Heading2"/>
       </w:pPr>
-      <w:bookmarkStart w:id="4" w:name="_Toc221297889"/>
+      <w:bookmarkStart w:id="4" w:name="_Toc226570723"/>
       <w:r>
         <w:t>4</w:t>
       </w:r>
@@ -3635,7 +3729,7 @@
       <w:pPr>
         <w:pStyle w:val="Heading2"/>
       </w:pPr>
-      <w:bookmarkStart w:id="5" w:name="_Toc221297890"/>
+      <w:bookmarkStart w:id="5" w:name="_Toc226570724"/>
       <w:r>
         <w:t>4</w:t>
       </w:r>
@@ -3694,7 +3788,6 @@
           <w:sz w:val="28"/>
           <w:szCs w:val="28"/>
         </w:rPr>
-        <w:lastRenderedPageBreak/>
         <w:t>D</w:t>
       </w:r>
       <w:r>
@@ -3846,6 +3939,7 @@
           <w:sz w:val="28"/>
           <w:szCs w:val="28"/>
         </w:rPr>
+        <w:lastRenderedPageBreak/>
         <w:t xml:space="preserve">U sklopu VSC A11Y ekstenzije implementiran je osnovni </w:t>
       </w:r>
       <w:proofErr w:type="spellStart"/>
@@ -3993,7 +4087,7 @@
       <w:pPr>
         <w:pStyle w:val="Heading2"/>
       </w:pPr>
-      <w:bookmarkStart w:id="6" w:name="_Toc221297891"/>
+      <w:bookmarkStart w:id="6" w:name="_Toc226570725"/>
       <w:r>
         <w:t>4</w:t>
       </w:r>
@@ -4120,7 +4214,6 @@
           <w:sz w:val="28"/>
           <w:szCs w:val="28"/>
         </w:rPr>
-        <w:lastRenderedPageBreak/>
         <w:t xml:space="preserve"> Korisnik može:</w:t>
       </w:r>
     </w:p>
@@ -4206,6 +4299,7 @@
           <w:sz w:val="28"/>
           <w:szCs w:val="28"/>
         </w:rPr>
+        <w:lastRenderedPageBreak/>
         <w:t>procijeniti ima li poteškoća s razlikovanjem boja</w:t>
       </w:r>
       <w:r>
@@ -4292,7 +4386,54 @@
           <w:sz w:val="28"/>
           <w:szCs w:val="28"/>
         </w:rPr>
+        <w:t>Ishihara</w:t>
+      </w:r>
+      <w:proofErr w:type="spellEnd"/>
+      <w:r>
+        <w:rPr>
+          <w:sz w:val="28"/>
+          <w:szCs w:val="28"/>
+        </w:rPr>
+        <w:t xml:space="preserve"> test je prvo bio napravljen u programskom jeziku Python. Generiranje ploča se dobro obavljalo, ali test nije bio implementiran u samu ekstenziju već je dolazio posebno. </w:t>
+      </w:r>
+    </w:p>
+    <w:p>
+      <w:pPr>
+        <w:rPr>
+          <w:sz w:val="28"/>
+          <w:szCs w:val="28"/>
+        </w:rPr>
+      </w:pPr>
+      <w:r>
+        <w:rPr>
+          <w:sz w:val="28"/>
+          <w:szCs w:val="28"/>
+        </w:rPr>
         <w:lastRenderedPageBreak/>
+        <w:t xml:space="preserve">Tada smo naišli na problem s uklapanjem testa u ekstenziju pri čemu smo se sjetili da, umjesto u Pythonu, test napravimo uz pomoću </w:t>
+      </w:r>
+      <w:proofErr w:type="spellStart"/>
+      <w:r>
+        <w:rPr>
+          <w:sz w:val="28"/>
+          <w:szCs w:val="28"/>
+        </w:rPr>
+        <w:t>Webview</w:t>
+      </w:r>
+      <w:proofErr w:type="spellEnd"/>
+      <w:r>
+        <w:rPr>
+          <w:sz w:val="28"/>
+          <w:szCs w:val="28"/>
+        </w:rPr>
+        <w:t xml:space="preserve">-a. To nam je olakšavalo implementiranje testa uz brže generiranje </w:t>
+      </w:r>
+      <w:proofErr w:type="spellStart"/>
+      <w:r>
+        <w:rPr>
+          <w:sz w:val="28"/>
+          <w:szCs w:val="28"/>
+        </w:rPr>
         <w:t>Ishihara</w:t>
       </w:r>
       <w:proofErr w:type="spellEnd"/>
@@ -4301,38 +4442,22 @@
           <w:sz w:val="28"/>
           <w:szCs w:val="28"/>
         </w:rPr>
-        <w:t xml:space="preserve"> test je prvo bio napravljen u programskom jeziku Python. Generiranje ploča se dobro obavljalo, ali test nije bio implementiran u samu ekstenziju već je dolazio posebno. </w:t>
-      </w:r>
-    </w:p>
-    <w:p>
-      <w:pPr>
-        <w:rPr>
-          <w:sz w:val="28"/>
-          <w:szCs w:val="28"/>
-        </w:rPr>
-      </w:pPr>
-      <w:r>
-        <w:rPr>
-          <w:sz w:val="28"/>
-          <w:szCs w:val="28"/>
-        </w:rPr>
-        <w:t xml:space="preserve">Tada smo naišli na problem s uklapanjem testa u ekstenziju pri čemu smo se sjetili da, umjesto u Pythonu, test napravimo uz pomoću </w:t>
-      </w:r>
-      <w:proofErr w:type="spellStart"/>
-      <w:r>
-        <w:rPr>
-          <w:sz w:val="28"/>
-          <w:szCs w:val="28"/>
-        </w:rPr>
-        <w:t>Webview</w:t>
-      </w:r>
-      <w:proofErr w:type="spellEnd"/>
-      <w:r>
-        <w:rPr>
-          <w:sz w:val="28"/>
-          <w:szCs w:val="28"/>
-        </w:rPr>
-        <w:t xml:space="preserve">-a. To nam je olakšavalo implementiranje testa uz brže generiranje </w:t>
+        <w:t xml:space="preserve"> ploča. U tome nam je pomogla umjetna inteligencija.</w:t>
+      </w:r>
+    </w:p>
+    <w:p>
+      <w:pPr>
+        <w:rPr>
+          <w:sz w:val="28"/>
+          <w:szCs w:val="28"/>
+        </w:rPr>
+      </w:pPr>
+      <w:r>
+        <w:rPr>
+          <w:sz w:val="28"/>
+          <w:szCs w:val="28"/>
+        </w:rPr>
+        <w:t xml:space="preserve">Osim </w:t>
       </w:r>
       <w:proofErr w:type="spellStart"/>
       <w:r>
@@ -4348,37 +4473,6 @@
           <w:sz w:val="28"/>
           <w:szCs w:val="28"/>
         </w:rPr>
-        <w:t xml:space="preserve"> ploča. U tome nam je pomogla umjetna inteligencija.</w:t>
-      </w:r>
-    </w:p>
-    <w:p>
-      <w:pPr>
-        <w:rPr>
-          <w:sz w:val="28"/>
-          <w:szCs w:val="28"/>
-        </w:rPr>
-      </w:pPr>
-      <w:r>
-        <w:rPr>
-          <w:sz w:val="28"/>
-          <w:szCs w:val="28"/>
-        </w:rPr>
-        <w:t xml:space="preserve">Osim </w:t>
-      </w:r>
-      <w:proofErr w:type="spellStart"/>
-      <w:r>
-        <w:rPr>
-          <w:sz w:val="28"/>
-          <w:szCs w:val="28"/>
-        </w:rPr>
-        <w:t>Ishihara</w:t>
-      </w:r>
-      <w:proofErr w:type="spellEnd"/>
-      <w:r>
-        <w:rPr>
-          <w:sz w:val="28"/>
-          <w:szCs w:val="28"/>
-        </w:rPr>
         <w:t xml:space="preserve"> testova za poremećaj vida, pokazuje se i </w:t>
       </w:r>
       <w:proofErr w:type="spellStart"/>
@@ -4397,13 +4491,17 @@
         </w:rPr>
         <w:t xml:space="preserve"> test. On je u crno bijelim bojama i služi za provjeravanje display-a i generalnog vida. Taj test trebale bi moći prepoznati i osobe s poremećajem boja i sa normalnim vidom. Ako ga ne prepoznajete, moguće je da imate problem s generalnim vidom ili sa samim display-om.</w:t>
       </w:r>
+      <w:r>
+        <w:br w:type="page"/>
+      </w:r>
     </w:p>
     <w:p>
       <w:pPr>
         <w:pStyle w:val="Heading1"/>
       </w:pPr>
-      <w:bookmarkStart w:id="7" w:name="_Toc221297892"/>
-      <w:r>
+      <w:bookmarkStart w:id="7" w:name="_Toc226570726"/>
+      <w:r>
+        <w:lastRenderedPageBreak/>
         <w:t>5</w:t>
       </w:r>
       <w:r>
@@ -4610,15 +4708,18 @@
           <w:szCs w:val="28"/>
         </w:rPr>
         <w:pict w14:anchorId="660EE678">
-          <v:rect id="_x0000_i1025" style="width:0;height:1.5pt" o:hralign="center" o:hrstd="t" o:hr="t" fillcolor="#a0a0a0" stroked="f"/>
+          <v:rect id="_x0000_i1029" style="width:0;height:1.5pt" o:hralign="center" o:hrstd="t" o:hr="t" fillcolor="#a0a0a0" stroked="f"/>
         </w:pict>
       </w:r>
+      <w:r>
+        <w:br w:type="page"/>
+      </w:r>
     </w:p>
     <w:p>
       <w:pPr>
         <w:pStyle w:val="Heading1"/>
       </w:pPr>
-      <w:bookmarkStart w:id="8" w:name="_Toc221297893"/>
+      <w:bookmarkStart w:id="8" w:name="_Toc226570727"/>
       <w:r>
         <w:lastRenderedPageBreak/>
         <w:t>6</w:t>
@@ -4784,7 +4885,7 @@
       <w:pPr>
         <w:pStyle w:val="Heading2"/>
       </w:pPr>
-      <w:bookmarkStart w:id="9" w:name="_Toc221297894"/>
+      <w:bookmarkStart w:id="9" w:name="_Toc226570728"/>
       <w:r>
         <w:t>6</w:t>
       </w:r>
@@ -4940,7 +5041,7 @@
       <w:pPr>
         <w:pStyle w:val="Heading2"/>
       </w:pPr>
-      <w:bookmarkStart w:id="10" w:name="_Toc221297895"/>
+      <w:bookmarkStart w:id="10" w:name="_Toc226570729"/>
       <w:r>
         <w:t>6</w:t>
       </w:r>
@@ -5103,7 +5204,25 @@
           <w:szCs w:val="28"/>
           <w:lang w:val="en-US"/>
         </w:rPr>
-        <w:t xml:space="preserve"> PIL(Python Imaging Library), a </w:t>
+        <w:t xml:space="preserve"> </w:t>
+      </w:r>
+      <w:proofErr w:type="gramStart"/>
+      <w:r>
+        <w:rPr>
+          <w:sz w:val="28"/>
+          <w:szCs w:val="28"/>
+          <w:lang w:val="en-US"/>
+        </w:rPr>
+        <w:t>PIL(</w:t>
+      </w:r>
+      <w:proofErr w:type="gramEnd"/>
+      <w:r>
+        <w:rPr>
+          <w:sz w:val="28"/>
+          <w:szCs w:val="28"/>
+          <w:lang w:val="en-US"/>
+        </w:rPr>
+        <w:t xml:space="preserve">Python Imaging Library), a </w:t>
       </w:r>
       <w:proofErr w:type="spellStart"/>
       <w:r>
@@ -6862,21 +6981,17 @@
         </w:rPr>
         <w:t>.</w:t>
       </w:r>
-    </w:p>
-    <w:p>
-      <w:pPr>
-        <w:rPr>
-          <w:sz w:val="28"/>
-          <w:szCs w:val="28"/>
-        </w:rPr>
-      </w:pPr>
+      <w:r>
+        <w:br w:type="page"/>
+      </w:r>
     </w:p>
     <w:p>
       <w:pPr>
         <w:pStyle w:val="Heading1"/>
       </w:pPr>
-      <w:bookmarkStart w:id="11" w:name="_Toc221297896"/>
-      <w:r>
+      <w:bookmarkStart w:id="11" w:name="_Toc226570730"/>
+      <w:r>
+        <w:lastRenderedPageBreak/>
         <w:t>7</w:t>
       </w:r>
       <w:r>
@@ -7108,13 +7223,17 @@
           <v:rect id="_x0000_i1026" style="width:0;height:1.5pt" o:hralign="center" o:hrstd="t" o:hr="t" fillcolor="#a0a0a0" stroked="f"/>
         </w:pict>
       </w:r>
+      <w:r>
+        <w:br w:type="page"/>
+      </w:r>
     </w:p>
     <w:p>
       <w:pPr>
         <w:pStyle w:val="Heading1"/>
       </w:pPr>
-      <w:bookmarkStart w:id="12" w:name="_Toc221297897"/>
-      <w:r>
+      <w:bookmarkStart w:id="12" w:name="_Toc226570731"/>
+      <w:r>
+        <w:lastRenderedPageBreak/>
         <w:t>8</w:t>
       </w:r>
       <w:r>
@@ -7153,7 +7272,6 @@
           <w:sz w:val="28"/>
           <w:szCs w:val="28"/>
         </w:rPr>
-        <w:lastRenderedPageBreak/>
         <w:t>Razvijena je ideja projekta i definirane su osnovne funkcionalnosti</w:t>
       </w:r>
       <w:r>
@@ -7761,6 +7879,7 @@
           <w:sz w:val="28"/>
           <w:szCs w:val="28"/>
         </w:rPr>
+        <w:lastRenderedPageBreak/>
         <w:t>Tjedan 11 – detalji</w:t>
       </w:r>
     </w:p>
@@ -7795,45 +7914,160 @@
           <w:sz w:val="28"/>
           <w:szCs w:val="28"/>
         </w:rPr>
+        <w:t>Tjedan 12 – izlaganje</w:t>
+      </w:r>
+    </w:p>
+    <w:p>
+      <w:pPr>
+        <w:rPr>
+          <w:sz w:val="28"/>
+          <w:szCs w:val="28"/>
+        </w:rPr>
+      </w:pPr>
+      <w:r>
+        <w:rPr>
+          <w:sz w:val="28"/>
+          <w:szCs w:val="28"/>
+        </w:rPr>
+        <w:t>Ovaj tjedan smo uvježbavali naše izlaganje. Izlagali smo naš projekt ispred naših mentora koji su nam tada dali povratne informacije.</w:t>
+      </w:r>
+      <w:r>
+        <w:br w:type="page"/>
+      </w:r>
+    </w:p>
+    <w:p>
+      <w:pPr>
+        <w:pStyle w:val="Heading1"/>
+      </w:pPr>
+      <w:bookmarkStart w:id="13" w:name="_Toc226570732"/>
+      <w:r>
         <w:lastRenderedPageBreak/>
-        <w:t>Tjedan 12 – izlaganje</w:t>
-      </w:r>
-    </w:p>
-    <w:p>
-      <w:pPr>
-        <w:rPr>
-          <w:sz w:val="28"/>
-          <w:szCs w:val="28"/>
-        </w:rPr>
-      </w:pPr>
-      <w:r>
-        <w:rPr>
-          <w:sz w:val="28"/>
-          <w:szCs w:val="28"/>
-        </w:rPr>
-        <w:t>Ovaj tjedan smo uvježbavali naše izlaganje. Izlagali smo naš projekt ispred naših mentora koji su nam tada dali povratne informacije.</w:t>
-      </w:r>
-    </w:p>
-    <w:p>
-      <w:pPr>
-        <w:rPr>
-          <w:sz w:val="28"/>
-          <w:szCs w:val="28"/>
-        </w:rPr>
-      </w:pPr>
+        <w:t>9</w:t>
+      </w:r>
+      <w:r>
+        <w:t>. Plan daljnjeg razvoja</w:t>
+      </w:r>
+      <w:bookmarkEnd w:id="13"/>
+    </w:p>
+    <w:p>
+      <w:pPr>
+        <w:rPr>
+          <w:sz w:val="28"/>
+          <w:szCs w:val="28"/>
+        </w:rPr>
+      </w:pPr>
+      <w:r>
+        <w:tab/>
+      </w:r>
+      <w:r>
+        <w:rPr>
+          <w:sz w:val="28"/>
+          <w:szCs w:val="28"/>
+        </w:rPr>
+        <w:t xml:space="preserve">U budućnosti planiramo ovu ekstenziju razvijati i poboljšavati. Cilj nam je ekstenziju prilagoditi </w:t>
+      </w:r>
+      <w:r>
+        <w:rPr>
+          <w:sz w:val="28"/>
+          <w:szCs w:val="28"/>
+        </w:rPr>
+        <w:t xml:space="preserve">za veći broj ljudi. </w:t>
+      </w:r>
+    </w:p>
+    <w:p>
+      <w:pPr>
+        <w:rPr>
+          <w:sz w:val="28"/>
+          <w:szCs w:val="28"/>
+        </w:rPr>
+      </w:pPr>
+      <w:r>
+        <w:rPr>
+          <w:sz w:val="28"/>
+          <w:szCs w:val="28"/>
+        </w:rPr>
+        <w:t>Neke od ideja su nam prilagođavanje za više vrsta daltonizma, napraviti setova postavki koje vi možete mijenjati. Tako bi mogli napraviti više setova i mijenjati između tih setova po onome što odgovara. Također bi dodali način na koji možete podijeliti svoj set sa nekime, naprimjer putem koda kojeg ta osoba može iskoristit kako bi automatski postavila taj set postavki.</w:t>
+      </w:r>
+    </w:p>
+    <w:p>
+      <w:pPr>
+        <w:rPr>
+          <w:sz w:val="28"/>
+          <w:szCs w:val="28"/>
+        </w:rPr>
+      </w:pPr>
+      <w:r>
+        <w:rPr>
+          <w:sz w:val="28"/>
+          <w:szCs w:val="28"/>
+        </w:rPr>
+        <w:t>Također bi pokušali napraviti opciju da se pritiskom gumba</w:t>
+      </w:r>
+      <w:r>
+        <w:rPr>
+          <w:sz w:val="28"/>
+          <w:szCs w:val="28"/>
+        </w:rPr>
+        <w:t>(vi odabirete kojeg) vaš kursor pretvara u povećalo kojim vi možete povećati određenu liniju ili dio koda za lakše čitanje. Ta opcija bi bila usmjerena osobama sa slabovidnošću.</w:t>
+      </w:r>
+    </w:p>
+    <w:p>
+      <w:pPr>
+        <w:rPr>
+          <w:sz w:val="28"/>
+          <w:szCs w:val="28"/>
+        </w:rPr>
+      </w:pPr>
+      <w:r>
+        <w:rPr>
+          <w:sz w:val="28"/>
+          <w:szCs w:val="28"/>
+        </w:rPr>
+        <w:t xml:space="preserve">Također bi htjeli napraviti da možete birati između fontova koje želite upotrijebiti u slučaju da vam je trenutni nejasan. </w:t>
+      </w:r>
+    </w:p>
+    <w:p>
+      <w:pPr>
+        <w:rPr>
+          <w:sz w:val="28"/>
+          <w:szCs w:val="28"/>
+        </w:rPr>
+      </w:pPr>
+    </w:p>
+    <w:p>
+      <w:pPr>
+        <w:rPr>
+          <w:sz w:val="28"/>
+          <w:szCs w:val="28"/>
+        </w:rPr>
+      </w:pPr>
+    </w:p>
+    <w:p>
+      <w:pPr>
+        <w:pStyle w:val="ListParagraph"/>
+        <w:ind w:left="3600"/>
+        <w:rPr>
+          <w:sz w:val="28"/>
+          <w:szCs w:val="28"/>
+        </w:rPr>
+      </w:pPr>
+      <w:r>
+        <w:br w:type="page"/>
+      </w:r>
     </w:p>
     <w:p>
       <w:pPr>
         <w:pStyle w:val="Heading1"/>
       </w:pPr>
-      <w:bookmarkStart w:id="13" w:name="_Toc221297898"/>
-      <w:r>
-        <w:t>9</w:t>
+      <w:bookmarkStart w:id="14" w:name="_Toc226570733"/>
+      <w:r>
+        <w:lastRenderedPageBreak/>
+        <w:t>10</w:t>
       </w:r>
       <w:r>
         <w:t>. Zaključak</w:t>
       </w:r>
-      <w:bookmarkEnd w:id="13"/>
+      <w:bookmarkEnd w:id="14"/>
     </w:p>
     <w:p>
       <w:pPr>
@@ -9355,6 +9589,119 @@
     </w:lvl>
   </w:abstractNum>
   <w:abstractNum w:abstractNumId="9" w15:restartNumberingAfterBreak="0">
+    <w:nsid w:val="64A25974"/>
+    <w:multiLevelType w:val="hybridMultilevel"/>
+    <w:tmpl w:val="E4FAFDAE"/>
+    <w:lvl w:ilvl="0" w:tplc="04090001">
+      <w:start w:val="1"/>
+      <w:numFmt w:val="bullet"/>
+      <w:lvlText w:val=""/>
+      <w:lvlJc w:val="left"/>
+      <w:pPr>
+        <w:ind w:left="4320" w:hanging="360"/>
+      </w:pPr>
+      <w:rPr>
+        <w:rFonts w:ascii="Symbol" w:hAnsi="Symbol" w:hint="default"/>
+      </w:rPr>
+    </w:lvl>
+    <w:lvl w:ilvl="1" w:tplc="04090003" w:tentative="1">
+      <w:start w:val="1"/>
+      <w:numFmt w:val="bullet"/>
+      <w:lvlText w:val="o"/>
+      <w:lvlJc w:val="left"/>
+      <w:pPr>
+        <w:ind w:left="5040" w:hanging="360"/>
+      </w:pPr>
+      <w:rPr>
+        <w:rFonts w:ascii="Courier New" w:hAnsi="Courier New" w:cs="Courier New" w:hint="default"/>
+      </w:rPr>
+    </w:lvl>
+    <w:lvl w:ilvl="2" w:tplc="04090005" w:tentative="1">
+      <w:start w:val="1"/>
+      <w:numFmt w:val="bullet"/>
+      <w:lvlText w:val=""/>
+      <w:lvlJc w:val="left"/>
+      <w:pPr>
+        <w:ind w:left="5760" w:hanging="360"/>
+      </w:pPr>
+      <w:rPr>
+        <w:rFonts w:ascii="Wingdings" w:hAnsi="Wingdings" w:hint="default"/>
+      </w:rPr>
+    </w:lvl>
+    <w:lvl w:ilvl="3" w:tplc="04090001" w:tentative="1">
+      <w:start w:val="1"/>
+      <w:numFmt w:val="bullet"/>
+      <w:lvlText w:val=""/>
+      <w:lvlJc w:val="left"/>
+      <w:pPr>
+        <w:ind w:left="6480" w:hanging="360"/>
+      </w:pPr>
+      <w:rPr>
+        <w:rFonts w:ascii="Symbol" w:hAnsi="Symbol" w:hint="default"/>
+      </w:rPr>
+    </w:lvl>
+    <w:lvl w:ilvl="4" w:tplc="04090003" w:tentative="1">
+      <w:start w:val="1"/>
+      <w:numFmt w:val="bullet"/>
+      <w:lvlText w:val="o"/>
+      <w:lvlJc w:val="left"/>
+      <w:pPr>
+        <w:ind w:left="7200" w:hanging="360"/>
+      </w:pPr>
+      <w:rPr>
+        <w:rFonts w:ascii="Courier New" w:hAnsi="Courier New" w:cs="Courier New" w:hint="default"/>
+      </w:rPr>
+    </w:lvl>
+    <w:lvl w:ilvl="5" w:tplc="04090005" w:tentative="1">
+      <w:start w:val="1"/>
+      <w:numFmt w:val="bullet"/>
+      <w:lvlText w:val=""/>
+      <w:lvlJc w:val="left"/>
+      <w:pPr>
+        <w:ind w:left="7920" w:hanging="360"/>
+      </w:pPr>
+      <w:rPr>
+        <w:rFonts w:ascii="Wingdings" w:hAnsi="Wingdings" w:hint="default"/>
+      </w:rPr>
+    </w:lvl>
+    <w:lvl w:ilvl="6" w:tplc="04090001" w:tentative="1">
+      <w:start w:val="1"/>
+      <w:numFmt w:val="bullet"/>
+      <w:lvlText w:val=""/>
+      <w:lvlJc w:val="left"/>
+      <w:pPr>
+        <w:ind w:left="8640" w:hanging="360"/>
+      </w:pPr>
+      <w:rPr>
+        <w:rFonts w:ascii="Symbol" w:hAnsi="Symbol" w:hint="default"/>
+      </w:rPr>
+    </w:lvl>
+    <w:lvl w:ilvl="7" w:tplc="04090003" w:tentative="1">
+      <w:start w:val="1"/>
+      <w:numFmt w:val="bullet"/>
+      <w:lvlText w:val="o"/>
+      <w:lvlJc w:val="left"/>
+      <w:pPr>
+        <w:ind w:left="9360" w:hanging="360"/>
+      </w:pPr>
+      <w:rPr>
+        <w:rFonts w:ascii="Courier New" w:hAnsi="Courier New" w:cs="Courier New" w:hint="default"/>
+      </w:rPr>
+    </w:lvl>
+    <w:lvl w:ilvl="8" w:tplc="04090005" w:tentative="1">
+      <w:start w:val="1"/>
+      <w:numFmt w:val="bullet"/>
+      <w:lvlText w:val=""/>
+      <w:lvlJc w:val="left"/>
+      <w:pPr>
+        <w:ind w:left="10080" w:hanging="360"/>
+      </w:pPr>
+      <w:rPr>
+        <w:rFonts w:ascii="Wingdings" w:hAnsi="Wingdings" w:hint="default"/>
+      </w:rPr>
+    </w:lvl>
+  </w:abstractNum>
+  <w:abstractNum w:abstractNumId="10" w15:restartNumberingAfterBreak="0">
     <w:nsid w:val="676B46EF"/>
     <w:multiLevelType w:val="multilevel"/>
     <w:tmpl w:val="EF2AD906"/>
@@ -9503,7 +9850,120 @@
       </w:rPr>
     </w:lvl>
   </w:abstractNum>
-  <w:abstractNum w:abstractNumId="10" w15:restartNumberingAfterBreak="0">
+  <w:abstractNum w:abstractNumId="11" w15:restartNumberingAfterBreak="0">
+    <w:nsid w:val="72E21137"/>
+    <w:multiLevelType w:val="hybridMultilevel"/>
+    <w:tmpl w:val="43F69DC8"/>
+    <w:lvl w:ilvl="0" w:tplc="04090001">
+      <w:start w:val="1"/>
+      <w:numFmt w:val="bullet"/>
+      <w:lvlText w:val=""/>
+      <w:lvlJc w:val="left"/>
+      <w:pPr>
+        <w:ind w:left="3600" w:hanging="360"/>
+      </w:pPr>
+      <w:rPr>
+        <w:rFonts w:ascii="Symbol" w:hAnsi="Symbol" w:hint="default"/>
+      </w:rPr>
+    </w:lvl>
+    <w:lvl w:ilvl="1" w:tplc="04090003" w:tentative="1">
+      <w:start w:val="1"/>
+      <w:numFmt w:val="bullet"/>
+      <w:lvlText w:val="o"/>
+      <w:lvlJc w:val="left"/>
+      <w:pPr>
+        <w:ind w:left="4320" w:hanging="360"/>
+      </w:pPr>
+      <w:rPr>
+        <w:rFonts w:ascii="Courier New" w:hAnsi="Courier New" w:cs="Courier New" w:hint="default"/>
+      </w:rPr>
+    </w:lvl>
+    <w:lvl w:ilvl="2" w:tplc="04090005" w:tentative="1">
+      <w:start w:val="1"/>
+      <w:numFmt w:val="bullet"/>
+      <w:lvlText w:val=""/>
+      <w:lvlJc w:val="left"/>
+      <w:pPr>
+        <w:ind w:left="5040" w:hanging="360"/>
+      </w:pPr>
+      <w:rPr>
+        <w:rFonts w:ascii="Wingdings" w:hAnsi="Wingdings" w:hint="default"/>
+      </w:rPr>
+    </w:lvl>
+    <w:lvl w:ilvl="3" w:tplc="04090001" w:tentative="1">
+      <w:start w:val="1"/>
+      <w:numFmt w:val="bullet"/>
+      <w:lvlText w:val=""/>
+      <w:lvlJc w:val="left"/>
+      <w:pPr>
+        <w:ind w:left="5760" w:hanging="360"/>
+      </w:pPr>
+      <w:rPr>
+        <w:rFonts w:ascii="Symbol" w:hAnsi="Symbol" w:hint="default"/>
+      </w:rPr>
+    </w:lvl>
+    <w:lvl w:ilvl="4" w:tplc="04090003" w:tentative="1">
+      <w:start w:val="1"/>
+      <w:numFmt w:val="bullet"/>
+      <w:lvlText w:val="o"/>
+      <w:lvlJc w:val="left"/>
+      <w:pPr>
+        <w:ind w:left="6480" w:hanging="360"/>
+      </w:pPr>
+      <w:rPr>
+        <w:rFonts w:ascii="Courier New" w:hAnsi="Courier New" w:cs="Courier New" w:hint="default"/>
+      </w:rPr>
+    </w:lvl>
+    <w:lvl w:ilvl="5" w:tplc="04090005" w:tentative="1">
+      <w:start w:val="1"/>
+      <w:numFmt w:val="bullet"/>
+      <w:lvlText w:val=""/>
+      <w:lvlJc w:val="left"/>
+      <w:pPr>
+        <w:ind w:left="7200" w:hanging="360"/>
+      </w:pPr>
+      <w:rPr>
+        <w:rFonts w:ascii="Wingdings" w:hAnsi="Wingdings" w:hint="default"/>
+      </w:rPr>
+    </w:lvl>
+    <w:lvl w:ilvl="6" w:tplc="04090001" w:tentative="1">
+      <w:start w:val="1"/>
+      <w:numFmt w:val="bullet"/>
+      <w:lvlText w:val=""/>
+      <w:lvlJc w:val="left"/>
+      <w:pPr>
+        <w:ind w:left="7920" w:hanging="360"/>
+      </w:pPr>
+      <w:rPr>
+        <w:rFonts w:ascii="Symbol" w:hAnsi="Symbol" w:hint="default"/>
+      </w:rPr>
+    </w:lvl>
+    <w:lvl w:ilvl="7" w:tplc="04090003" w:tentative="1">
+      <w:start w:val="1"/>
+      <w:numFmt w:val="bullet"/>
+      <w:lvlText w:val="o"/>
+      <w:lvlJc w:val="left"/>
+      <w:pPr>
+        <w:ind w:left="8640" w:hanging="360"/>
+      </w:pPr>
+      <w:rPr>
+        <w:rFonts w:ascii="Courier New" w:hAnsi="Courier New" w:cs="Courier New" w:hint="default"/>
+      </w:rPr>
+    </w:lvl>
+    <w:lvl w:ilvl="8" w:tplc="04090005" w:tentative="1">
+      <w:start w:val="1"/>
+      <w:numFmt w:val="bullet"/>
+      <w:lvlText w:val=""/>
+      <w:lvlJc w:val="left"/>
+      <w:pPr>
+        <w:ind w:left="9360" w:hanging="360"/>
+      </w:pPr>
+      <w:rPr>
+        <w:rFonts w:ascii="Wingdings" w:hAnsi="Wingdings" w:hint="default"/>
+      </w:rPr>
+    </w:lvl>
+  </w:abstractNum>
+  <w:abstractNum w:abstractNumId="12" w15:restartNumberingAfterBreak="0">
     <w:nsid w:val="7800610E"/>
     <w:multiLevelType w:val="multilevel"/>
     <w:tmpl w:val="4CB8BED4"/>
@@ -9652,7 +10112,7 @@
       </w:rPr>
     </w:lvl>
   </w:abstractNum>
-  <w:abstractNum w:abstractNumId="11" w15:restartNumberingAfterBreak="0">
+  <w:abstractNum w:abstractNumId="13" w15:restartNumberingAfterBreak="0">
     <w:nsid w:val="7BD023C4"/>
     <w:multiLevelType w:val="multilevel"/>
     <w:tmpl w:val="B122F840"/>
@@ -9805,7 +10265,7 @@
     <w:abstractNumId w:val="4"/>
   </w:num>
   <w:num w:numId="2" w16cid:durableId="913317384">
-    <w:abstractNumId w:val="10"/>
+    <w:abstractNumId w:val="12"/>
   </w:num>
   <w:num w:numId="3" w16cid:durableId="1049959806">
     <w:abstractNumId w:val="0"/>
@@ -9823,10 +10283,10 @@
     <w:abstractNumId w:val="6"/>
   </w:num>
   <w:num w:numId="8" w16cid:durableId="879826491">
-    <w:abstractNumId w:val="9"/>
+    <w:abstractNumId w:val="10"/>
   </w:num>
   <w:num w:numId="9" w16cid:durableId="811556398">
-    <w:abstractNumId w:val="11"/>
+    <w:abstractNumId w:val="13"/>
   </w:num>
   <w:num w:numId="10" w16cid:durableId="1447234121">
     <w:abstractNumId w:val="8"/>
@@ -9836,6 +10296,12 @@
   </w:num>
   <w:num w:numId="12" w16cid:durableId="1345864106">
     <w:abstractNumId w:val="7"/>
+  </w:num>
+  <w:num w:numId="13" w16cid:durableId="1410233027">
+    <w:abstractNumId w:val="9"/>
+  </w:num>
+  <w:num w:numId="14" w16cid:durableId="1000810077">
+    <w:abstractNumId w:val="11"/>
   </w:num>
 </w:numbering>
 </file>
@@ -11065,7 +11531,9 @@
   <w:rsids>
     <w:rsidRoot w:val="00F47D2D"/>
     <w:rsid w:val="003473D7"/>
+    <w:rsid w:val="003A0CC1"/>
     <w:rsid w:val="003C6DEF"/>
+    <w:rsid w:val="003F0C30"/>
     <w:rsid w:val="004B49B9"/>
     <w:rsid w:val="0064196C"/>
     <w:rsid w:val="00672845"/>

--- a/docs/vsca11y_Dokumentacija.docx
+++ b/docs/vsca11y_Dokumentacija.docx
@@ -4708,7 +4708,7 @@
           <w:szCs w:val="28"/>
         </w:rPr>
         <w:pict w14:anchorId="660EE678">
-          <v:rect id="_x0000_i1029" style="width:0;height:1.5pt" o:hralign="center" o:hrstd="t" o:hr="t" fillcolor="#a0a0a0" stroked="f"/>
+          <v:rect id="_x0000_i1025" style="width:0;height:1.5pt" o:hralign="center" o:hrstd="t" o:hr="t" fillcolor="#a0a0a0" stroked="f"/>
         </w:pict>
       </w:r>
       <w:r>
@@ -7986,22 +7986,99 @@
           <w:sz w:val="28"/>
           <w:szCs w:val="28"/>
         </w:rPr>
-        <w:t>Neke od ideja su nam prilagođavanje za više vrsta daltonizma, napraviti setova postavki koje vi možete mijenjati. Tako bi mogli napraviti više setova i mijenjati između tih setova po onome što odgovara. Također bi dodali način na koji možete podijeliti svoj set sa nekime, naprimjer putem koda kojeg ta osoba može iskoristit kako bi automatski postavila taj set postavki.</w:t>
-      </w:r>
-    </w:p>
-    <w:p>
-      <w:pPr>
-        <w:rPr>
-          <w:sz w:val="28"/>
-          <w:szCs w:val="28"/>
-        </w:rPr>
-      </w:pPr>
-      <w:r>
-        <w:rPr>
-          <w:sz w:val="28"/>
-          <w:szCs w:val="28"/>
-        </w:rPr>
-        <w:t>Također bi pokušali napraviti opciju da se pritiskom gumba</w:t>
+        <w:t>Neke od ideja su nam prilagođavanje za više vrsta daltonizma</w:t>
+      </w:r>
+      <w:r>
+        <w:rPr>
+          <w:sz w:val="28"/>
+          <w:szCs w:val="28"/>
+        </w:rPr>
+        <w:t xml:space="preserve"> i</w:t>
+      </w:r>
+      <w:r>
+        <w:rPr>
+          <w:sz w:val="28"/>
+          <w:szCs w:val="28"/>
+        </w:rPr>
+        <w:t xml:space="preserve"> napraviti setov</w:t>
+      </w:r>
+      <w:r>
+        <w:rPr>
+          <w:sz w:val="28"/>
+          <w:szCs w:val="28"/>
+        </w:rPr>
+        <w:t>e</w:t>
+      </w:r>
+      <w:r>
+        <w:rPr>
+          <w:sz w:val="28"/>
+          <w:szCs w:val="28"/>
+        </w:rPr>
+        <w:t xml:space="preserve"> postavki koje vi možete mijenjati. Tako bi mogli napraviti više setova i mijenjati između tih setova po onome što odgovara</w:t>
+      </w:r>
+      <w:r>
+        <w:rPr>
+          <w:sz w:val="28"/>
+          <w:szCs w:val="28"/>
+        </w:rPr>
+        <w:t xml:space="preserve"> trenutku</w:t>
+      </w:r>
+      <w:r>
+        <w:rPr>
+          <w:sz w:val="28"/>
+          <w:szCs w:val="28"/>
+        </w:rPr>
+        <w:t>. Također bi dodali način na koji možete podijeliti svoj set sa nekime, naprimjer putem koda kojeg ta osoba može iskoristit</w:t>
+      </w:r>
+      <w:r>
+        <w:rPr>
+          <w:sz w:val="28"/>
+          <w:szCs w:val="28"/>
+        </w:rPr>
+        <w:t>i</w:t>
+      </w:r>
+      <w:r>
+        <w:rPr>
+          <w:sz w:val="28"/>
+          <w:szCs w:val="28"/>
+        </w:rPr>
+        <w:t xml:space="preserve"> kako bi automatski postavila taj set postavki.</w:t>
+      </w:r>
+    </w:p>
+    <w:p>
+      <w:pPr>
+        <w:rPr>
+          <w:sz w:val="28"/>
+          <w:szCs w:val="28"/>
+        </w:rPr>
+      </w:pPr>
+      <w:r>
+        <w:rPr>
+          <w:sz w:val="28"/>
+          <w:szCs w:val="28"/>
+        </w:rPr>
+        <w:t>Također bi</w:t>
+      </w:r>
+      <w:r>
+        <w:rPr>
+          <w:sz w:val="28"/>
+          <w:szCs w:val="28"/>
+        </w:rPr>
+        <w:t>smo</w:t>
+      </w:r>
+      <w:r>
+        <w:rPr>
+          <w:sz w:val="28"/>
+          <w:szCs w:val="28"/>
+        </w:rPr>
+        <w:t xml:space="preserve"> pokušali napraviti opciju da se pritiskom gumba</w:t>
+      </w:r>
+      <w:r>
+        <w:rPr>
+          <w:sz w:val="28"/>
+          <w:szCs w:val="28"/>
+        </w:rPr>
+        <w:t xml:space="preserve"> </w:t>
       </w:r>
       <w:r>
         <w:rPr>
@@ -8023,7 +8100,36 @@
           <w:sz w:val="28"/>
           <w:szCs w:val="28"/>
         </w:rPr>
-        <w:t xml:space="preserve">Također bi htjeli napraviti da možete birati između fontova koje želite upotrijebiti u slučaju da vam je trenutni nejasan. </w:t>
+        <w:t>Također bi</w:t>
+      </w:r>
+      <w:r>
+        <w:rPr>
+          <w:sz w:val="28"/>
+          <w:szCs w:val="28"/>
+        </w:rPr>
+        <w:t>smo</w:t>
+      </w:r>
+      <w:r>
+        <w:rPr>
+          <w:sz w:val="28"/>
+          <w:szCs w:val="28"/>
+        </w:rPr>
+        <w:t xml:space="preserve"> htjeli napraviti da možete birati između fontova koje želite upotrijebiti u slučaju da vam je trenutni nejasan. </w:t>
+      </w:r>
+    </w:p>
+    <w:p>
+      <w:pPr>
+        <w:rPr>
+          <w:sz w:val="28"/>
+          <w:szCs w:val="28"/>
+        </w:rPr>
+      </w:pPr>
+      <w:r>
+        <w:rPr>
+          <w:sz w:val="28"/>
+          <w:szCs w:val="28"/>
+        </w:rPr>
+        <w:t>Našu ekstenziju bismo htjeli podijeliti s većim brojem ljudi kako bi im ona potencijalno pomogla pri njihovom službenom poslu. Jedna od tih osoba koja ekstenziju već koristi na poslu je i naš mentor.</w:t>
       </w:r>
     </w:p>
     <w:p>
@@ -11535,8 +11641,10 @@
     <w:rsid w:val="003C6DEF"/>
     <w:rsid w:val="003F0C30"/>
     <w:rsid w:val="004B49B9"/>
+    <w:rsid w:val="005B6B80"/>
     <w:rsid w:val="0064196C"/>
     <w:rsid w:val="00672845"/>
+    <w:rsid w:val="007F4A2B"/>
     <w:rsid w:val="00806B27"/>
     <w:rsid w:val="0097666F"/>
     <w:rsid w:val="00A02D78"/>
